--- a/Volume 1/Chapter 03 - File Handling/SPA_Vol1_Ch3_Lesson3_17_Configuration_Files.docx
+++ b/Volume 1/Chapter 03 - File Handling/SPA_Vol1_Ch3_Lesson3_17_Configuration_Files.docx
@@ -925,20 +925,309 @@
         <w:keepNext/>
       </w:pPr>
       <w:r>
-        <w:t>Save each source and supporting file from this lesson into the matching path in the project layout. As in Chapter 1, notepad .\c\basic_config_file.c creates and opens one: choose Yes, type the file, save it with Ctrl+S, and close Notepad. Then install the TypeScript compiler for this project.</w:t>
-      </w:r>
-    </w:p>
-    <w:p>
-      <w:pPr>
-        <w:keepNext/>
-      </w:pPr>
-    </w:p>
-    <w:p>
-      <w:pPr>
-        <w:pStyle w:val="CommandBlock"/>
-      </w:pPr>
-      <w:r>
-        <w:t>npm --prefix .\typescript install --ignore-scripts --no-audit --no-fund</w:t>
+        <w:t>Next, let the tools create each project's settings file, as in Chapter 1. Remember, -o names the project folder: dotnet new console -o makes a C# project there, with a .csproj file and a starter Program.cs, which you replace with this lesson's code in the C# section. Remember, go.mod makes the folder a module: go mod init writes it, and its go line shows the Go version you have installed.</w:t>
+      </w:r>
+    </w:p>
+    <w:p>
+      <w:pPr>
+        <w:keepNext/>
+      </w:pPr>
+    </w:p>
+    <w:p>
+      <w:pPr>
+        <w:pStyle w:val="CommandBlock"/>
+        <w:keepNext/>
+      </w:pPr>
+      <w:r>
+        <w:t>dotnet new console -o .\csharp\BasicConfigFile</w:t>
+      </w:r>
+    </w:p>
+    <w:p>
+      <w:pPr>
+        <w:pStyle w:val="CommandBlock"/>
+        <w:keepNext/>
+      </w:pPr>
+      <w:r>
+        <w:t>dotnet new console -o .\csharp\ConfigFile</w:t>
+      </w:r>
+    </w:p>
+    <w:p>
+      <w:pPr>
+        <w:pStyle w:val="CommandBlock"/>
+      </w:pPr>
+      <w:r>
+        <w:t>go -C .\go mod init example.com/configfile</w:t>
+      </w:r>
+    </w:p>
+    <w:p>
+      <w:pPr>
+        <w:keepNext/>
+      </w:pPr>
+    </w:p>
+    <w:p>
+      <w:pPr>
+        <w:keepNext/>
+      </w:pPr>
+      <w:r>
+        <w:t>Then make the TypeScript project's package.json and install its compiler. Remember, npm init -y, npm pkg, then npm install: Push-Location moves into .\typescript first, because npm init ignores --prefix, and Pop-Location moves back to lesson-3.17.</w:t>
+      </w:r>
+    </w:p>
+    <w:p>
+      <w:pPr>
+        <w:keepNext/>
+      </w:pPr>
+    </w:p>
+    <w:p>
+      <w:pPr>
+        <w:pStyle w:val="CommandBlock"/>
+        <w:keepNext/>
+      </w:pPr>
+      <w:r>
+        <w:t>Push-Location .\typescript</w:t>
+      </w:r>
+    </w:p>
+    <w:p>
+      <w:pPr>
+        <w:pStyle w:val="CommandBlock"/>
+        <w:keepNext/>
+      </w:pPr>
+      <w:r>
+        <w:t>npm init -y</w:t>
+      </w:r>
+    </w:p>
+    <w:p>
+      <w:pPr>
+        <w:pStyle w:val="CommandBlock"/>
+        <w:keepNext/>
+      </w:pPr>
+      <w:r>
+        <w:t>npm pkg set name=config-file-typescript type=module</w:t>
+      </w:r>
+    </w:p>
+    <w:p>
+      <w:pPr>
+        <w:pStyle w:val="CommandBlock"/>
+        <w:keepNext/>
+      </w:pPr>
+      <w:r>
+        <w:t>npm pkg set private=true --json</w:t>
+      </w:r>
+    </w:p>
+    <w:p>
+      <w:pPr>
+        <w:pStyle w:val="CommandBlock"/>
+        <w:keepNext/>
+      </w:pPr>
+      <w:r>
+        <w:t>npm pkg set "scripts.check=tsc --noEmit" "scripts.build=tsc --noEmitOnError"</w:t>
+      </w:r>
+    </w:p>
+    <w:p>
+      <w:pPr>
+        <w:pStyle w:val="CommandBlock"/>
+        <w:keepNext/>
+      </w:pPr>
+      <w:r>
+        <w:t>npm pkg delete version description main keywords author license scripts.test</w:t>
+      </w:r>
+    </w:p>
+    <w:p>
+      <w:pPr>
+        <w:pStyle w:val="CommandBlock"/>
+        <w:keepNext/>
+      </w:pPr>
+      <w:r>
+        <w:t>npm install --save-dev --save-exact typescript@7.0.2 @types/node@24.13.5 `</w:t>
+      </w:r>
+    </w:p>
+    <w:p>
+      <w:pPr>
+        <w:pStyle w:val="CommandBlock"/>
+        <w:keepNext/>
+      </w:pPr>
+      <w:r>
+        <w:t xml:space="preserve">    --ignore-scripts --no-audit --no-fund</w:t>
+      </w:r>
+    </w:p>
+    <w:p>
+      <w:pPr>
+        <w:pStyle w:val="CommandBlock"/>
+      </w:pPr>
+      <w:r>
+        <w:t>Pop-Location</w:t>
+      </w:r>
+    </w:p>
+    <w:p>
+      <w:pPr>
+        <w:keepNext/>
+      </w:pPr>
+    </w:p>
+    <w:p>
+      <w:r>
+        <w:t>Then type the TypeScript compiler settings. As in Chapter 1, notepad .\typescript\tsconfig.json creates and opens the file: choose Yes, type the file, save it with Ctrl+S, and close Notepad.</w:t>
+      </w:r>
+    </w:p>
+    <w:p>
+      <w:pPr>
+        <w:keepNext/>
+      </w:pPr>
+    </w:p>
+    <w:p>
+      <w:pPr>
+        <w:pStyle w:val="Heading3"/>
+      </w:pPr>
+      <w:r>
+        <w:t>typescript/tsconfig.json</w:t>
+      </w:r>
+    </w:p>
+    <w:p>
+      <w:pPr>
+        <w:pStyle w:val="SourceCode"/>
+        <w:keepNext/>
+      </w:pPr>
+      <w:r>
+        <w:t>{</w:t>
+      </w:r>
+    </w:p>
+    <w:p>
+      <w:pPr>
+        <w:pStyle w:val="SourceCode"/>
+        <w:keepNext/>
+      </w:pPr>
+      <w:r>
+        <w:t xml:space="preserve">  "compilerOptions": {</w:t>
+      </w:r>
+    </w:p>
+    <w:p>
+      <w:pPr>
+        <w:pStyle w:val="SourceCode"/>
+      </w:pPr>
+      <w:r>
+        <w:t xml:space="preserve">    "target": "ES2022",</w:t>
+      </w:r>
+    </w:p>
+    <w:p>
+      <w:pPr>
+        <w:pStyle w:val="SourceCode"/>
+      </w:pPr>
+      <w:r>
+        <w:t xml:space="preserve">    "module": "NodeNext",</w:t>
+      </w:r>
+    </w:p>
+    <w:p>
+      <w:pPr>
+        <w:pStyle w:val="SourceCode"/>
+      </w:pPr>
+      <w:r>
+        <w:t xml:space="preserve">    "moduleResolution": "NodeNext",</w:t>
+      </w:r>
+    </w:p>
+    <w:p>
+      <w:pPr>
+        <w:pStyle w:val="SourceCode"/>
+      </w:pPr>
+      <w:r>
+        <w:t xml:space="preserve">    "rootDir": "src",</w:t>
+      </w:r>
+    </w:p>
+    <w:p>
+      <w:pPr>
+        <w:pStyle w:val="SourceCode"/>
+      </w:pPr>
+      <w:r>
+        <w:t xml:space="preserve">    "outDir": "dist",</w:t>
+      </w:r>
+    </w:p>
+    <w:p>
+      <w:pPr>
+        <w:pStyle w:val="SourceCode"/>
+      </w:pPr>
+      <w:r>
+        <w:t xml:space="preserve">    "strict": true,</w:t>
+      </w:r>
+    </w:p>
+    <w:p>
+      <w:pPr>
+        <w:pStyle w:val="SourceCode"/>
+      </w:pPr>
+      <w:r>
+        <w:t xml:space="preserve">    "types": [</w:t>
+      </w:r>
+    </w:p>
+    <w:p>
+      <w:pPr>
+        <w:pStyle w:val="SourceCode"/>
+      </w:pPr>
+      <w:r>
+        <w:t xml:space="preserve">      "node"</w:t>
+      </w:r>
+    </w:p>
+    <w:p>
+      <w:pPr>
+        <w:pStyle w:val="SourceCode"/>
+      </w:pPr>
+      <w:r>
+        <w:t xml:space="preserve">    ],</w:t>
+      </w:r>
+    </w:p>
+    <w:p>
+      <w:pPr>
+        <w:pStyle w:val="SourceCode"/>
+      </w:pPr>
+      <w:r>
+        <w:t xml:space="preserve">    "moduleDetection": "force"</w:t>
+      </w:r>
+    </w:p>
+    <w:p>
+      <w:pPr>
+        <w:pStyle w:val="SourceCode"/>
+      </w:pPr>
+      <w:r>
+        <w:t xml:space="preserve">  },</w:t>
+      </w:r>
+    </w:p>
+    <w:p>
+      <w:pPr>
+        <w:pStyle w:val="SourceCode"/>
+      </w:pPr>
+      <w:r>
+        <w:t xml:space="preserve">  "include": [</w:t>
+      </w:r>
+    </w:p>
+    <w:p>
+      <w:pPr>
+        <w:pStyle w:val="SourceCode"/>
+        <w:keepNext/>
+      </w:pPr>
+      <w:r>
+        <w:t xml:space="preserve">    "src/**/*.ts"</w:t>
+      </w:r>
+    </w:p>
+    <w:p>
+      <w:pPr>
+        <w:pStyle w:val="SourceCode"/>
+        <w:keepNext/>
+      </w:pPr>
+      <w:r>
+        <w:t xml:space="preserve">  ]</w:t>
+      </w:r>
+    </w:p>
+    <w:p>
+      <w:pPr>
+        <w:pStyle w:val="SourceCode"/>
+      </w:pPr>
+      <w:r>
+        <w:t>}</w:t>
+      </w:r>
+    </w:p>
+    <w:p>
+      <w:pPr>
+        <w:keepNext/>
+      </w:pPr>
+    </w:p>
+    <w:p>
+      <w:r>
+        <w:t>You save each source file in its language's section below, as each is shown, the same way.</w:t>
       </w:r>
     </w:p>
     <w:p>
@@ -1008,20 +1297,129 @@
         <w:keepNext/>
       </w:pPr>
       <w:r>
-        <w:t>Save each source and supporting file from this lesson into the matching path in the project layout. As in Chapter 1, nano ./c/basic_config_file.c creates and opens one: type the file, then save and close it with Ctrl+O, Enter, then Ctrl+X. Then install the TypeScript compiler for this project.</w:t>
-      </w:r>
-    </w:p>
-    <w:p>
-      <w:pPr>
-        <w:keepNext/>
-      </w:pPr>
-    </w:p>
-    <w:p>
-      <w:pPr>
-        <w:pStyle w:val="CommandBlock"/>
-      </w:pPr>
-      <w:r>
-        <w:t>npm --prefix ./typescript install --ignore-scripts --no-audit --no-fund</w:t>
+        <w:t>Then create the C#, Go, and TypeScript project files with the same commands as on Windows; cd moves into ./typescript for the npm lines, and cd .. moves back.</w:t>
+      </w:r>
+    </w:p>
+    <w:p>
+      <w:pPr>
+        <w:keepNext/>
+      </w:pPr>
+    </w:p>
+    <w:p>
+      <w:pPr>
+        <w:pStyle w:val="CommandBlock"/>
+        <w:keepNext/>
+      </w:pPr>
+      <w:r>
+        <w:t>dotnet new console -o ./csharp/BasicConfigFile</w:t>
+      </w:r>
+    </w:p>
+    <w:p>
+      <w:pPr>
+        <w:pStyle w:val="CommandBlock"/>
+        <w:keepNext/>
+      </w:pPr>
+      <w:r>
+        <w:t>dotnet new console -o ./csharp/ConfigFile</w:t>
+      </w:r>
+    </w:p>
+    <w:p>
+      <w:pPr>
+        <w:pStyle w:val="CommandBlock"/>
+        <w:keepNext/>
+      </w:pPr>
+      <w:r>
+        <w:t>go -C ./go mod init example.com/configfile</w:t>
+      </w:r>
+    </w:p>
+    <w:p>
+      <w:pPr>
+        <w:pStyle w:val="CommandBlock"/>
+        <w:keepNext/>
+      </w:pPr>
+      <w:r>
+        <w:t>cd ./typescript</w:t>
+      </w:r>
+    </w:p>
+    <w:p>
+      <w:pPr>
+        <w:pStyle w:val="CommandBlock"/>
+        <w:keepNext/>
+      </w:pPr>
+      <w:r>
+        <w:t>npm init -y</w:t>
+      </w:r>
+    </w:p>
+    <w:p>
+      <w:pPr>
+        <w:pStyle w:val="CommandBlock"/>
+        <w:keepNext/>
+      </w:pPr>
+      <w:r>
+        <w:t>npm pkg set name=config-file-typescript type=module</w:t>
+      </w:r>
+    </w:p>
+    <w:p>
+      <w:pPr>
+        <w:pStyle w:val="CommandBlock"/>
+        <w:keepNext/>
+      </w:pPr>
+      <w:r>
+        <w:t>npm pkg set private=true --json</w:t>
+      </w:r>
+    </w:p>
+    <w:p>
+      <w:pPr>
+        <w:pStyle w:val="CommandBlock"/>
+        <w:keepNext/>
+      </w:pPr>
+      <w:r>
+        <w:t>npm pkg set "scripts.check=tsc --noEmit" "scripts.build=tsc --noEmitOnError"</w:t>
+      </w:r>
+    </w:p>
+    <w:p>
+      <w:pPr>
+        <w:pStyle w:val="CommandBlock"/>
+        <w:keepNext/>
+      </w:pPr>
+      <w:r>
+        <w:t>npm pkg delete version description main keywords author license scripts.test</w:t>
+      </w:r>
+    </w:p>
+    <w:p>
+      <w:pPr>
+        <w:pStyle w:val="CommandBlock"/>
+        <w:keepNext/>
+      </w:pPr>
+      <w:r>
+        <w:t>npm install --save-dev --save-exact typescript@7.0.2 @types/node@24.13.5 \</w:t>
+      </w:r>
+    </w:p>
+    <w:p>
+      <w:pPr>
+        <w:pStyle w:val="CommandBlock"/>
+        <w:keepNext/>
+      </w:pPr>
+      <w:r>
+        <w:t xml:space="preserve">    --ignore-scripts --no-audit --no-fund</w:t>
+      </w:r>
+    </w:p>
+    <w:p>
+      <w:pPr>
+        <w:pStyle w:val="CommandBlock"/>
+      </w:pPr>
+      <w:r>
+        <w:t>cd ..</w:t>
+      </w:r>
+    </w:p>
+    <w:p>
+      <w:pPr>
+        <w:keepNext/>
+      </w:pPr>
+    </w:p>
+    <w:p>
+      <w:r>
+        <w:t>Type typescript/tsconfig.json exactly as shown in the Windows setup. You save each source file in its language's section below, as each is shown. As in Chapter 1, nano ./c/basic_config_file.c creates and opens one: type the file, then save and close it with Ctrl+O, Enter, then Ctrl+X.</w:t>
       </w:r>
     </w:p>
     <w:p>
@@ -18515,7 +18913,7 @@
     </w:p>
     <w:p>
       <w:r>
-        <w:t>These files follow the same pattern as Lesson 3.15: only the project names change, and go.mod names this lesson's Go module, example.com/configfile. No project needs a package: C# and Go use their built-in JSON support, and TypeScript needs only its compiler.</w:t>
+        <w:t>These are the files the setup commands wrote, shown here so you can check yours. Your go line shows your own Go version, and the blank lines and the order of the package.json fields may differ.</w:t>
       </w:r>
     </w:p>
     <w:p>
@@ -18853,164 +19251,6 @@
       </w:pPr>
       <w:r>
         <w:t xml:space="preserve">  }</w:t>
-      </w:r>
-    </w:p>
-    <w:p>
-      <w:pPr>
-        <w:pStyle w:val="SourceCode"/>
-      </w:pPr>
-      <w:r>
-        <w:t>}</w:t>
-      </w:r>
-    </w:p>
-    <w:p>
-      <w:pPr>
-        <w:keepNext/>
-      </w:pPr>
-    </w:p>
-    <w:p>
-      <w:pPr>
-        <w:keepNext/>
-      </w:pPr>
-    </w:p>
-    <w:p>
-      <w:pPr>
-        <w:pStyle w:val="Heading2"/>
-      </w:pPr>
-      <w:r>
-        <w:t>typescript/tsconfig.json</w:t>
-      </w:r>
-    </w:p>
-    <w:p>
-      <w:pPr>
-        <w:pStyle w:val="SourceCode"/>
-        <w:keepNext/>
-      </w:pPr>
-      <w:r>
-        <w:t>{</w:t>
-      </w:r>
-    </w:p>
-    <w:p>
-      <w:pPr>
-        <w:pStyle w:val="SourceCode"/>
-        <w:keepNext/>
-      </w:pPr>
-      <w:r>
-        <w:t xml:space="preserve">  "compilerOptions": {</w:t>
-      </w:r>
-    </w:p>
-    <w:p>
-      <w:pPr>
-        <w:pStyle w:val="SourceCode"/>
-      </w:pPr>
-      <w:r>
-        <w:t xml:space="preserve">    "target": "ES2022",</w:t>
-      </w:r>
-    </w:p>
-    <w:p>
-      <w:pPr>
-        <w:pStyle w:val="SourceCode"/>
-      </w:pPr>
-      <w:r>
-        <w:t xml:space="preserve">    "module": "NodeNext",</w:t>
-      </w:r>
-    </w:p>
-    <w:p>
-      <w:pPr>
-        <w:pStyle w:val="SourceCode"/>
-      </w:pPr>
-      <w:r>
-        <w:t xml:space="preserve">    "moduleResolution": "NodeNext",</w:t>
-      </w:r>
-    </w:p>
-    <w:p>
-      <w:pPr>
-        <w:pStyle w:val="SourceCode"/>
-      </w:pPr>
-      <w:r>
-        <w:t xml:space="preserve">    "rootDir": "src",</w:t>
-      </w:r>
-    </w:p>
-    <w:p>
-      <w:pPr>
-        <w:pStyle w:val="SourceCode"/>
-      </w:pPr>
-      <w:r>
-        <w:t xml:space="preserve">    "outDir": "dist",</w:t>
-      </w:r>
-    </w:p>
-    <w:p>
-      <w:pPr>
-        <w:pStyle w:val="SourceCode"/>
-      </w:pPr>
-      <w:r>
-        <w:t xml:space="preserve">    "strict": true,</w:t>
-      </w:r>
-    </w:p>
-    <w:p>
-      <w:pPr>
-        <w:pStyle w:val="SourceCode"/>
-      </w:pPr>
-      <w:r>
-        <w:t xml:space="preserve">    "types": [</w:t>
-      </w:r>
-    </w:p>
-    <w:p>
-      <w:pPr>
-        <w:pStyle w:val="SourceCode"/>
-      </w:pPr>
-      <w:r>
-        <w:t xml:space="preserve">      "node"</w:t>
-      </w:r>
-    </w:p>
-    <w:p>
-      <w:pPr>
-        <w:pStyle w:val="SourceCode"/>
-      </w:pPr>
-      <w:r>
-        <w:t xml:space="preserve">    ],</w:t>
-      </w:r>
-    </w:p>
-    <w:p>
-      <w:pPr>
-        <w:pStyle w:val="SourceCode"/>
-      </w:pPr>
-      <w:r>
-        <w:t xml:space="preserve">    "moduleDetection": "force"</w:t>
-      </w:r>
-    </w:p>
-    <w:p>
-      <w:pPr>
-        <w:pStyle w:val="SourceCode"/>
-      </w:pPr>
-      <w:r>
-        <w:t xml:space="preserve">  },</w:t>
-      </w:r>
-    </w:p>
-    <w:p>
-      <w:pPr>
-        <w:pStyle w:val="SourceCode"/>
-      </w:pPr>
-      <w:r>
-        <w:t xml:space="preserve">  "include": [</w:t>
-      </w:r>
-    </w:p>
-    <w:p>
-      <w:pPr>
-        <w:pStyle w:val="SourceCode"/>
-        <w:keepNext/>
-      </w:pPr>
-      <w:r>
-        <w:t xml:space="preserve">    "src/**/*.ts"</w:t>
-      </w:r>
-    </w:p>
-    <w:p>
-      <w:pPr>
-        <w:pStyle w:val="SourceCode"/>
-        <w:keepNext/>
-      </w:pPr>
-      <w:r>
-        <w:t xml:space="preserve">  ]</w:t>
       </w:r>
     </w:p>
     <w:p>
@@ -20216,31 +20456,31 @@
       </w:rPr>
     </w:lvl>
   </w:abstractNum>
-  <w:num w:numId="1" w16cid:durableId="1848405595">
+  <w:num w:numId="1" w16cid:durableId="1934437652">
     <w:abstractNumId w:val="8"/>
   </w:num>
-  <w:num w:numId="2" w16cid:durableId="2025400794">
+  <w:num w:numId="2" w16cid:durableId="936523705">
     <w:abstractNumId w:val="6"/>
   </w:num>
-  <w:num w:numId="3" w16cid:durableId="914700832">
+  <w:num w:numId="3" w16cid:durableId="1607343990">
     <w:abstractNumId w:val="5"/>
   </w:num>
-  <w:num w:numId="4" w16cid:durableId="615449830">
+  <w:num w:numId="4" w16cid:durableId="2032412963">
     <w:abstractNumId w:val="4"/>
   </w:num>
-  <w:num w:numId="5" w16cid:durableId="1810128573">
+  <w:num w:numId="5" w16cid:durableId="1750421718">
     <w:abstractNumId w:val="7"/>
   </w:num>
-  <w:num w:numId="6" w16cid:durableId="464391054">
+  <w:num w:numId="6" w16cid:durableId="761537464">
     <w:abstractNumId w:val="3"/>
   </w:num>
-  <w:num w:numId="7" w16cid:durableId="1802260587">
+  <w:num w:numId="7" w16cid:durableId="1049916318">
     <w:abstractNumId w:val="2"/>
   </w:num>
-  <w:num w:numId="8" w16cid:durableId="1237595561">
+  <w:num w:numId="8" w16cid:durableId="2021806752">
     <w:abstractNumId w:val="1"/>
   </w:num>
-  <w:num w:numId="9" w16cid:durableId="2003970469">
+  <w:num w:numId="9" w16cid:durableId="14116287">
     <w:abstractNumId w:val="0"/>
   </w:num>
 </w:numbering>

--- a/Volume 1/Chapter 03 - File Handling/SPA_Vol1_Ch3_Lesson3_17_Configuration_Files.docx
+++ b/Volume 1/Chapter 03 - File Handling/SPA_Vol1_Ch3_Lesson3_17_Configuration_Files.docx
@@ -67,10 +67,10 @@
     </w:p>
     <w:p>
       <w:r>
-        <w:t>Load a small application configuration from a JSON file, service.json, in C, C++, C#, Go, Python, and TypeScript. Every program reads four settings, the application's name (the service key), its environment, its port, and whether it is enabled, and gives any setting the file leaves out a documented default. It then changes one setting and saves the configuration back into the same file. The Production-Minded programs also refuse a port that is not a whole number or is outside 1 to 65535, with one clear Erro</w:t>
-      </w:r>
-      <w:r>
-        <w:t>r line and the file left unchanged.</w:t>
+        <w:t xml:space="preserve">Load a small application configuration from a JSON file, service.json, in C, C++, C#, Go, Python, and TypeScript. Every program reads four settings, the application's name (the service key), its environment, its port, and whether it is enabled, and gives any setting the file leaves out a documented default. It then changes one setting and saves the configuration back into the same file. Each language keeps its own service.json, inside its own folder, because the programs save into it. The Production-Minded </w:t>
+      </w:r>
+      <w:r>
+        <w:t>programs also refuse a port that is not a whole number or is outside 1 to 65535, with one clear Error line and the file left unchanged.</w:t>
       </w:r>
     </w:p>
     <w:p>
@@ -187,6 +187,22 @@
         <w:pStyle w:val="ListBullet"/>
       </w:pPr>
       <w:r>
+        <w:t>Each language saves into its own service.json, inside its own folder: the C programs use .\c\service.json, the C++ programs .\cpp\service.json, and so on, so no two languages ever change the same file. Each program joins its folder's name and service.json with the language's join. The starting settings, service-start.json, stay in one place, the lesson-3.17 folder, because no program writes to it: each Build and Run block only copies it over the language's service.json.</w:t>
+      </w:r>
+    </w:p>
+    <w:p>
+      <w:pPr>
+        <w:pStyle w:val="ListBullet"/>
+      </w:pPr>
+      <w:r>
+        <w:t>.\c\service.json is a relative path, so it starts from the working directory, the folder you run the program from (Lesson 2.13). Run the programs from the lesson-3.17 folder. The programs print the path as they joined it, without .\ in front; it still starts from the working directory, and the c at its start is the C folder, never drive C.</w:t>
+      </w:r>
+    </w:p>
+    <w:p>
+      <w:pPr>
+        <w:pStyle w:val="ListBullet"/>
+      </w:pPr>
+      <w:r>
         <w:t>The usual order in which a setting is chosen: first the default in the code, then the value in the configuration file, which replaces it, and last an environment variable (Lesson 2.14), which overrides both for one run without editing the file. These programs use the first two; Volume 1, Chapter 13, Lesson 13.13: Environment Variables builds on the third.</w:t>
       </w:r>
     </w:p>
@@ -230,7 +246,7 @@
         <w:keepNext/>
       </w:pPr>
       <w:r>
-        <w:t>Key          Kind                Default      Starting service.json</w:t>
+        <w:t>Key          Kind                Default      service-start.json</w:t>
       </w:r>
     </w:p>
     <w:p>
@@ -515,7 +531,7 @@
         <w:pStyle w:val="ListBullet"/>
       </w:pPr>
       <w:r>
-        <w:t>Every implementation reads service.json, which you write in the lesson-3.17 folder during Project Setup, and starts from the same four defaults: service contact-api, environment development, port 8080, and enabled true.</w:t>
+        <w:t>Every implementation reads service.json in its own language's folder, which each Build and Run block copies from service-start.json, written in the lesson-3.17 folder during Project Setup, and starts from the same four defaults: service contact-api, environment development, port 8080, and enabled true.</w:t>
       </w:r>
     </w:p>
     <w:p>
@@ -531,7 +547,7 @@
         <w:pStyle w:val="ListBullet"/>
       </w:pPr>
       <w:r>
-        <w:t>Every implementation sets enabled to false in memory, prints Changed enabled to false, saves every setting as compact JSON with one line ending back into service.json, replacing its contents, and prints Saved service.json.</w:t>
+        <w:t>Every implementation sets enabled to false in memory, prints Changed enabled to false, saves every setting as compact JSON with one line ending back into that same file, replacing its contents, and prints Saved followed by the file's path.</w:t>
       </w:r>
     </w:p>
     <w:p>
@@ -539,10 +555,10 @@
         <w:pStyle w:val="ListBullet"/>
       </w:pPr>
       <w:r>
-        <w:t>The Basic version does everything in main and trusts the values it reads. The Production-Minded version writes the defaults once, loads through load_config (loadConfig, LoadConfig) and saves through save_config (saveConfig, SaveConfig). A port outside 1 to 65535 gives Error: port in service.json must be between 1 and 65535; a value of the wrong kind, a port that is not a whole number, or text that is not JSON, gives Error: service.json is not a valid JSON configuration. Either goes to the error stream, noth</w:t>
-      </w:r>
-      <w:r>
-        <w:t>ing is saved, and the exit code is 1.</w:t>
+        <w:t>The Basic version does everything in main and trusts the values it reads. The Production-Minded version writes the defaults once, loads through load_config (loadConfig, LoadConfig) and saves through save_config (saveConfig, SaveConfig). A port outside 1 to 65535 gives an Error line saying the port in the file must be between 1 and 65535; a value of the wrong kind, a port that is not a whole number, or text that is not JSON, gives an Error line saying the file is not a valid JSON configuration. Each names th</w:t>
+      </w:r>
+      <w:r>
+        <w:t>e file's path, and either goes to the error stream, nothing is saved, and the exit code is 1.</w:t>
       </w:r>
     </w:p>
     <w:p>
@@ -589,7 +605,10 @@
         <w:keepNext/>
       </w:pPr>
       <w:r>
-        <w:t>You write service.json and its untouched copy, service-start.json, during Project Setup; both sit directly in the lesson-3.17 folder, and the programs save their changes into service.json. The three library files you download during Project Setup, .\c\cJSON.c, .\c\cJSON.h, and .\cpp\json.hpp, are not printed in this lesson, so they are not in the layout of files you save.</w:t>
+        <w:t>You write the starting settings, service-start.json, during Project Setup; it sits directly in the lesson-3.17 folder, and the programs never change it. Each Build and Run block copies it into the language's own folder as service.json (.\c\service.json, .\cpp\service.json, and so on), and the programs save their changes into that copy. These files are made by commands, not typed, so they are not in the layout. The three library files you download during Project Setup, .\c\cJSON.c, .\c\cJSON.h, and .\cpp\jso</w:t>
+      </w:r>
+      <w:r>
+        <w:t>n.hpp, are not printed in this lesson, so they are not in the layout of files you save.</w:t>
       </w:r>
     </w:p>
     <w:p>
@@ -1743,10 +1762,10 @@
     </w:p>
     <w:p>
       <w:r>
-        <w:t xml:space="preserve">Every program loads this file, so create it now, in advance. Set-Content writes each text in quotes on its own line, ending every line with \r\n; the backtick continues the command on the next line (on Linux or macOS, printf '%s\n' does the same). Copy-Item then keeps an untouched copy, service-start.json. Every program saves a change back into service.json, so every Build and Run block starts by copying service-start.json back over it, and every run starts from the same settings. To undo the lesson, leave </w:t>
-      </w:r>
-      <w:r>
-        <w:t xml:space="preserve">the folder and delete it: Set-Location .. then Remove-Item -Recurse .\lesson-3.17 (on Linux or macOS, cd .. then rm -r ./lesson-3.17). </w:t>
+        <w:t>Every program starts from these settings, so write them now, in advance, into service-start.json in the lesson-3.17 folder. Set-Content writes each text in quotes on its own line, ending every line with \r\n; the backtick continues the command on the next line (on Linux or macOS, printf '%s\n' does the same). No program ever changes service-start.json, so every language reads this one copy. Every program saves a change into its own language's service.json, so every Build and Run block starts by copying serv</w:t>
+      </w:r>
+      <w:r>
+        <w:t xml:space="preserve">ice-start.json over that file, .\c\service.json for C, and every run starts from the same settings. To undo the lesson, leave the folder and delete it: Set-Location .. then Remove-Item -Recurse .\lesson-3.17 (on Linux or macOS, cd .. then rm -r ./lesson-3.17). </w:t>
       </w:r>
       <w:r>
         <w:rPr>
@@ -1774,13 +1793,12 @@
         <w:keepNext/>
       </w:pPr>
       <w:r>
-        <w:t>Set-Content service.json '{', '  "service": "contact-api",', `</w:t>
-      </w:r>
-    </w:p>
-    <w:p>
-      <w:pPr>
-        <w:pStyle w:val="CommandBlock"/>
-        <w:keepNext/>
+        <w:t>Set-Content service-start.json '{', '  "service": "contact-api",', `</w:t>
+      </w:r>
+    </w:p>
+    <w:p>
+      <w:pPr>
+        <w:pStyle w:val="CommandBlock"/>
       </w:pPr>
       <w:r>
         <w:t xml:space="preserve">    '  "environment": "staging",', '  "port": 8080,', '  "enabled": true', '}'</w:t>
@@ -1788,14 +1806,6 @@
     </w:p>
     <w:p>
       <w:pPr>
-        <w:pStyle w:val="CommandBlock"/>
-      </w:pPr>
-      <w:r>
-        <w:t>Copy-Item service.json service-start.json</w:t>
-      </w:r>
-    </w:p>
-    <w:p>
-      <w:pPr>
         <w:keepNext/>
       </w:pPr>
     </w:p>
@@ -1828,18 +1838,9 @@
     <w:p>
       <w:pPr>
         <w:pStyle w:val="CommandBlock"/>
-        <w:keepNext/>
-      </w:pPr>
-      <w:r>
-        <w:t xml:space="preserve">    '}' &gt; service.json</w:t>
-      </w:r>
-    </w:p>
-    <w:p>
-      <w:pPr>
-        <w:pStyle w:val="CommandBlock"/>
-      </w:pPr>
-      <w:r>
-        <w:t>cp service.json service-start.json</w:t>
+      </w:pPr>
+      <w:r>
+        <w:t xml:space="preserve">    '}' &gt; service-start.json</w:t>
       </w:r>
     </w:p>
     <w:p>
@@ -1870,7 +1871,7 @@
         <w:pStyle w:val="CommandBlock"/>
       </w:pPr>
       <w:r>
-        <w:t>Get-Content service.json</w:t>
+        <w:t>Get-Content service-start.json</w:t>
       </w:r>
     </w:p>
     <w:p>
@@ -1891,7 +1892,7 @@
         <w:pStyle w:val="CommandBlock"/>
       </w:pPr>
       <w:r>
-        <w:t>cat service.json</w:t>
+        <w:t>cat service-start.json</w:t>
       </w:r>
     </w:p>
     <w:p>
@@ -2000,7 +2001,10 @@
     </w:p>
     <w:p>
       <w:r>
-        <w:t>Start with the most direct version: main starts four variables at their defaults, reads and parses service.json, replaces each default whose key cJSON finds, prints the settings, sets enabled to false, builds a new cJSON object from the four variables, and saves it back into service.json. Even this Basic version checks the NULL that fopen and cJSON_Parse return on failure, because reading through NULL would crash the program. Every step is commented, so read the comments as you type it.</w:t>
+        <w:t>Start with the most direct version: main starts four variables at their defaults, reads and parses service.json, replaces each default whose key cJSON finds, prints the settings, sets enabled to false, builds a new cJSON object from the four variables, and saves it back into service.json. Even this Basic version checks the NULL that fopen and cJSON_Parse return on failure, because reading through NULL would crash the program. The program joins its folder's name and service.json, so it reads and saves .\c\se</w:t>
+      </w:r>
+      <w:r>
+        <w:t>rvice.json, and the C programs never change another language's file. Every step is commented, so read the comments as you type it.</w:t>
       </w:r>
     </w:p>
     <w:p>
@@ -2081,6 +2085,59 @@
         <w:pStyle w:val="SourceCode"/>
       </w:pPr>
       <w:r>
+        <w:t>// Remember, #ifdef picks code per system: \ on Windows, / elsewhere.</w:t>
+      </w:r>
+    </w:p>
+    <w:p>
+      <w:pPr>
+        <w:pStyle w:val="SourceCode"/>
+      </w:pPr>
+      <w:r>
+        <w:t>#ifdef _WIN32</w:t>
+      </w:r>
+    </w:p>
+    <w:p>
+      <w:pPr>
+        <w:pStyle w:val="SourceCode"/>
+      </w:pPr>
+      <w:r>
+        <w:t>#define SEPARATOR "\\"</w:t>
+      </w:r>
+    </w:p>
+    <w:p>
+      <w:pPr>
+        <w:pStyle w:val="SourceCode"/>
+      </w:pPr>
+      <w:r>
+        <w:t>#else</w:t>
+      </w:r>
+    </w:p>
+    <w:p>
+      <w:pPr>
+        <w:pStyle w:val="SourceCode"/>
+      </w:pPr>
+      <w:r>
+        <w:t>#define SEPARATOR "/"</w:t>
+      </w:r>
+    </w:p>
+    <w:p>
+      <w:pPr>
+        <w:pStyle w:val="SourceCode"/>
+      </w:pPr>
+      <w:r>
+        <w:t>#endif</w:t>
+      </w:r>
+    </w:p>
+    <w:p>
+      <w:pPr>
+        <w:pStyle w:val="SourceCode"/>
+      </w:pPr>
+    </w:p>
+    <w:p>
+      <w:pPr>
+        <w:pStyle w:val="SourceCode"/>
+      </w:pPr>
+      <w:r>
         <w:t>// Remember, main starts the program; 0 = success, 1 = failure.</w:t>
       </w:r>
     </w:p>
@@ -2174,15 +2231,47 @@
         <w:pStyle w:val="SourceCode"/>
       </w:pPr>
       <w:r>
-        <w:t xml:space="preserve">    // checks; fread copies the text, and '\0' then ends it.</w:t>
-      </w:r>
-    </w:p>
-    <w:p>
-      <w:pPr>
-        <w:pStyle w:val="SourceCode"/>
-      </w:pPr>
-      <w:r>
-        <w:t xml:space="preserve">    const char *path = "service.json";</w:t>
+        <w:t xml:space="preserve">    // checks; fread copies the text, and '\0' then ends it. The file</w:t>
+      </w:r>
+    </w:p>
+    <w:p>
+      <w:pPr>
+        <w:pStyle w:val="SourceCode"/>
+      </w:pPr>
+      <w:r>
+        <w:t xml:space="preserve">    // is service.json in the c folder, because the program saves into it</w:t>
+      </w:r>
+    </w:p>
+    <w:p>
+      <w:pPr>
+        <w:pStyle w:val="SourceCode"/>
+      </w:pPr>
+      <w:r>
+        <w:t xml:space="preserve">    // and the C programs write only inside their own folder. Remember,</w:t>
+      </w:r>
+    </w:p>
+    <w:p>
+      <w:pPr>
+        <w:pStyle w:val="SourceCode"/>
+      </w:pPr>
+      <w:r>
+        <w:t xml:space="preserve">    // C joins a path with snprintf, one %s per part.</w:t>
+      </w:r>
+    </w:p>
+    <w:p>
+      <w:pPr>
+        <w:pStyle w:val="SourceCode"/>
+      </w:pPr>
+      <w:r>
+        <w:t xml:space="preserve">    char path[256] = "";</w:t>
+      </w:r>
+    </w:p>
+    <w:p>
+      <w:pPr>
+        <w:pStyle w:val="SourceCode"/>
+      </w:pPr>
+      <w:r>
+        <w:t xml:space="preserve">    snprintf(path, sizeof path, "%s%s%s", "c", SEPARATOR, "service.json");</w:t>
       </w:r>
     </w:p>
     <w:p>
@@ -2941,21 +3030,21 @@
         <w:keepNext/>
       </w:pPr>
       <w:r>
-        <w:t>Put the starting settings back, build the program, and run it once from the lesson-3.17 folder.</w:t>
-      </w:r>
-    </w:p>
-    <w:p>
-      <w:pPr>
-        <w:keepNext/>
-      </w:pPr>
-    </w:p>
-    <w:p>
-      <w:pPr>
-        <w:pStyle w:val="CommandBlock"/>
-        <w:keepNext/>
-      </w:pPr>
-      <w:r>
-        <w:t>Copy-Item service-start.json service.json</w:t>
+        <w:t>Put the starting settings back into .\c\service.json, build the program, and run it once from the lesson-3.17 folder.</w:t>
+      </w:r>
+    </w:p>
+    <w:p>
+      <w:pPr>
+        <w:keepNext/>
+      </w:pPr>
+    </w:p>
+    <w:p>
+      <w:pPr>
+        <w:pStyle w:val="CommandBlock"/>
+        <w:keepNext/>
+      </w:pPr>
+      <w:r>
+        <w:t>Copy-Item service-start.json .\c\service.json</w:t>
       </w:r>
     </w:p>
     <w:p>
@@ -3003,7 +3092,7 @@
         <w:keepNext/>
       </w:pPr>
       <w:r>
-        <w:t>cp service-start.json service.json</w:t>
+        <w:t>cp service-start.json ./c/service.json</w:t>
       </w:r>
     </w:p>
     <w:p>
@@ -3108,7 +3197,7 @@
         <w:pStyle w:val="RequiredOutput"/>
       </w:pPr>
       <w:r>
-        <w:t>Saved service.json</w:t>
+        <w:t>Saved c\service.json</w:t>
       </w:r>
     </w:p>
     <w:p>
@@ -3121,7 +3210,7 @@
         <w:pStyle w:val="ListBullet"/>
       </w:pPr>
       <w:r>
-        <w:t>The first four lines are the four settings. The starting service.json names all four, so every value came from the file and no default was needed; the Edited Configuration Check below leaves a key out.</w:t>
+        <w:t>The first four lines are the four settings. The starting file names all four, so every value came from the file and no default was needed; the Edited Configuration Check below leaves a key out.</w:t>
       </w:r>
     </w:p>
     <w:p>
@@ -3137,10 +3226,10 @@
         <w:pStyle w:val="ListBullet"/>
       </w:pPr>
       <w:r>
-        <w:t>Saved service.json says every setting was written back into service.json, replacing its contents. Get-Content service.json (cat on Linux or macOS) now shows one line of compact JSON, {"service":"contact-api","environment":"staging","port":8080,"enabled":false}: the same four settings with enabled now false. The indentation is gone because the program serializes compact JSON, as in Lesson 3.15; the next run reads it the same way, and the change is kept: run the program again without the Copy-Item line, and i</w:t>
-      </w:r>
-      <w:r>
-        <w:t>t prints Enabled: false.</w:t>
+        <w:t>The Saved line says every setting was written back into .\c\service.json, replacing its contents; the program prints the path as it joined it, without .\ in front. Get-Content .\c\service.json (cat ./c/service.json on Linux or macOS) now shows one line of compact JSON, {"service":"contact-api","environment":"staging","port":8080,"enabled":false}: the same four settings with enabled now false. The indentation is gone because the program serializes compact JSON, as in Lesson 3.15; the next run reads it the sa</w:t>
+      </w:r>
+      <w:r>
+        <w:t>me way, and the change is kept: run the program again without the Copy-Item line, and it prints Enabled: false.</w:t>
       </w:r>
     </w:p>
     <w:p>
@@ -3148,7 +3237,7 @@
         <w:pStyle w:val="ListBullet"/>
       </w:pPr>
       <w:r>
-        <w:t>The block starts with Copy-Item service-start.json service.json, which puts the starting settings back: every run saves enabled as false, so without it a second run would print Enabled: false.</w:t>
+        <w:t>The block starts with Copy-Item service-start.json .\c\service.json, which puts the starting settings back into this language's own copy: every run saves enabled as false, so without it a second run would print Enabled: false.</w:t>
       </w:r>
     </w:p>
     <w:p>
@@ -3156,7 +3245,7 @@
         <w:pStyle w:val="ListBullet"/>
       </w:pPr>
       <w:r>
-        <w:t>If the program prints Error: could not read service.json, the file is missing from the folder you ran the program in: run the program from the lesson-3.17 folder, and if service.json is not there, write it with the Configuration File Setup commands. If the build reports cJSON.h: No such file or directory, the library is missing: run the Library Setup commands.</w:t>
+        <w:t>If the program prints Error: could not read, followed by the path, the file is missing: run the program from the lesson-3.17 folder, and start the block with its Copy-Item line, which writes .\c\service.json from service-start.json. If the build reports cJSON.h: No such file or directory, the library is missing: run the Library Setup commands.</w:t>
       </w:r>
     </w:p>
     <w:p>
@@ -3164,7 +3253,7 @@
         <w:pStyle w:val="ListBullet"/>
       </w:pPr>
       <w:r>
-        <w:t>Run every program from the lesson-3.17 folder. A relative path starts from the working directory, so a program run from another folder looks for service.json there.</w:t>
+        <w:t>Run every program from the lesson-3.17 folder. A relative path starts from the working directory, so a program run from another folder looks for its language's folder and service.json there.</w:t>
       </w:r>
     </w:p>
     <w:p>
@@ -3193,21 +3282,30 @@
         <w:keepNext/>
       </w:pPr>
       <w:r>
-        <w:t>Now change the program's behavior without changing its code. Set-Content replaces service.json with a new configuration in one line: the port is now 9090, and the environment key is left out. Then the same program runs again, exactly as it was built: this block has no build command. Get-Content then shows what it saved.</w:t>
-      </w:r>
-    </w:p>
-    <w:p>
-      <w:pPr>
-        <w:keepNext/>
-      </w:pPr>
-    </w:p>
-    <w:p>
-      <w:pPr>
-        <w:pStyle w:val="CommandBlock"/>
-        <w:keepNext/>
-      </w:pPr>
-      <w:r>
-        <w:t>Set-Content service.json '{"service":"contact-api","port":9090,"enabled":true}'</w:t>
+        <w:t>Now change the program's behavior without changing its code. Set-Content replaces .\c\service.json with a new configuration in one line: the port is now 9090, and the environment key is left out. Then the same program runs again, exactly as it was built: this block has no build command. Get-Content then shows what it saved.</w:t>
+      </w:r>
+    </w:p>
+    <w:p>
+      <w:pPr>
+        <w:keepNext/>
+      </w:pPr>
+    </w:p>
+    <w:p>
+      <w:pPr>
+        <w:pStyle w:val="CommandBlock"/>
+        <w:keepNext/>
+      </w:pPr>
+      <w:r>
+        <w:t>Set-Content .\c\service.json `</w:t>
+      </w:r>
+    </w:p>
+    <w:p>
+      <w:pPr>
+        <w:pStyle w:val="CommandBlock"/>
+        <w:keepNext/>
+      </w:pPr>
+      <w:r>
+        <w:t xml:space="preserve">    '{"service":"contact-api","port":9090,"enabled":true}'</w:t>
       </w:r>
     </w:p>
     <w:p>
@@ -3224,7 +3322,7 @@
         <w:pStyle w:val="CommandBlock"/>
       </w:pPr>
       <w:r>
-        <w:t>Get-Content service.json</w:t>
+        <w:t>Get-Content .\c\service.json</w:t>
       </w:r>
     </w:p>
     <w:p>
@@ -3246,7 +3344,7 @@
         <w:keepNext/>
       </w:pPr>
       <w:r>
-        <w:t>echo '{"service":"contact-api","port":9090,"enabled":true}' &gt; service.json</w:t>
+        <w:t>echo '{"service":"contact-api","port":9090,"enabled":true}' &gt; ./c/service.json</w:t>
       </w:r>
     </w:p>
     <w:p>
@@ -3263,7 +3361,7 @@
         <w:pStyle w:val="CommandBlock"/>
       </w:pPr>
       <w:r>
-        <w:t>cat service.json</w:t>
+        <w:t>cat ./c/service.json</w:t>
       </w:r>
     </w:p>
     <w:p>
@@ -3334,7 +3432,7 @@
         <w:pStyle w:val="RequiredOutput"/>
       </w:pPr>
       <w:r>
-        <w:t>Saved service.json</w:t>
+        <w:t>Saved c\service.json</w:t>
       </w:r>
     </w:p>
     <w:p>
@@ -3493,6 +3591,59 @@
         <w:pStyle w:val="SourceCode"/>
       </w:pPr>
       <w:r>
+        <w:t>// Remember, #ifdef picks code per system: \ on Windows, / elsewhere.</w:t>
+      </w:r>
+    </w:p>
+    <w:p>
+      <w:pPr>
+        <w:pStyle w:val="SourceCode"/>
+      </w:pPr>
+      <w:r>
+        <w:t>#ifdef _WIN32</w:t>
+      </w:r>
+    </w:p>
+    <w:p>
+      <w:pPr>
+        <w:pStyle w:val="SourceCode"/>
+      </w:pPr>
+      <w:r>
+        <w:t>#define SEPARATOR "\\"</w:t>
+      </w:r>
+    </w:p>
+    <w:p>
+      <w:pPr>
+        <w:pStyle w:val="SourceCode"/>
+      </w:pPr>
+      <w:r>
+        <w:t>#else</w:t>
+      </w:r>
+    </w:p>
+    <w:p>
+      <w:pPr>
+        <w:pStyle w:val="SourceCode"/>
+      </w:pPr>
+      <w:r>
+        <w:t>#define SEPARATOR "/"</w:t>
+      </w:r>
+    </w:p>
+    <w:p>
+      <w:pPr>
+        <w:pStyle w:val="SourceCode"/>
+      </w:pPr>
+      <w:r>
+        <w:t>#endif</w:t>
+      </w:r>
+    </w:p>
+    <w:p>
+      <w:pPr>
+        <w:pStyle w:val="SourceCode"/>
+      </w:pPr>
+    </w:p>
+    <w:p>
+      <w:pPr>
+        <w:pStyle w:val="SourceCode"/>
+      </w:pPr>
+      <w:r>
         <w:t>// One service configuration: Lesson 3.15's record of four settings.</w:t>
       </w:r>
     </w:p>
@@ -4668,7 +4819,31 @@
         <w:pStyle w:val="SourceCode"/>
       </w:pPr>
       <w:r>
-        <w:t xml:space="preserve">    const char *path = "service.json";</w:t>
+        <w:t xml:space="preserve">    // service.json in the c folder: the C programs write only inside</w:t>
+      </w:r>
+    </w:p>
+    <w:p>
+      <w:pPr>
+        <w:pStyle w:val="SourceCode"/>
+      </w:pPr>
+      <w:r>
+        <w:t xml:space="preserve">    // their own folder. Remember, snprintf joins the parts.</w:t>
+      </w:r>
+    </w:p>
+    <w:p>
+      <w:pPr>
+        <w:pStyle w:val="SourceCode"/>
+      </w:pPr>
+      <w:r>
+        <w:t xml:space="preserve">    char path[256] = "";</w:t>
+      </w:r>
+    </w:p>
+    <w:p>
+      <w:pPr>
+        <w:pStyle w:val="SourceCode"/>
+      </w:pPr>
+      <w:r>
+        <w:t xml:space="preserve">    snprintf(path, sizeof path, "%s%s%s", "c", SEPARATOR, "service.json");</w:t>
       </w:r>
     </w:p>
     <w:p>
@@ -5003,7 +5178,7 @@
         <w:keepNext/>
       </w:pPr>
       <w:r>
-        <w:t>Copy-Item service-start.json service.json</w:t>
+        <w:t>Copy-Item service-start.json .\c\service.json</w:t>
       </w:r>
     </w:p>
     <w:p>
@@ -5060,7 +5235,7 @@
         <w:keepNext/>
       </w:pPr>
       <w:r>
-        <w:t>cp service-start.json service.json</w:t>
+        <w:t>cp service-start.json ./c/service.json</w:t>
       </w:r>
     </w:p>
     <w:p>
@@ -5174,7 +5349,7 @@
         <w:pStyle w:val="RequiredOutput"/>
       </w:pPr>
       <w:r>
-        <w:t>Saved service.json</w:t>
+        <w:t>Saved c\service.json</w:t>
       </w:r>
     </w:p>
     <w:p>
@@ -5195,7 +5370,7 @@
         <w:pStyle w:val="ListBullet"/>
       </w:pPr>
       <w:r>
-        <w:t>Exit code 0 proves that every setting in service.json was valid and that the file was saved. Get-Content service.json shows the same saved line as the Basic version. If a port is not a whole number or is outside 1 to 65535, the program prints one Error line on the error stream, saves nothing, and ends with exit code 1; the Invalid Port Check below shows each case.</w:t>
+        <w:t>Exit code 0 proves that every setting in .\c\service.json was valid and that the file was saved. Get-Content .\c\service.json shows the same saved line as the Basic version. If a port is not a whole number or is outside 1 to 65535, the program prints one Error line on the error stream, saves nothing, and ends with exit code 1; the Invalid Port Check below shows each case.</w:t>
       </w:r>
     </w:p>
     <w:p>
@@ -5224,24 +5399,24 @@
         <w:keepNext/>
       </w:pPr>
       <w:r>
-        <w:t>Now put four invalid configurations into the file and watch the program refuse each one. The first Set-Content writes a port of 70000, which is outside 1 to 65535; the program runs, $LASTEXITCODE prints its exit code, and Get-Content shows the file. The second Set-Content writes the port as "eighty", in quotes, which is text rather than a number, and the same three commands run again. The third writes 8080.5, a number but not a whole one, and the fourth writes only 8080, a number with no object and so no ke</w:t>
-      </w:r>
-      <w:r>
-        <w:t>ys; the same commands follow each. Copy-Item then puts the starting settings back.</w:t>
-      </w:r>
-    </w:p>
-    <w:p>
-      <w:pPr>
-        <w:keepNext/>
-      </w:pPr>
-    </w:p>
-    <w:p>
-      <w:pPr>
-        <w:pStyle w:val="CommandBlock"/>
-        <w:keepNext/>
-      </w:pPr>
-      <w:r>
-        <w:t>Set-Content service.json '{"service":"contact-api","port":70000}'</w:t>
+        <w:t xml:space="preserve">Now put four invalid configurations into .\c\service.json and watch the program refuse each one. The first Set-Content writes a port of 70000, which is outside 1 to 65535; the program runs, $LASTEXITCODE prints its exit code, and Get-Content shows the file. The second Set-Content writes the port as "eighty", in quotes, which is text rather than a number, and the same three commands run again. The third writes 8080.5, a number but not a whole one, and the fourth writes only 8080, a number with no object and </w:t>
+      </w:r>
+      <w:r>
+        <w:t>so no keys; the same commands follow each. Copy-Item then puts the starting settings back.</w:t>
+      </w:r>
+    </w:p>
+    <w:p>
+      <w:pPr>
+        <w:keepNext/>
+      </w:pPr>
+    </w:p>
+    <w:p>
+      <w:pPr>
+        <w:pStyle w:val="CommandBlock"/>
+        <w:keepNext/>
+      </w:pPr>
+      <w:r>
+        <w:t>Set-Content .\c\service.json '{"service":"contact-api","port":70000}'</w:t>
       </w:r>
     </w:p>
     <w:p>
@@ -5266,15 +5441,15 @@
         <w:pStyle w:val="CommandBlock"/>
       </w:pPr>
       <w:r>
-        <w:t>Get-Content service.json</w:t>
-      </w:r>
-    </w:p>
-    <w:p>
-      <w:pPr>
-        <w:pStyle w:val="CommandBlock"/>
-      </w:pPr>
-      <w:r>
-        <w:t>Set-Content service.json '{"service":"contact-api","port":"eighty"}'</w:t>
+        <w:t>Get-Content .\c\service.json</w:t>
+      </w:r>
+    </w:p>
+    <w:p>
+      <w:pPr>
+        <w:pStyle w:val="CommandBlock"/>
+      </w:pPr>
+      <w:r>
+        <w:t>Set-Content .\c\service.json '{"service":"contact-api","port":"eighty"}'</w:t>
       </w:r>
     </w:p>
     <w:p>
@@ -5298,15 +5473,15 @@
         <w:pStyle w:val="CommandBlock"/>
       </w:pPr>
       <w:r>
-        <w:t>Get-Content service.json</w:t>
-      </w:r>
-    </w:p>
-    <w:p>
-      <w:pPr>
-        <w:pStyle w:val="CommandBlock"/>
-      </w:pPr>
-      <w:r>
-        <w:t>Set-Content service.json '{"service":"contact-api","port":8080.5}'</w:t>
+        <w:t>Get-Content .\c\service.json</w:t>
+      </w:r>
+    </w:p>
+    <w:p>
+      <w:pPr>
+        <w:pStyle w:val="CommandBlock"/>
+      </w:pPr>
+      <w:r>
+        <w:t>Set-Content .\c\service.json '{"service":"contact-api","port":8080.5}'</w:t>
       </w:r>
     </w:p>
     <w:p>
@@ -5330,15 +5505,15 @@
         <w:pStyle w:val="CommandBlock"/>
       </w:pPr>
       <w:r>
-        <w:t>Get-Content service.json</w:t>
-      </w:r>
-    </w:p>
-    <w:p>
-      <w:pPr>
-        <w:pStyle w:val="CommandBlock"/>
-      </w:pPr>
-      <w:r>
-        <w:t>Set-Content service.json '8080'</w:t>
+        <w:t>Get-Content .\c\service.json</w:t>
+      </w:r>
+    </w:p>
+    <w:p>
+      <w:pPr>
+        <w:pStyle w:val="CommandBlock"/>
+      </w:pPr>
+      <w:r>
+        <w:t>Set-Content .\c\service.json '8080'</w:t>
       </w:r>
     </w:p>
     <w:p>
@@ -5364,15 +5539,15 @@
         <w:keepNext/>
       </w:pPr>
       <w:r>
-        <w:t>Get-Content service.json</w:t>
-      </w:r>
-    </w:p>
-    <w:p>
-      <w:pPr>
-        <w:pStyle w:val="CommandBlock"/>
-      </w:pPr>
-      <w:r>
-        <w:t>Copy-Item service-start.json service.json</w:t>
+        <w:t>Get-Content .\c\service.json</w:t>
+      </w:r>
+    </w:p>
+    <w:p>
+      <w:pPr>
+        <w:pStyle w:val="CommandBlock"/>
+      </w:pPr>
+      <w:r>
+        <w:t>Copy-Item service-start.json .\c\service.json</w:t>
       </w:r>
     </w:p>
     <w:p>
@@ -5394,7 +5569,7 @@
         <w:keepNext/>
       </w:pPr>
       <w:r>
-        <w:t>echo '{"service":"contact-api","port":70000}' &gt; service.json</w:t>
+        <w:t>echo '{"service":"contact-api","port":70000}' &gt; ./c/service.json</w:t>
       </w:r>
     </w:p>
     <w:p>
@@ -5419,15 +5594,15 @@
         <w:pStyle w:val="CommandBlock"/>
       </w:pPr>
       <w:r>
-        <w:t>cat service.json</w:t>
-      </w:r>
-    </w:p>
-    <w:p>
-      <w:pPr>
-        <w:pStyle w:val="CommandBlock"/>
-      </w:pPr>
-      <w:r>
-        <w:t>echo '{"service":"contact-api","port":"eighty"}' &gt; service.json</w:t>
+        <w:t>cat ./c/service.json</w:t>
+      </w:r>
+    </w:p>
+    <w:p>
+      <w:pPr>
+        <w:pStyle w:val="CommandBlock"/>
+      </w:pPr>
+      <w:r>
+        <w:t>echo '{"service":"contact-api","port":"eighty"}' &gt; ./c/service.json</w:t>
       </w:r>
     </w:p>
     <w:p>
@@ -5451,15 +5626,15 @@
         <w:pStyle w:val="CommandBlock"/>
       </w:pPr>
       <w:r>
-        <w:t>cat service.json</w:t>
-      </w:r>
-    </w:p>
-    <w:p>
-      <w:pPr>
-        <w:pStyle w:val="CommandBlock"/>
-      </w:pPr>
-      <w:r>
-        <w:t>echo '{"service":"contact-api","port":8080.5}' &gt; service.json</w:t>
+        <w:t>cat ./c/service.json</w:t>
+      </w:r>
+    </w:p>
+    <w:p>
+      <w:pPr>
+        <w:pStyle w:val="CommandBlock"/>
+      </w:pPr>
+      <w:r>
+        <w:t>echo '{"service":"contact-api","port":8080.5}' &gt; ./c/service.json</w:t>
       </w:r>
     </w:p>
     <w:p>
@@ -5483,15 +5658,15 @@
         <w:pStyle w:val="CommandBlock"/>
       </w:pPr>
       <w:r>
-        <w:t>cat service.json</w:t>
-      </w:r>
-    </w:p>
-    <w:p>
-      <w:pPr>
-        <w:pStyle w:val="CommandBlock"/>
-      </w:pPr>
-      <w:r>
-        <w:t>echo '8080' &gt; service.json</w:t>
+        <w:t>cat ./c/service.json</w:t>
+      </w:r>
+    </w:p>
+    <w:p>
+      <w:pPr>
+        <w:pStyle w:val="CommandBlock"/>
+      </w:pPr>
+      <w:r>
+        <w:t>echo '8080' &gt; ./c/service.json</w:t>
       </w:r>
     </w:p>
     <w:p>
@@ -5517,15 +5692,15 @@
         <w:keepNext/>
       </w:pPr>
       <w:r>
-        <w:t>cat service.json</w:t>
-      </w:r>
-    </w:p>
-    <w:p>
-      <w:pPr>
-        <w:pStyle w:val="CommandBlock"/>
-      </w:pPr>
-      <w:r>
-        <w:t>cp service-start.json service.json</w:t>
+        <w:t>cat ./c/service.json</w:t>
+      </w:r>
+    </w:p>
+    <w:p>
+      <w:pPr>
+        <w:pStyle w:val="CommandBlock"/>
+      </w:pPr>
+      <w:r>
+        <w:t>cp service-start.json ./c/service.json</w:t>
       </w:r>
     </w:p>
     <w:p>
@@ -5551,7 +5726,7 @@
         <w:pStyle w:val="RequiredOutput"/>
       </w:pPr>
       <w:r>
-        <w:t>Error: port in service.json must be between 1 and 65535</w:t>
+        <w:t>Error: port in c\service.json must be between 1 and 65535</w:t>
       </w:r>
     </w:p>
     <w:p>
@@ -5577,7 +5752,7 @@
         <w:pStyle w:val="RequiredOutput"/>
       </w:pPr>
       <w:r>
-        <w:t>Error: service.json is not a valid JSON configuration</w:t>
+        <w:t>Error: c\service.json is not a valid JSON configuration</w:t>
       </w:r>
     </w:p>
     <w:p>
@@ -5658,7 +5833,7 @@
     </w:p>
     <w:p>
       <w:r>
-        <w:t>Both versions start from the same defaults, replace each one the file names, and save every setting back into service.json; the Basic version does it all in main and trusts what it reads. The Production-Minded version writes the defaults once, in default_config, checks every value in load_config, saves through save_config, and turns any problem into one Error line and exit code 1 with nothing saved.</w:t>
+        <w:t>Both versions start from the same defaults, replace each one the file names, and save every setting back into the language's own service.json; the Basic version does it all in main and trusts what it reads. The Production-Minded version writes the defaults once, in default_config, checks every value in load_config, saves through save_config, and turns any problem into one Error line and exit code 1 with nothing saved.</w:t>
       </w:r>
     </w:p>
     <w:p>
@@ -5709,7 +5884,10 @@
     </w:p>
     <w:p>
       <w:r>
-        <w:t>Start with the most direct version: main reads service.json, parses it, reads each setting with value and its default, prints the settings, sets enabled to false, builds a new ordered_json object from the four variables, and saves it back into service.json. This Basic version trusts that the file opened and holds valid JSON. Every step is commented, so read the comments as you type it.</w:t>
+        <w:t>Start with the most direct version: main reads service.json, parses it, reads each setting with value and its default, prints the settings, sets enabled to false, builds a new ordered_json object from the four variables, and saves it back into service.json. This Basic version trusts that the file opened and holds valid JSON. The program joins its folder's name and service.json, so it reads and saves .\cpp\service.json, and the C++ programs never change another language's file. Every step is commented, so re</w:t>
+      </w:r>
+      <w:r>
+        <w:t>ad the comments as you type it.</w:t>
       </w:r>
     </w:p>
     <w:p>
@@ -5731,24 +5909,40 @@
         <w:keepNext/>
       </w:pPr>
       <w:r>
-        <w:t>// Remember, #include adds the declarations we need: fstream for files,</w:t>
-      </w:r>
-    </w:p>
-    <w:p>
-      <w:pPr>
-        <w:pStyle w:val="SourceCode"/>
-        <w:keepNext/>
-      </w:pPr>
-      <w:r>
-        <w:t>// sstream for std::ostringstream, and "json.hpp", the nlohmann/json</w:t>
-      </w:r>
-    </w:p>
-    <w:p>
-      <w:pPr>
-        <w:pStyle w:val="SourceCode"/>
-      </w:pPr>
-      <w:r>
-        <w:t>// library you downloaded into this cpp folder, as in Lesson 3.15.</w:t>
+        <w:t>// Remember, #include adds the declarations we need: filesystem for</w:t>
+      </w:r>
+    </w:p>
+    <w:p>
+      <w:pPr>
+        <w:pStyle w:val="SourceCode"/>
+        <w:keepNext/>
+      </w:pPr>
+      <w:r>
+        <w:t>// paths, fstream for files, sstream for std::ostringstream, and</w:t>
+      </w:r>
+    </w:p>
+    <w:p>
+      <w:pPr>
+        <w:pStyle w:val="SourceCode"/>
+      </w:pPr>
+      <w:r>
+        <w:t>// "json.hpp", the nlohmann/json library you downloaded into this cpp</w:t>
+      </w:r>
+    </w:p>
+    <w:p>
+      <w:pPr>
+        <w:pStyle w:val="SourceCode"/>
+      </w:pPr>
+      <w:r>
+        <w:t>// folder, as in Lesson 3.15.</w:t>
+      </w:r>
+    </w:p>
+    <w:p>
+      <w:pPr>
+        <w:pStyle w:val="SourceCode"/>
+      </w:pPr>
+      <w:r>
+        <w:t>#include &lt;filesystem&gt;</w:t>
       </w:r>
     </w:p>
     <w:p>
@@ -5846,7 +6040,47 @@
         <w:pStyle w:val="SourceCode"/>
       </w:pPr>
       <w:r>
-        <w:t xml:space="preserve">    std::ifstream file("service.json");</w:t>
+        <w:t xml:space="preserve">    // The file is service.json in the cpp folder, because the program</w:t>
+      </w:r>
+    </w:p>
+    <w:p>
+      <w:pPr>
+        <w:pStyle w:val="SourceCode"/>
+      </w:pPr>
+      <w:r>
+        <w:t xml:space="preserve">    // saves into it and the C++ programs write only inside their own</w:t>
+      </w:r>
+    </w:p>
+    <w:p>
+      <w:pPr>
+        <w:pStyle w:val="SourceCode"/>
+      </w:pPr>
+      <w:r>
+        <w:t xml:space="preserve">    // folder. Remember, / joins two paths with the right separator.</w:t>
+      </w:r>
+    </w:p>
+    <w:p>
+      <w:pPr>
+        <w:pStyle w:val="SourceCode"/>
+      </w:pPr>
+      <w:r>
+        <w:t xml:space="preserve">    const std::filesystem::path path =</w:t>
+      </w:r>
+    </w:p>
+    <w:p>
+      <w:pPr>
+        <w:pStyle w:val="SourceCode"/>
+      </w:pPr>
+      <w:r>
+        <w:t xml:space="preserve">        std::filesystem::path("cpp") / "service.json";</w:t>
+      </w:r>
+    </w:p>
+    <w:p>
+      <w:pPr>
+        <w:pStyle w:val="SourceCode"/>
+      </w:pPr>
+      <w:r>
+        <w:t xml:space="preserve">    std::ifstream file(path);</w:t>
       </w:r>
     </w:p>
     <w:p>
@@ -6188,7 +6422,7 @@
         <w:pStyle w:val="SourceCode"/>
       </w:pPr>
       <w:r>
-        <w:t xml:space="preserve">    std::ofstream output("service.json", std::ios::binary);</w:t>
+        <w:t xml:space="preserve">    std::ofstream output(path, std::ios::binary);</w:t>
       </w:r>
     </w:p>
     <w:p>
@@ -6210,10 +6444,18 @@
     <w:p>
       <w:pPr>
         <w:pStyle w:val="SourceCode"/>
-        <w:keepNext/>
-      </w:pPr>
-      <w:r>
-        <w:t xml:space="preserve">    std::cout &lt;&lt; "Saved service.json\n";</w:t>
+      </w:pPr>
+      <w:r>
+        <w:t xml:space="preserve">    // Remember, string() gives the path as text, without quotes.</w:t>
+      </w:r>
+    </w:p>
+    <w:p>
+      <w:pPr>
+        <w:pStyle w:val="SourceCode"/>
+        <w:keepNext/>
+      </w:pPr>
+      <w:r>
+        <w:t xml:space="preserve">    std::cout &lt;&lt; "Saved " &lt;&lt; path.string() &lt;&lt; '\n';</w:t>
       </w:r>
     </w:p>
     <w:p>
@@ -6251,21 +6493,21 @@
         <w:keepNext/>
       </w:pPr>
       <w:r>
-        <w:t>Put the starting settings back, build the program, and run it once from the lesson-3.17 folder.</w:t>
-      </w:r>
-    </w:p>
-    <w:p>
-      <w:pPr>
-        <w:keepNext/>
-      </w:pPr>
-    </w:p>
-    <w:p>
-      <w:pPr>
-        <w:pStyle w:val="CommandBlock"/>
-        <w:keepNext/>
-      </w:pPr>
-      <w:r>
-        <w:t>Copy-Item service-start.json service.json</w:t>
+        <w:t>Put the starting settings back into .\cpp\service.json, build the program, and run it once from the lesson-3.17 folder.</w:t>
+      </w:r>
+    </w:p>
+    <w:p>
+      <w:pPr>
+        <w:keepNext/>
+      </w:pPr>
+    </w:p>
+    <w:p>
+      <w:pPr>
+        <w:pStyle w:val="CommandBlock"/>
+        <w:keepNext/>
+      </w:pPr>
+      <w:r>
+        <w:t>Copy-Item service-start.json .\cpp\service.json</w:t>
       </w:r>
     </w:p>
     <w:p>
@@ -6313,7 +6555,7 @@
         <w:keepNext/>
       </w:pPr>
       <w:r>
-        <w:t>cp service-start.json service.json</w:t>
+        <w:t>cp service-start.json ./cpp/service.json</w:t>
       </w:r>
     </w:p>
     <w:p>
@@ -6418,7 +6660,7 @@
         <w:pStyle w:val="RequiredOutput"/>
       </w:pPr>
       <w:r>
-        <w:t>Saved service.json</w:t>
+        <w:t>Saved cpp\service.json</w:t>
       </w:r>
     </w:p>
     <w:p>
@@ -6431,7 +6673,7 @@
         <w:pStyle w:val="ListBullet"/>
       </w:pPr>
       <w:r>
-        <w:t>The first four lines are the four settings. The starting service.json names all four, so every value came from the file and no default was needed; the Edited Configuration Check below leaves a key out.</w:t>
+        <w:t>The first four lines are the four settings. The starting file names all four, so every value came from the file and no default was needed; the Edited Configuration Check below leaves a key out.</w:t>
       </w:r>
     </w:p>
     <w:p>
@@ -6447,10 +6689,10 @@
         <w:pStyle w:val="ListBullet"/>
       </w:pPr>
       <w:r>
-        <w:t>Saved service.json says every setting was written back into service.json, replacing its contents. Get-Content service.json (cat on Linux or macOS) now shows one line of compact JSON, {"service":"contact-api","environment":"staging","port":8080,"enabled":false}: the same four settings with enabled now false. The indentation is gone because the program serializes compact JSON, as in Lesson 3.15; the next run reads it the same way, and the change is kept: run the program again without the Copy-Item line, and i</w:t>
-      </w:r>
-      <w:r>
-        <w:t>t prints Enabled: false.</w:t>
+        <w:t xml:space="preserve">The Saved line says every setting was written back into .\cpp\service.json, replacing its contents; the program prints the path as it joined it, without .\ in front. Get-Content .\cpp\service.json (cat ./cpp/service.json on Linux or macOS) now shows one line of compact JSON, {"service":"contact-api","environment":"staging","port":8080,"enabled":false}: the same four settings with enabled now false. The indentation is gone because the program serializes compact JSON, as in Lesson 3.15; the next run reads it </w:t>
+      </w:r>
+      <w:r>
+        <w:t>the same way, and the change is kept: run the program again without the Copy-Item line, and it prints Enabled: false.</w:t>
       </w:r>
     </w:p>
     <w:p>
@@ -6458,7 +6700,7 @@
         <w:pStyle w:val="ListBullet"/>
       </w:pPr>
       <w:r>
-        <w:t>The block starts with Copy-Item service-start.json service.json, which puts the starting settings back: every run saves enabled as false, so without it a second run would print Enabled: false.</w:t>
+        <w:t>The block starts with Copy-Item service-start.json .\cpp\service.json, which puts the starting settings back into this language's own copy: every run saves enabled as false, so without it a second run would print Enabled: false.</w:t>
       </w:r>
     </w:p>
     <w:p>
@@ -6466,7 +6708,7 @@
         <w:pStyle w:val="ListBullet"/>
       </w:pPr>
       <w:r>
-        <w:t>If the program stops with terminate called after throwing an instance of 'nlohmann::json_abi_v3_12_0::detail::parse_error' and a message ending in attempting to parse an empty input, service.json is missing from the folder you ran the program in: this Basic version does not check that the file opened, so it parsed empty text. Run the program from the lesson-3.17 folder. If the build reports json.hpp: No such file or directory, run the Library Setup commands.</w:t>
+        <w:t>If the program stops with terminate called after throwing an instance of 'nlohmann::json_abi_v3_12_0::detail::parse_error' and a message ending in attempting to parse an empty input, .\cpp\service.json is missing: this Basic version does not check that the file opened, so it parsed empty text. Run the program from the lesson-3.17 folder, and start the block with its Copy-Item line. If the build reports json.hpp: No such file or directory, run the Library Setup commands.</w:t>
       </w:r>
     </w:p>
     <w:p>
@@ -6474,7 +6716,7 @@
         <w:pStyle w:val="ListBullet"/>
       </w:pPr>
       <w:r>
-        <w:t>Run every program from the lesson-3.17 folder. A relative path starts from the working directory, so a program run from another folder looks for service.json there.</w:t>
+        <w:t>Run every program from the lesson-3.17 folder. A relative path starts from the working directory, so a program run from another folder looks for its language's folder and service.json there.</w:t>
       </w:r>
     </w:p>
     <w:p>
@@ -6503,21 +6745,30 @@
         <w:keepNext/>
       </w:pPr>
       <w:r>
-        <w:t>Now change the program's behavior without changing its code. Set-Content replaces service.json with a new configuration in one line: the port is now 9090, and the environment key is left out. Then the same program runs again, exactly as it was built: this block has no build command. Get-Content then shows what it saved.</w:t>
-      </w:r>
-    </w:p>
-    <w:p>
-      <w:pPr>
-        <w:keepNext/>
-      </w:pPr>
-    </w:p>
-    <w:p>
-      <w:pPr>
-        <w:pStyle w:val="CommandBlock"/>
-        <w:keepNext/>
-      </w:pPr>
-      <w:r>
-        <w:t>Set-Content service.json '{"service":"contact-api","port":9090,"enabled":true}'</w:t>
+        <w:t>Now change the program's behavior without changing its code. Set-Content replaces .\cpp\service.json with a new configuration in one line: the port is now 9090, and the environment key is left out. Then the same program runs again, exactly as it was built: this block has no build command. Get-Content then shows what it saved.</w:t>
+      </w:r>
+    </w:p>
+    <w:p>
+      <w:pPr>
+        <w:keepNext/>
+      </w:pPr>
+    </w:p>
+    <w:p>
+      <w:pPr>
+        <w:pStyle w:val="CommandBlock"/>
+        <w:keepNext/>
+      </w:pPr>
+      <w:r>
+        <w:t>Set-Content .\cpp\service.json `</w:t>
+      </w:r>
+    </w:p>
+    <w:p>
+      <w:pPr>
+        <w:pStyle w:val="CommandBlock"/>
+        <w:keepNext/>
+      </w:pPr>
+      <w:r>
+        <w:t xml:space="preserve">    '{"service":"contact-api","port":9090,"enabled":true}'</w:t>
       </w:r>
     </w:p>
     <w:p>
@@ -6534,7 +6785,7 @@
         <w:pStyle w:val="CommandBlock"/>
       </w:pPr>
       <w:r>
-        <w:t>Get-Content service.json</w:t>
+        <w:t>Get-Content .\cpp\service.json</w:t>
       </w:r>
     </w:p>
     <w:p>
@@ -6556,7 +6807,7 @@
         <w:keepNext/>
       </w:pPr>
       <w:r>
-        <w:t>echo '{"service":"contact-api","port":9090,"enabled":true}' &gt; service.json</w:t>
+        <w:t>echo '{"service":"contact-api","port":9090,"enabled":true}' &gt; ./cpp/service.json</w:t>
       </w:r>
     </w:p>
     <w:p>
@@ -6573,7 +6824,7 @@
         <w:pStyle w:val="CommandBlock"/>
       </w:pPr>
       <w:r>
-        <w:t>cat service.json</w:t>
+        <w:t>cat ./cpp/service.json</w:t>
       </w:r>
     </w:p>
     <w:p>
@@ -6644,7 +6895,7 @@
         <w:pStyle w:val="RequiredOutput"/>
       </w:pPr>
       <w:r>
-        <w:t>Saved service.json</w:t>
+        <w:t>Saved cpp\service.json</w:t>
       </w:r>
     </w:p>
     <w:p>
@@ -6744,24 +6995,24 @@
         <w:keepNext/>
       </w:pPr>
       <w:r>
-        <w:t>// Remember, #include adds the declarations we need: stdexcept for</w:t>
-      </w:r>
-    </w:p>
-    <w:p>
-      <w:pPr>
-        <w:pStyle w:val="SourceCode"/>
-        <w:keepNext/>
-      </w:pPr>
-      <w:r>
-        <w:t>// std::runtime_error, and "json.hpp" for the JSON library in this cpp</w:t>
-      </w:r>
-    </w:p>
-    <w:p>
-      <w:pPr>
-        <w:pStyle w:val="SourceCode"/>
-      </w:pPr>
-      <w:r>
-        <w:t>// folder.</w:t>
+        <w:t>// Remember, #include adds the declarations we need: filesystem for</w:t>
+      </w:r>
+    </w:p>
+    <w:p>
+      <w:pPr>
+        <w:pStyle w:val="SourceCode"/>
+        <w:keepNext/>
+      </w:pPr>
+      <w:r>
+        <w:t>// paths, stdexcept for std::runtime_error, and "json.hpp" for the JSON</w:t>
+      </w:r>
+    </w:p>
+    <w:p>
+      <w:pPr>
+        <w:pStyle w:val="SourceCode"/>
+      </w:pPr>
+      <w:r>
+        <w:t>// library in this cpp folder.</w:t>
       </w:r>
     </w:p>
     <w:p>
@@ -6777,6 +7028,14 @@
         <w:pStyle w:val="SourceCode"/>
       </w:pPr>
       <w:r>
+        <w:t>#include &lt;filesystem&gt;</w:t>
+      </w:r>
+    </w:p>
+    <w:p>
+      <w:pPr>
+        <w:pStyle w:val="SourceCode"/>
+      </w:pPr>
+      <w:r>
         <w:t>#include &lt;fstream&gt;</w:t>
       </w:r>
     </w:p>
@@ -7624,7 +7883,31 @@
         <w:pStyle w:val="SourceCode"/>
       </w:pPr>
       <w:r>
-        <w:t xml:space="preserve">    const std::string path = "service.json";</w:t>
+        <w:t xml:space="preserve">    // service.json in the cpp folder: the C++ programs write only inside</w:t>
+      </w:r>
+    </w:p>
+    <w:p>
+      <w:pPr>
+        <w:pStyle w:val="SourceCode"/>
+      </w:pPr>
+      <w:r>
+        <w:t xml:space="preserve">    // their own folder. Remember, / joins; string() gives the text.</w:t>
+      </w:r>
+    </w:p>
+    <w:p>
+      <w:pPr>
+        <w:pStyle w:val="SourceCode"/>
+      </w:pPr>
+      <w:r>
+        <w:t xml:space="preserve">    const std::string path =</w:t>
+      </w:r>
+    </w:p>
+    <w:p>
+      <w:pPr>
+        <w:pStyle w:val="SourceCode"/>
+      </w:pPr>
+      <w:r>
+        <w:t xml:space="preserve">        (std::filesystem::path("cpp") / "service.json").string();</w:t>
       </w:r>
     </w:p>
     <w:p>
@@ -7810,7 +8093,7 @@
         <w:keepNext/>
       </w:pPr>
       <w:r>
-        <w:t>Copy-Item service-start.json service.json</w:t>
+        <w:t>Copy-Item service-start.json .\cpp\service.json</w:t>
       </w:r>
     </w:p>
     <w:p>
@@ -7867,7 +8150,7 @@
         <w:keepNext/>
       </w:pPr>
       <w:r>
-        <w:t>cp service-start.json service.json</w:t>
+        <w:t>cp service-start.json ./cpp/service.json</w:t>
       </w:r>
     </w:p>
     <w:p>
@@ -7981,7 +8264,7 @@
         <w:pStyle w:val="RequiredOutput"/>
       </w:pPr>
       <w:r>
-        <w:t>Saved service.json</w:t>
+        <w:t>Saved cpp\service.json</w:t>
       </w:r>
     </w:p>
     <w:p>
@@ -8002,7 +8285,7 @@
         <w:pStyle w:val="ListBullet"/>
       </w:pPr>
       <w:r>
-        <w:t>Exit code 0 proves that every setting in service.json was valid and that the file was saved. Get-Content service.json shows the same saved line as the Basic version. If a port is not a whole number or is outside 1 to 65535, the program prints one Error line on the error stream, saves nothing, and ends with exit code 1; the Invalid Port Check below shows each case.</w:t>
+        <w:t>Exit code 0 proves that every setting in .\cpp\service.json was valid and that the file was saved. Get-Content .\cpp\service.json shows the same saved line as the Basic version. If a port is not a whole number or is outside 1 to 65535, the program prints one Error line on the error stream, saves nothing, and ends with exit code 1; the Invalid Port Check below shows each case.</w:t>
       </w:r>
     </w:p>
     <w:p>
@@ -8031,24 +8314,24 @@
         <w:keepNext/>
       </w:pPr>
       <w:r>
-        <w:t>Now put four invalid configurations into the file and watch the program refuse each one. The first Set-Content writes a port of 70000, which is outside 1 to 65535; the program runs, $LASTEXITCODE prints its exit code, and Get-Content shows the file. The second Set-Content writes the port as "eighty", in quotes, which is text rather than a number, and the same three commands run again. The third writes 8080.5, a number but not a whole one, and the fourth writes only 8080, a number with no object and so no ke</w:t>
-      </w:r>
-      <w:r>
-        <w:t>ys; the same commands follow each. Copy-Item then puts the starting settings back.</w:t>
-      </w:r>
-    </w:p>
-    <w:p>
-      <w:pPr>
-        <w:keepNext/>
-      </w:pPr>
-    </w:p>
-    <w:p>
-      <w:pPr>
-        <w:pStyle w:val="CommandBlock"/>
-        <w:keepNext/>
-      </w:pPr>
-      <w:r>
-        <w:t>Set-Content service.json '{"service":"contact-api","port":70000}'</w:t>
+        <w:t>Now put four invalid configurations into .\cpp\service.json and watch the program refuse each one. The first Set-Content writes a port of 70000, which is outside 1 to 65535; the program runs, $LASTEXITCODE prints its exit code, and Get-Content shows the file. The second Set-Content writes the port as "eighty", in quotes, which is text rather than a number, and the same three commands run again. The third writes 8080.5, a number but not a whole one, and the fourth writes only 8080, a number with no object an</w:t>
+      </w:r>
+      <w:r>
+        <w:t>d so no keys; the same commands follow each. Copy-Item then puts the starting settings back.</w:t>
+      </w:r>
+    </w:p>
+    <w:p>
+      <w:pPr>
+        <w:keepNext/>
+      </w:pPr>
+    </w:p>
+    <w:p>
+      <w:pPr>
+        <w:pStyle w:val="CommandBlock"/>
+        <w:keepNext/>
+      </w:pPr>
+      <w:r>
+        <w:t>Set-Content .\cpp\service.json '{"service":"contact-api","port":70000}'</w:t>
       </w:r>
     </w:p>
     <w:p>
@@ -8073,15 +8356,15 @@
         <w:pStyle w:val="CommandBlock"/>
       </w:pPr>
       <w:r>
-        <w:t>Get-Content service.json</w:t>
-      </w:r>
-    </w:p>
-    <w:p>
-      <w:pPr>
-        <w:pStyle w:val="CommandBlock"/>
-      </w:pPr>
-      <w:r>
-        <w:t>Set-Content service.json '{"service":"contact-api","port":"eighty"}'</w:t>
+        <w:t>Get-Content .\cpp\service.json</w:t>
+      </w:r>
+    </w:p>
+    <w:p>
+      <w:pPr>
+        <w:pStyle w:val="CommandBlock"/>
+      </w:pPr>
+      <w:r>
+        <w:t>Set-Content .\cpp\service.json '{"service":"contact-api","port":"eighty"}'</w:t>
       </w:r>
     </w:p>
     <w:p>
@@ -8105,15 +8388,15 @@
         <w:pStyle w:val="CommandBlock"/>
       </w:pPr>
       <w:r>
-        <w:t>Get-Content service.json</w:t>
-      </w:r>
-    </w:p>
-    <w:p>
-      <w:pPr>
-        <w:pStyle w:val="CommandBlock"/>
-      </w:pPr>
-      <w:r>
-        <w:t>Set-Content service.json '{"service":"contact-api","port":8080.5}'</w:t>
+        <w:t>Get-Content .\cpp\service.json</w:t>
+      </w:r>
+    </w:p>
+    <w:p>
+      <w:pPr>
+        <w:pStyle w:val="CommandBlock"/>
+      </w:pPr>
+      <w:r>
+        <w:t>Set-Content .\cpp\service.json '{"service":"contact-api","port":8080.5}'</w:t>
       </w:r>
     </w:p>
     <w:p>
@@ -8137,15 +8420,15 @@
         <w:pStyle w:val="CommandBlock"/>
       </w:pPr>
       <w:r>
-        <w:t>Get-Content service.json</w:t>
-      </w:r>
-    </w:p>
-    <w:p>
-      <w:pPr>
-        <w:pStyle w:val="CommandBlock"/>
-      </w:pPr>
-      <w:r>
-        <w:t>Set-Content service.json '8080'</w:t>
+        <w:t>Get-Content .\cpp\service.json</w:t>
+      </w:r>
+    </w:p>
+    <w:p>
+      <w:pPr>
+        <w:pStyle w:val="CommandBlock"/>
+      </w:pPr>
+      <w:r>
+        <w:t>Set-Content .\cpp\service.json '8080'</w:t>
       </w:r>
     </w:p>
     <w:p>
@@ -8171,15 +8454,15 @@
         <w:keepNext/>
       </w:pPr>
       <w:r>
-        <w:t>Get-Content service.json</w:t>
-      </w:r>
-    </w:p>
-    <w:p>
-      <w:pPr>
-        <w:pStyle w:val="CommandBlock"/>
-      </w:pPr>
-      <w:r>
-        <w:t>Copy-Item service-start.json service.json</w:t>
+        <w:t>Get-Content .\cpp\service.json</w:t>
+      </w:r>
+    </w:p>
+    <w:p>
+      <w:pPr>
+        <w:pStyle w:val="CommandBlock"/>
+      </w:pPr>
+      <w:r>
+        <w:t>Copy-Item service-start.json .\cpp\service.json</w:t>
       </w:r>
     </w:p>
     <w:p>
@@ -8201,7 +8484,7 @@
         <w:keepNext/>
       </w:pPr>
       <w:r>
-        <w:t>echo '{"service":"contact-api","port":70000}' &gt; service.json</w:t>
+        <w:t>echo '{"service":"contact-api","port":70000}' &gt; ./cpp/service.json</w:t>
       </w:r>
     </w:p>
     <w:p>
@@ -8226,15 +8509,15 @@
         <w:pStyle w:val="CommandBlock"/>
       </w:pPr>
       <w:r>
-        <w:t>cat service.json</w:t>
-      </w:r>
-    </w:p>
-    <w:p>
-      <w:pPr>
-        <w:pStyle w:val="CommandBlock"/>
-      </w:pPr>
-      <w:r>
-        <w:t>echo '{"service":"contact-api","port":"eighty"}' &gt; service.json</w:t>
+        <w:t>cat ./cpp/service.json</w:t>
+      </w:r>
+    </w:p>
+    <w:p>
+      <w:pPr>
+        <w:pStyle w:val="CommandBlock"/>
+      </w:pPr>
+      <w:r>
+        <w:t>echo '{"service":"contact-api","port":"eighty"}' &gt; ./cpp/service.json</w:t>
       </w:r>
     </w:p>
     <w:p>
@@ -8258,15 +8541,15 @@
         <w:pStyle w:val="CommandBlock"/>
       </w:pPr>
       <w:r>
-        <w:t>cat service.json</w:t>
-      </w:r>
-    </w:p>
-    <w:p>
-      <w:pPr>
-        <w:pStyle w:val="CommandBlock"/>
-      </w:pPr>
-      <w:r>
-        <w:t>echo '{"service":"contact-api","port":8080.5}' &gt; service.json</w:t>
+        <w:t>cat ./cpp/service.json</w:t>
+      </w:r>
+    </w:p>
+    <w:p>
+      <w:pPr>
+        <w:pStyle w:val="CommandBlock"/>
+      </w:pPr>
+      <w:r>
+        <w:t>echo '{"service":"contact-api","port":8080.5}' &gt; ./cpp/service.json</w:t>
       </w:r>
     </w:p>
     <w:p>
@@ -8290,15 +8573,15 @@
         <w:pStyle w:val="CommandBlock"/>
       </w:pPr>
       <w:r>
-        <w:t>cat service.json</w:t>
-      </w:r>
-    </w:p>
-    <w:p>
-      <w:pPr>
-        <w:pStyle w:val="CommandBlock"/>
-      </w:pPr>
-      <w:r>
-        <w:t>echo '8080' &gt; service.json</w:t>
+        <w:t>cat ./cpp/service.json</w:t>
+      </w:r>
+    </w:p>
+    <w:p>
+      <w:pPr>
+        <w:pStyle w:val="CommandBlock"/>
+      </w:pPr>
+      <w:r>
+        <w:t>echo '8080' &gt; ./cpp/service.json</w:t>
       </w:r>
     </w:p>
     <w:p>
@@ -8324,15 +8607,15 @@
         <w:keepNext/>
       </w:pPr>
       <w:r>
-        <w:t>cat service.json</w:t>
-      </w:r>
-    </w:p>
-    <w:p>
-      <w:pPr>
-        <w:pStyle w:val="CommandBlock"/>
-      </w:pPr>
-      <w:r>
-        <w:t>cp service-start.json service.json</w:t>
+        <w:t>cat ./cpp/service.json</w:t>
+      </w:r>
+    </w:p>
+    <w:p>
+      <w:pPr>
+        <w:pStyle w:val="CommandBlock"/>
+      </w:pPr>
+      <w:r>
+        <w:t>cp service-start.json ./cpp/service.json</w:t>
       </w:r>
     </w:p>
     <w:p>
@@ -8358,7 +8641,7 @@
         <w:pStyle w:val="RequiredOutput"/>
       </w:pPr>
       <w:r>
-        <w:t>Error: port in service.json must be between 1 and 65535</w:t>
+        <w:t>Error: port in cpp\service.json must be between 1 and 65535</w:t>
       </w:r>
     </w:p>
     <w:p>
@@ -8384,7 +8667,7 @@
         <w:pStyle w:val="RequiredOutput"/>
       </w:pPr>
       <w:r>
-        <w:t>Error: service.json is not a valid JSON configuration</w:t>
+        <w:t>Error: cpp\service.json is not a valid JSON configuration</w:t>
       </w:r>
     </w:p>
     <w:p>
@@ -8465,7 +8748,7 @@
     </w:p>
     <w:p>
       <w:r>
-        <w:t>Both versions start from the same defaults, replace each one the file names, and save every setting back into service.json; the Basic version does it all in main and trusts what it reads. The Production-Minded version writes the defaults once, in defaultConfig, checks every value in loadConfig, saves through saveConfig, and turns any problem into one Error line and exit code 1 with nothing saved.</w:t>
+        <w:t>Both versions start from the same defaults, replace each one the file names, and save every setting back into the language's own service.json; the Basic version does it all in main and trusts what it reads. The Production-Minded version writes the defaults once, in defaultConfig, checks every value in loadConfig, saves through saveConfig, and turns any problem into one Error line and exit code 1 with nothing saved.</w:t>
       </w:r>
     </w:p>
     <w:p>
@@ -8516,7 +8799,10 @@
     </w:p>
     <w:p>
       <w:r>
-        <w:t>Start with the most direct version: The ServiceConfig constructor sets the four defaults. Main reads service.json, sets the JSON options, builds a ServiceConfig from the text with Deserialize, prints its fields, sets Enabled to false, serializes the record, and saves it back into service.json. Even this Basic version checks the null Deserialize may return, because the compiler refuses to read a field through a value that may be null. Every step is commented, so read the comments as you type it.</w:t>
+        <w:t>Start with the most direct version: The ServiceConfig constructor sets the four defaults. Main reads service.json, sets the JSON options, builds a ServiceConfig from the text with Deserialize, prints its fields, sets Enabled to false, serializes the record, and saves it back into service.json. Even this Basic version checks the null Deserialize may return, because the compiler refuses to read a field through a value that may be null. The program joins its folder's name and service.json, so it reads and save</w:t>
+      </w:r>
+      <w:r>
+        <w:t>s .\csharp\service.json, and the C# programs never change another language's file. Every step is commented, so read the comments as you type it.</w:t>
       </w:r>
     </w:p>
     <w:p>
@@ -8547,7 +8833,7 @@
         <w:keepNext/>
       </w:pPr>
       <w:r>
-        <w:t>// adds File, and using System.Text.Json; adds JsonSerializer.</w:t>
+        <w:t>// adds File and Path, and using System.Text.Json; adds JsonSerializer.</w:t>
       </w:r>
     </w:p>
     <w:p>
@@ -8794,7 +9080,39 @@
         <w:pStyle w:val="SourceCode"/>
       </w:pPr>
       <w:r>
-        <w:t xml:space="preserve">        string jsonText = File.ReadAllText("service.json");</w:t>
+        <w:t xml:space="preserve">        // The file is service.json in the csharp folder, because the</w:t>
+      </w:r>
+    </w:p>
+    <w:p>
+      <w:pPr>
+        <w:pStyle w:val="SourceCode"/>
+      </w:pPr>
+      <w:r>
+        <w:t xml:space="preserve">        // program saves into it and the C# programs write only inside</w:t>
+      </w:r>
+    </w:p>
+    <w:p>
+      <w:pPr>
+        <w:pStyle w:val="SourceCode"/>
+      </w:pPr>
+      <w:r>
+        <w:t xml:space="preserve">        // their own folder. Remember, Path.Combine joins the parts.</w:t>
+      </w:r>
+    </w:p>
+    <w:p>
+      <w:pPr>
+        <w:pStyle w:val="SourceCode"/>
+      </w:pPr>
+      <w:r>
+        <w:t xml:space="preserve">        string path = Path.Combine("csharp", "service.json");</w:t>
+      </w:r>
+    </w:p>
+    <w:p>
+      <w:pPr>
+        <w:pStyle w:val="SourceCode"/>
+      </w:pPr>
+      <w:r>
+        <w:t xml:space="preserve">        string jsonText = File.ReadAllText(path);</w:t>
       </w:r>
     </w:p>
     <w:p>
@@ -8948,7 +9266,7 @@
         <w:pStyle w:val="SourceCode"/>
       </w:pPr>
       <w:r>
-        <w:t xml:space="preserve">                "Error: service.json is not a valid JSON configuration");</w:t>
+        <w:t xml:space="preserve">                "Error: " + path + " is not a valid JSON configuration");</w:t>
       </w:r>
     </w:p>
     <w:p>
@@ -9107,15 +9425,15 @@
         <w:pStyle w:val="SourceCode"/>
       </w:pPr>
       <w:r>
-        <w:t xml:space="preserve">        File.WriteAllText("service.json", saved + "\n");</w:t>
-      </w:r>
-    </w:p>
-    <w:p>
-      <w:pPr>
-        <w:pStyle w:val="SourceCode"/>
-      </w:pPr>
-      <w:r>
-        <w:t xml:space="preserve">        Console.WriteLine("Saved service.json");</w:t>
+        <w:t xml:space="preserve">        File.WriteAllText(path, saved + "\n");</w:t>
+      </w:r>
+    </w:p>
+    <w:p>
+      <w:pPr>
+        <w:pStyle w:val="SourceCode"/>
+      </w:pPr>
+      <w:r>
+        <w:t xml:space="preserve">        Console.WriteLine("Saved " + path);</w:t>
       </w:r>
     </w:p>
     <w:p>
@@ -9162,21 +9480,21 @@
         <w:keepNext/>
       </w:pPr>
       <w:r>
-        <w:t>Put the starting settings back, build the program, and run it once from the lesson-3.17 folder.</w:t>
-      </w:r>
-    </w:p>
-    <w:p>
-      <w:pPr>
-        <w:keepNext/>
-      </w:pPr>
-    </w:p>
-    <w:p>
-      <w:pPr>
-        <w:pStyle w:val="CommandBlock"/>
-        <w:keepNext/>
-      </w:pPr>
-      <w:r>
-        <w:t>Copy-Item service-start.json service.json</w:t>
+        <w:t>Put the starting settings back into .\csharp\service.json, build the program, and run it once from the lesson-3.17 folder.</w:t>
+      </w:r>
+    </w:p>
+    <w:p>
+      <w:pPr>
+        <w:keepNext/>
+      </w:pPr>
+    </w:p>
+    <w:p>
+      <w:pPr>
+        <w:pStyle w:val="CommandBlock"/>
+        <w:keepNext/>
+      </w:pPr>
+      <w:r>
+        <w:t>Copy-Item service-start.json .\csharp\service.json</w:t>
       </w:r>
     </w:p>
     <w:p>
@@ -9215,7 +9533,7 @@
         <w:keepNext/>
       </w:pPr>
       <w:r>
-        <w:t>cp service-start.json service.json</w:t>
+        <w:t>cp service-start.json ./csharp/service.json</w:t>
       </w:r>
     </w:p>
     <w:p>
@@ -9311,7 +9629,7 @@
         <w:pStyle w:val="RequiredOutput"/>
       </w:pPr>
       <w:r>
-        <w:t>Saved service.json</w:t>
+        <w:t>Saved csharp\service.json</w:t>
       </w:r>
     </w:p>
     <w:p>
@@ -9324,7 +9642,7 @@
         <w:pStyle w:val="ListBullet"/>
       </w:pPr>
       <w:r>
-        <w:t>The first four lines are the four settings. The starting service.json names all four, so every value came from the file and no default was needed; the Edited Configuration Check below leaves a key out.</w:t>
+        <w:t>The first four lines are the four settings. The starting file names all four, so every value came from the file and no default was needed; the Edited Configuration Check below leaves a key out.</w:t>
       </w:r>
     </w:p>
     <w:p>
@@ -9340,10 +9658,10 @@
         <w:pStyle w:val="ListBullet"/>
       </w:pPr>
       <w:r>
-        <w:t>Saved service.json says every setting was written back into service.json, replacing its contents. Get-Content service.json (cat on Linux or macOS) now shows one line of compact JSON, {"service":"contact-api","environment":"staging","port":8080,"enabled":false}: the same four settings with enabled now false. The indentation is gone because the program serializes compact JSON, as in Lesson 3.15; the next run reads it the same way, and the change is kept: run the program again without the Copy-Item line, and i</w:t>
-      </w:r>
-      <w:r>
-        <w:t>t prints Enabled: false.</w:t>
+        <w:t xml:space="preserve">The Saved line says every setting was written back into .\csharp\service.json, replacing its contents; the program prints the path as it joined it, without .\ in front. Get-Content .\csharp\service.json (cat ./csharp/service.json on Linux or macOS) now shows one line of compact JSON, {"service":"contact-api","environment":"staging","port":8080,"enabled":false}: the same four settings with enabled now false. The indentation is gone because the program serializes compact JSON, as in Lesson 3.15; the next run </w:t>
+      </w:r>
+      <w:r>
+        <w:t>reads it the same way, and the change is kept: run the program again without the Copy-Item line, and it prints Enabled: false.</w:t>
       </w:r>
     </w:p>
     <w:p>
@@ -9351,7 +9669,7 @@
         <w:pStyle w:val="ListBullet"/>
       </w:pPr>
       <w:r>
-        <w:t>The block starts with Copy-Item service-start.json service.json, which puts the starting settings back: every run saves enabled as false, so without it a second run would print Enabled: false.</w:t>
+        <w:t>The block starts with Copy-Item service-start.json .\csharp\service.json, which puts the starting settings back into this language's own copy: every run saves enabled as false, so without it a second run would print Enabled: false.</w:t>
       </w:r>
     </w:p>
     <w:p>
@@ -9359,7 +9677,7 @@
         <w:pStyle w:val="ListBullet"/>
       </w:pPr>
       <w:r>
-        <w:t>If the program ends with Unhandled exception. System.IO.FileNotFoundException: Could not find file, followed by a full path, service.json is missing from the folder you ran the program in. Run the program from the lesson-3.17 folder.</w:t>
+        <w:t>If the program ends with Unhandled exception. System.IO.FileNotFoundException: Could not find file, followed by a full path, .\csharp\service.json is missing. Run the program from the lesson-3.17 folder, and start the block with its Copy-Item line.</w:t>
       </w:r>
     </w:p>
     <w:p>
@@ -9367,7 +9685,7 @@
         <w:pStyle w:val="ListBullet"/>
       </w:pPr>
       <w:r>
-        <w:t>Run every program from the lesson-3.17 folder. A relative path starts from the working directory, so a program run from another folder looks for service.json there.</w:t>
+        <w:t>Run every program from the lesson-3.17 folder. A relative path starts from the working directory, so a program run from another folder looks for its language's folder and service.json there.</w:t>
       </w:r>
     </w:p>
     <w:p>
@@ -9396,21 +9714,30 @@
         <w:keepNext/>
       </w:pPr>
       <w:r>
-        <w:t>Now change the program's behavior without changing its code. Set-Content replaces service.json with a new configuration in one line: the port is now 9090, and the environment key is left out. Then the same program runs again, exactly as it was built: this block has no build command. Get-Content then shows what it saved.</w:t>
-      </w:r>
-    </w:p>
-    <w:p>
-      <w:pPr>
-        <w:keepNext/>
-      </w:pPr>
-    </w:p>
-    <w:p>
-      <w:pPr>
-        <w:pStyle w:val="CommandBlock"/>
-        <w:keepNext/>
-      </w:pPr>
-      <w:r>
-        <w:t>Set-Content service.json '{"service":"contact-api","port":9090,"enabled":true}'</w:t>
+        <w:t>Now change the program's behavior without changing its code. Set-Content replaces .\csharp\service.json with a new configuration in one line: the port is now 9090, and the environment key is left out. Then the same program runs again, exactly as it was built: this block has no build command. Get-Content then shows what it saved.</w:t>
+      </w:r>
+    </w:p>
+    <w:p>
+      <w:pPr>
+        <w:keepNext/>
+      </w:pPr>
+    </w:p>
+    <w:p>
+      <w:pPr>
+        <w:pStyle w:val="CommandBlock"/>
+        <w:keepNext/>
+      </w:pPr>
+      <w:r>
+        <w:t>Set-Content .\csharp\service.json `</w:t>
+      </w:r>
+    </w:p>
+    <w:p>
+      <w:pPr>
+        <w:pStyle w:val="CommandBlock"/>
+        <w:keepNext/>
+      </w:pPr>
+      <w:r>
+        <w:t xml:space="preserve">    '{"service":"contact-api","port":9090,"enabled":true}'</w:t>
       </w:r>
     </w:p>
     <w:p>
@@ -9427,7 +9754,7 @@
         <w:pStyle w:val="CommandBlock"/>
       </w:pPr>
       <w:r>
-        <w:t>Get-Content service.json</w:t>
+        <w:t>Get-Content .\csharp\service.json</w:t>
       </w:r>
     </w:p>
     <w:p>
@@ -9449,7 +9776,16 @@
         <w:keepNext/>
       </w:pPr>
       <w:r>
-        <w:t>echo '{"service":"contact-api","port":9090,"enabled":true}' &gt; service.json</w:t>
+        <w:t>echo '{"service":"contact-api","port":9090,"enabled":true}' \</w:t>
+      </w:r>
+    </w:p>
+    <w:p>
+      <w:pPr>
+        <w:pStyle w:val="CommandBlock"/>
+        <w:keepNext/>
+      </w:pPr>
+      <w:r>
+        <w:t xml:space="preserve">    &gt; ./csharp/service.json</w:t>
       </w:r>
     </w:p>
     <w:p>
@@ -9466,7 +9802,7 @@
         <w:pStyle w:val="CommandBlock"/>
       </w:pPr>
       <w:r>
-        <w:t>cat service.json</w:t>
+        <w:t>cat ./csharp/service.json</w:t>
       </w:r>
     </w:p>
     <w:p>
@@ -9537,7 +9873,7 @@
         <w:pStyle w:val="RequiredOutput"/>
       </w:pPr>
       <w:r>
-        <w:t>Saved service.json</w:t>
+        <w:t>Saved csharp\service.json</w:t>
       </w:r>
     </w:p>
     <w:p>
@@ -9646,7 +9982,7 @@
         <w:keepNext/>
       </w:pPr>
       <w:r>
-        <w:t>// System.IO; adds File, and using System.Text.Json; adds JsonSerializer.</w:t>
+        <w:t>// System.IO; adds File and Path, and using System.Text.Json; adds JsonSerializer.</w:t>
       </w:r>
     </w:p>
     <w:p>
@@ -10316,7 +10652,23 @@
         <w:pStyle w:val="SourceCode"/>
       </w:pPr>
       <w:r>
-        <w:t xml:space="preserve">        string path = "service.json";</w:t>
+        <w:t xml:space="preserve">        // service.json in the csharp folder: the C# programs write only</w:t>
+      </w:r>
+    </w:p>
+    <w:p>
+      <w:pPr>
+        <w:pStyle w:val="SourceCode"/>
+      </w:pPr>
+      <w:r>
+        <w:t xml:space="preserve">        // inside their own folder. Remember, Path.Combine joins.</w:t>
+      </w:r>
+    </w:p>
+    <w:p>
+      <w:pPr>
+        <w:pStyle w:val="SourceCode"/>
+      </w:pPr>
+      <w:r>
+        <w:t xml:space="preserve">        string path = Path.Combine("csharp", "service.json");</w:t>
       </w:r>
     </w:p>
     <w:p>
@@ -10550,7 +10902,7 @@
         <w:keepNext/>
       </w:pPr>
       <w:r>
-        <w:t>Copy-Item service-start.json service.json</w:t>
+        <w:t>Copy-Item service-start.json .\csharp\service.json</w:t>
       </w:r>
     </w:p>
     <w:p>
@@ -10598,7 +10950,7 @@
         <w:keepNext/>
       </w:pPr>
       <w:r>
-        <w:t>cp service-start.json service.json</w:t>
+        <w:t>cp service-start.json ./csharp/service.json</w:t>
       </w:r>
     </w:p>
     <w:p>
@@ -10703,7 +11055,7 @@
         <w:pStyle w:val="RequiredOutput"/>
       </w:pPr>
       <w:r>
-        <w:t>Saved service.json</w:t>
+        <w:t>Saved csharp\service.json</w:t>
       </w:r>
     </w:p>
     <w:p>
@@ -10724,7 +11076,7 @@
         <w:pStyle w:val="ListBullet"/>
       </w:pPr>
       <w:r>
-        <w:t>Exit code 0 proves that every setting in service.json was valid and that the file was saved. Get-Content service.json shows the same saved line as the Basic version. If a port is not a whole number or is outside 1 to 65535, the program prints one Error line on the error stream, saves nothing, and ends with exit code 1; the Invalid Port Check below shows each case.</w:t>
+        <w:t>Exit code 0 proves that every setting in .\csharp\service.json was valid and that the file was saved. Get-Content .\csharp\service.json shows the same saved line as the Basic version. If a port is not a whole number or is outside 1 to 65535, the program prints one Error line on the error stream, saves nothing, and ends with exit code 1; the Invalid Port Check below shows each case.</w:t>
       </w:r>
     </w:p>
     <w:p>
@@ -10753,24 +11105,24 @@
         <w:keepNext/>
       </w:pPr>
       <w:r>
-        <w:t>Now put four invalid configurations into the file and watch the program refuse each one. The first Set-Content writes a port of 70000, which is outside 1 to 65535; the program runs, $LASTEXITCODE prints its exit code, and Get-Content shows the file. The second Set-Content writes the port as "eighty", in quotes, which is text rather than a number, and the same three commands run again. The third writes 8080.5, a number but not a whole one, and the fourth writes only 8080, a number with no object and so no ke</w:t>
-      </w:r>
-      <w:r>
-        <w:t>ys; the same commands follow each. Copy-Item then puts the starting settings back.</w:t>
-      </w:r>
-    </w:p>
-    <w:p>
-      <w:pPr>
-        <w:keepNext/>
-      </w:pPr>
-    </w:p>
-    <w:p>
-      <w:pPr>
-        <w:pStyle w:val="CommandBlock"/>
-        <w:keepNext/>
-      </w:pPr>
-      <w:r>
-        <w:t>Set-Content service.json '{"service":"contact-api","port":70000}'</w:t>
+        <w:t>Now put four invalid configurations into .\csharp\service.json and watch the program refuse each one. The first Set-Content writes a port of 70000, which is outside 1 to 65535; the program runs, $LASTEXITCODE prints its exit code, and Get-Content shows the file. The second Set-Content writes the port as "eighty", in quotes, which is text rather than a number, and the same three commands run again. The third writes 8080.5, a number but not a whole one, and the fourth writes only 8080, a number with no object</w:t>
+      </w:r>
+      <w:r>
+        <w:t xml:space="preserve"> and so no keys; the same commands follow each. Copy-Item then puts the starting settings back.</w:t>
+      </w:r>
+    </w:p>
+    <w:p>
+      <w:pPr>
+        <w:keepNext/>
+      </w:pPr>
+    </w:p>
+    <w:p>
+      <w:pPr>
+        <w:pStyle w:val="CommandBlock"/>
+        <w:keepNext/>
+      </w:pPr>
+      <w:r>
+        <w:t>Set-Content .\csharp\service.json '{"service":"contact-api","port":70000}'</w:t>
       </w:r>
     </w:p>
     <w:p>
@@ -10795,15 +11147,15 @@
         <w:pStyle w:val="CommandBlock"/>
       </w:pPr>
       <w:r>
-        <w:t>Get-Content service.json</w:t>
-      </w:r>
-    </w:p>
-    <w:p>
-      <w:pPr>
-        <w:pStyle w:val="CommandBlock"/>
-      </w:pPr>
-      <w:r>
-        <w:t>Set-Content service.json '{"service":"contact-api","port":"eighty"}'</w:t>
+        <w:t>Get-Content .\csharp\service.json</w:t>
+      </w:r>
+    </w:p>
+    <w:p>
+      <w:pPr>
+        <w:pStyle w:val="CommandBlock"/>
+      </w:pPr>
+      <w:r>
+        <w:t>Set-Content .\csharp\service.json '{"service":"contact-api","port":"eighty"}'</w:t>
       </w:r>
     </w:p>
     <w:p>
@@ -10827,15 +11179,15 @@
         <w:pStyle w:val="CommandBlock"/>
       </w:pPr>
       <w:r>
-        <w:t>Get-Content service.json</w:t>
-      </w:r>
-    </w:p>
-    <w:p>
-      <w:pPr>
-        <w:pStyle w:val="CommandBlock"/>
-      </w:pPr>
-      <w:r>
-        <w:t>Set-Content service.json '{"service":"contact-api","port":8080.5}'</w:t>
+        <w:t>Get-Content .\csharp\service.json</w:t>
+      </w:r>
+    </w:p>
+    <w:p>
+      <w:pPr>
+        <w:pStyle w:val="CommandBlock"/>
+      </w:pPr>
+      <w:r>
+        <w:t>Set-Content .\csharp\service.json '{"service":"contact-api","port":8080.5}'</w:t>
       </w:r>
     </w:p>
     <w:p>
@@ -10859,15 +11211,15 @@
         <w:pStyle w:val="CommandBlock"/>
       </w:pPr>
       <w:r>
-        <w:t>Get-Content service.json</w:t>
-      </w:r>
-    </w:p>
-    <w:p>
-      <w:pPr>
-        <w:pStyle w:val="CommandBlock"/>
-      </w:pPr>
-      <w:r>
-        <w:t>Set-Content service.json '8080'</w:t>
+        <w:t>Get-Content .\csharp\service.json</w:t>
+      </w:r>
+    </w:p>
+    <w:p>
+      <w:pPr>
+        <w:pStyle w:val="CommandBlock"/>
+      </w:pPr>
+      <w:r>
+        <w:t>Set-Content .\csharp\service.json '8080'</w:t>
       </w:r>
     </w:p>
     <w:p>
@@ -10893,15 +11245,15 @@
         <w:keepNext/>
       </w:pPr>
       <w:r>
-        <w:t>Get-Content service.json</w:t>
-      </w:r>
-    </w:p>
-    <w:p>
-      <w:pPr>
-        <w:pStyle w:val="CommandBlock"/>
-      </w:pPr>
-      <w:r>
-        <w:t>Copy-Item service-start.json service.json</w:t>
+        <w:t>Get-Content .\csharp\service.json</w:t>
+      </w:r>
+    </w:p>
+    <w:p>
+      <w:pPr>
+        <w:pStyle w:val="CommandBlock"/>
+      </w:pPr>
+      <w:r>
+        <w:t>Copy-Item service-start.json .\csharp\service.json</w:t>
       </w:r>
     </w:p>
     <w:p>
@@ -10923,7 +11275,7 @@
         <w:keepNext/>
       </w:pPr>
       <w:r>
-        <w:t>echo '{"service":"contact-api","port":70000}' &gt; service.json</w:t>
+        <w:t>echo '{"service":"contact-api","port":70000}' &gt; ./csharp/service.json</w:t>
       </w:r>
     </w:p>
     <w:p>
@@ -10948,15 +11300,15 @@
         <w:pStyle w:val="CommandBlock"/>
       </w:pPr>
       <w:r>
-        <w:t>cat service.json</w:t>
-      </w:r>
-    </w:p>
-    <w:p>
-      <w:pPr>
-        <w:pStyle w:val="CommandBlock"/>
-      </w:pPr>
-      <w:r>
-        <w:t>echo '{"service":"contact-api","port":"eighty"}' &gt; service.json</w:t>
+        <w:t>cat ./csharp/service.json</w:t>
+      </w:r>
+    </w:p>
+    <w:p>
+      <w:pPr>
+        <w:pStyle w:val="CommandBlock"/>
+      </w:pPr>
+      <w:r>
+        <w:t>echo '{"service":"contact-api","port":"eighty"}' &gt; ./csharp/service.json</w:t>
       </w:r>
     </w:p>
     <w:p>
@@ -10980,15 +11332,15 @@
         <w:pStyle w:val="CommandBlock"/>
       </w:pPr>
       <w:r>
-        <w:t>cat service.json</w:t>
-      </w:r>
-    </w:p>
-    <w:p>
-      <w:pPr>
-        <w:pStyle w:val="CommandBlock"/>
-      </w:pPr>
-      <w:r>
-        <w:t>echo '{"service":"contact-api","port":8080.5}' &gt; service.json</w:t>
+        <w:t>cat ./csharp/service.json</w:t>
+      </w:r>
+    </w:p>
+    <w:p>
+      <w:pPr>
+        <w:pStyle w:val="CommandBlock"/>
+      </w:pPr>
+      <w:r>
+        <w:t>echo '{"service":"contact-api","port":8080.5}' &gt; ./csharp/service.json</w:t>
       </w:r>
     </w:p>
     <w:p>
@@ -11012,15 +11364,15 @@
         <w:pStyle w:val="CommandBlock"/>
       </w:pPr>
       <w:r>
-        <w:t>cat service.json</w:t>
-      </w:r>
-    </w:p>
-    <w:p>
-      <w:pPr>
-        <w:pStyle w:val="CommandBlock"/>
-      </w:pPr>
-      <w:r>
-        <w:t>echo '8080' &gt; service.json</w:t>
+        <w:t>cat ./csharp/service.json</w:t>
+      </w:r>
+    </w:p>
+    <w:p>
+      <w:pPr>
+        <w:pStyle w:val="CommandBlock"/>
+      </w:pPr>
+      <w:r>
+        <w:t>echo '8080' &gt; ./csharp/service.json</w:t>
       </w:r>
     </w:p>
     <w:p>
@@ -11046,15 +11398,15 @@
         <w:keepNext/>
       </w:pPr>
       <w:r>
-        <w:t>cat service.json</w:t>
-      </w:r>
-    </w:p>
-    <w:p>
-      <w:pPr>
-        <w:pStyle w:val="CommandBlock"/>
-      </w:pPr>
-      <w:r>
-        <w:t>cp service-start.json service.json</w:t>
+        <w:t>cat ./csharp/service.json</w:t>
+      </w:r>
+    </w:p>
+    <w:p>
+      <w:pPr>
+        <w:pStyle w:val="CommandBlock"/>
+      </w:pPr>
+      <w:r>
+        <w:t>cp service-start.json ./csharp/service.json</w:t>
       </w:r>
     </w:p>
     <w:p>
@@ -11080,7 +11432,7 @@
         <w:pStyle w:val="RequiredOutput"/>
       </w:pPr>
       <w:r>
-        <w:t>Error: port in service.json must be between 1 and 65535</w:t>
+        <w:t>Error: port in csharp\service.json must be between 1 and 65535</w:t>
       </w:r>
     </w:p>
     <w:p>
@@ -11106,7 +11458,7 @@
         <w:pStyle w:val="RequiredOutput"/>
       </w:pPr>
       <w:r>
-        <w:t>Error: service.json is not a valid JSON configuration</w:t>
+        <w:t>Error: csharp\service.json is not a valid JSON configuration</w:t>
       </w:r>
     </w:p>
     <w:p>
@@ -11184,7 +11536,7 @@
     </w:p>
     <w:p>
       <w:r>
-        <w:t>Both versions start from the same defaults, replace each one the file names, and save every setting back into service.json; the Basic version does it all in Main and trusts what it reads. The Production-Minded version writes the defaults once, in the ServiceConfig constructor, checks every value in LoadConfig, saves through SaveConfig, and turns any problem into one Error line and exit code 1 with nothing saved.</w:t>
+        <w:t>Both versions start from the same defaults, replace each one the file names, and save every setting back into the language's own service.json; the Basic version does it all in Main and trusts what it reads. The Production-Minded version writes the defaults once, in the ServiceConfig constructor, checks every value in LoadConfig, saves through SaveConfig, and turns any problem into one Error line and exit code 1 with nothing saved.</w:t>
       </w:r>
     </w:p>
     <w:p>
@@ -11235,7 +11587,10 @@
     </w:p>
     <w:p>
       <w:r>
-        <w:t>Start with the most direct version: main creates a ServiceConfig holding the defaults, reads service.json, fills the struct with json.Unmarshal, prints its fields, sets Enabled to false, serializes the struct, and saves it back into service.json. This Basic version throws every error value away and trusts the file. Every step is commented, so read the comments as you type it.</w:t>
+        <w:t>Start with the most direct version: main creates a ServiceConfig holding the defaults, reads service.json, fills the struct with json.Unmarshal, prints its fields, sets Enabled to false, serializes the struct, and saves it back into service.json. This Basic version throws every error value away and trusts the file. The program joins its folder's name and service.json, so it reads and saves .\go\service.json, and the Go programs never change another language's file. Every step is commented, so read the comme</w:t>
+      </w:r>
+      <w:r>
+        <w:t>nts as you type it.</w:t>
       </w:r>
     </w:p>
     <w:p>
@@ -11288,7 +11643,7 @@
         <w:pStyle w:val="SourceCode"/>
       </w:pPr>
       <w:r>
-        <w:t>// fmt to print, and os for the file tools.</w:t>
+        <w:t>// fmt to print, os for the file tools, and path/filepath to join paths.</w:t>
       </w:r>
     </w:p>
     <w:p>
@@ -11328,6 +11683,14 @@
         <w:pStyle w:val="SourceCode"/>
       </w:pPr>
       <w:r>
+        <w:t xml:space="preserve">    "path/filepath"</w:t>
+      </w:r>
+    </w:p>
+    <w:p>
+      <w:pPr>
+        <w:pStyle w:val="SourceCode"/>
+      </w:pPr>
+      <w:r>
         <w:t>)</w:t>
       </w:r>
     </w:p>
@@ -11535,7 +11898,39 @@
         <w:pStyle w:val="SourceCode"/>
       </w:pPr>
       <w:r>
-        <w:t xml:space="preserve">    contents, _ := os.ReadFile("service.json")</w:t>
+        <w:t xml:space="preserve">    // The file is service.json in the go folder, because the program</w:t>
+      </w:r>
+    </w:p>
+    <w:p>
+      <w:pPr>
+        <w:pStyle w:val="SourceCode"/>
+      </w:pPr>
+      <w:r>
+        <w:t xml:space="preserve">    // saves into it and the Go programs write only inside their own</w:t>
+      </w:r>
+    </w:p>
+    <w:p>
+      <w:pPr>
+        <w:pStyle w:val="SourceCode"/>
+      </w:pPr>
+      <w:r>
+        <w:t xml:space="preserve">    // folder. Remember, filepath.Join joins the parts.</w:t>
+      </w:r>
+    </w:p>
+    <w:p>
+      <w:pPr>
+        <w:pStyle w:val="SourceCode"/>
+      </w:pPr>
+      <w:r>
+        <w:t xml:space="preserve">    var path string = filepath.Join("go", "service.json")</w:t>
+      </w:r>
+    </w:p>
+    <w:p>
+      <w:pPr>
+        <w:pStyle w:val="SourceCode"/>
+      </w:pPr>
+      <w:r>
+        <w:t xml:space="preserve">    contents, _ := os.ReadFile(path)</w:t>
       </w:r>
     </w:p>
     <w:p>
@@ -11740,16 +12135,16 @@
         <w:keepNext/>
       </w:pPr>
       <w:r>
-        <w:t xml:space="preserve">    os.WriteFile("service.json", []byte(string(jsonBytes)+"\n"), 0644)</w:t>
-      </w:r>
-    </w:p>
-    <w:p>
-      <w:pPr>
-        <w:pStyle w:val="SourceCode"/>
-        <w:keepNext/>
-      </w:pPr>
-      <w:r>
-        <w:t xml:space="preserve">    fmt.Println("Saved service.json")</w:t>
+        <w:t xml:space="preserve">    os.WriteFile(path, []byte(string(jsonBytes)+"\n"), 0644)</w:t>
+      </w:r>
+    </w:p>
+    <w:p>
+      <w:pPr>
+        <w:pStyle w:val="SourceCode"/>
+        <w:keepNext/>
+      </w:pPr>
+      <w:r>
+        <w:t xml:space="preserve">    fmt.Println("Saved", path)</w:t>
       </w:r>
     </w:p>
     <w:p>
@@ -11778,21 +12173,21 @@
         <w:keepNext/>
       </w:pPr>
       <w:r>
-        <w:t>Put the starting settings back, build the program, and run it once from the lesson-3.17 folder.</w:t>
-      </w:r>
-    </w:p>
-    <w:p>
-      <w:pPr>
-        <w:keepNext/>
-      </w:pPr>
-    </w:p>
-    <w:p>
-      <w:pPr>
-        <w:pStyle w:val="CommandBlock"/>
-        <w:keepNext/>
-      </w:pPr>
-      <w:r>
-        <w:t>Copy-Item service-start.json service.json</w:t>
+        <w:t>Put the starting settings back into .\go\service.json, build the program, and run it once from the lesson-3.17 folder.</w:t>
+      </w:r>
+    </w:p>
+    <w:p>
+      <w:pPr>
+        <w:keepNext/>
+      </w:pPr>
+    </w:p>
+    <w:p>
+      <w:pPr>
+        <w:pStyle w:val="CommandBlock"/>
+        <w:keepNext/>
+      </w:pPr>
+      <w:r>
+        <w:t>Copy-Item service-start.json .\go\service.json</w:t>
       </w:r>
     </w:p>
     <w:p>
@@ -11831,7 +12226,7 @@
         <w:keepNext/>
       </w:pPr>
       <w:r>
-        <w:t>cp service-start.json service.json</w:t>
+        <w:t>cp service-start.json ./go/service.json</w:t>
       </w:r>
     </w:p>
     <w:p>
@@ -11927,7 +12322,7 @@
         <w:pStyle w:val="RequiredOutput"/>
       </w:pPr>
       <w:r>
-        <w:t>Saved service.json</w:t>
+        <w:t>Saved go\service.json</w:t>
       </w:r>
     </w:p>
     <w:p>
@@ -11940,7 +12335,7 @@
         <w:pStyle w:val="ListBullet"/>
       </w:pPr>
       <w:r>
-        <w:t>The first four lines are the four settings. The starting service.json names all four, so every value came from the file and no default was needed; the Edited Configuration Check below leaves a key out.</w:t>
+        <w:t>The first four lines are the four settings. The starting file names all four, so every value came from the file and no default was needed; the Edited Configuration Check below leaves a key out.</w:t>
       </w:r>
     </w:p>
     <w:p>
@@ -11956,10 +12351,10 @@
         <w:pStyle w:val="ListBullet"/>
       </w:pPr>
       <w:r>
-        <w:t>Saved service.json says every setting was written back into service.json, replacing its contents. Get-Content service.json (cat on Linux or macOS) now shows one line of compact JSON, {"service":"contact-api","environment":"staging","port":8080,"enabled":false}: the same four settings with enabled now false. The indentation is gone because the program serializes compact JSON, as in Lesson 3.15; the next run reads it the same way, and the change is kept: run the program again without the Copy-Item line, and i</w:t>
-      </w:r>
-      <w:r>
-        <w:t>t prints Enabled: false.</w:t>
+        <w:t>The Saved line says every setting was written back into .\go\service.json, replacing its contents; the program prints the path as it joined it, without .\ in front. Get-Content .\go\service.json (cat ./go/service.json on Linux or macOS) now shows one line of compact JSON, {"service":"contact-api","environment":"staging","port":8080,"enabled":false}: the same four settings with enabled now false. The indentation is gone because the program serializes compact JSON, as in Lesson 3.15; the next run reads it the</w:t>
+      </w:r>
+      <w:r>
+        <w:t xml:space="preserve"> same way, and the change is kept: run the program again without the Copy-Item line, and it prints Enabled: false.</w:t>
       </w:r>
     </w:p>
     <w:p>
@@ -11967,7 +12362,7 @@
         <w:pStyle w:val="ListBullet"/>
       </w:pPr>
       <w:r>
-        <w:t>The block starts with Copy-Item service-start.json service.json, which puts the starting settings back: every run saves enabled as false, so without it a second run would print Enabled: false.</w:t>
+        <w:t>The block starts with Copy-Item service-start.json .\go\service.json, which puts the starting settings back into this language's own copy: every run saves enabled as false, so without it a second run would print Enabled: false.</w:t>
       </w:r>
     </w:p>
     <w:p>
@@ -11975,7 +12370,7 @@
         <w:pStyle w:val="ListBullet"/>
       </w:pPr>
       <w:r>
-        <w:t>If the program prints the defaults, Environment: development, while the other values look right, service.json is missing from the folder you ran the program in: this Basic version throws the error value away, so Unmarshal read nothing, the struct kept every default, and the program even saved them into a new service.json there. Run the program from the lesson-3.17 folder.</w:t>
+        <w:t>If the program prints the defaults, Environment: development, while the other values look right, .\go\service.json is missing, or the program ran from another folder: this Basic version throws the error value away, so Unmarshal read nothing, the struct kept every default, and the program printed Saved without checking the write. Run the program from the lesson-3.17 folder, and start the block with its Copy-Item line.</w:t>
       </w:r>
     </w:p>
     <w:p>
@@ -11983,7 +12378,7 @@
         <w:pStyle w:val="ListBullet"/>
       </w:pPr>
       <w:r>
-        <w:t>Run every program from the lesson-3.17 folder. A relative path starts from the working directory, so a program run from another folder looks for service.json there.</w:t>
+        <w:t>Run every program from the lesson-3.17 folder. A relative path starts from the working directory, so a program run from another folder looks for its language's folder and service.json there.</w:t>
       </w:r>
     </w:p>
     <w:p>
@@ -12012,21 +12407,30 @@
         <w:keepNext/>
       </w:pPr>
       <w:r>
-        <w:t>Now change the program's behavior without changing its code. Set-Content replaces service.json with a new configuration in one line: the port is now 9090, and the environment key is left out. Then the same program runs again, exactly as it was built: this block has no build command. Get-Content then shows what it saved.</w:t>
-      </w:r>
-    </w:p>
-    <w:p>
-      <w:pPr>
-        <w:keepNext/>
-      </w:pPr>
-    </w:p>
-    <w:p>
-      <w:pPr>
-        <w:pStyle w:val="CommandBlock"/>
-        <w:keepNext/>
-      </w:pPr>
-      <w:r>
-        <w:t>Set-Content service.json '{"service":"contact-api","port":9090,"enabled":true}'</w:t>
+        <w:t>Now change the program's behavior without changing its code. Set-Content replaces .\go\service.json with a new configuration in one line: the port is now 9090, and the environment key is left out. Then the same program runs again, exactly as it was built: this block has no build command. Get-Content then shows what it saved.</w:t>
+      </w:r>
+    </w:p>
+    <w:p>
+      <w:pPr>
+        <w:keepNext/>
+      </w:pPr>
+    </w:p>
+    <w:p>
+      <w:pPr>
+        <w:pStyle w:val="CommandBlock"/>
+        <w:keepNext/>
+      </w:pPr>
+      <w:r>
+        <w:t>Set-Content .\go\service.json `</w:t>
+      </w:r>
+    </w:p>
+    <w:p>
+      <w:pPr>
+        <w:pStyle w:val="CommandBlock"/>
+        <w:keepNext/>
+      </w:pPr>
+      <w:r>
+        <w:t xml:space="preserve">    '{"service":"contact-api","port":9090,"enabled":true}'</w:t>
       </w:r>
     </w:p>
     <w:p>
@@ -12043,7 +12447,7 @@
         <w:pStyle w:val="CommandBlock"/>
       </w:pPr>
       <w:r>
-        <w:t>Get-Content service.json</w:t>
+        <w:t>Get-Content .\go\service.json</w:t>
       </w:r>
     </w:p>
     <w:p>
@@ -12065,7 +12469,7 @@
         <w:keepNext/>
       </w:pPr>
       <w:r>
-        <w:t>echo '{"service":"contact-api","port":9090,"enabled":true}' &gt; service.json</w:t>
+        <w:t>echo '{"service":"contact-api","port":9090,"enabled":true}' &gt; ./go/service.json</w:t>
       </w:r>
     </w:p>
     <w:p>
@@ -12082,7 +12486,7 @@
         <w:pStyle w:val="CommandBlock"/>
       </w:pPr>
       <w:r>
-        <w:t>cat service.json</w:t>
+        <w:t>cat ./go/service.json</w:t>
       </w:r>
     </w:p>
     <w:p>
@@ -12153,7 +12557,7 @@
         <w:pStyle w:val="RequiredOutput"/>
       </w:pPr>
       <w:r>
-        <w:t>Saved service.json</w:t>
+        <w:t>Saved go\service.json</w:t>
       </w:r>
     </w:p>
     <w:p>
@@ -12276,7 +12680,7 @@
         <w:pStyle w:val="SourceCode"/>
       </w:pPr>
       <w:r>
-        <w:t>// and errors to create error values.</w:t>
+        <w:t>// errors to create error values, and path/filepath to join paths.</w:t>
       </w:r>
     </w:p>
     <w:p>
@@ -12324,6 +12728,14 @@
         <w:pStyle w:val="SourceCode"/>
       </w:pPr>
       <w:r>
+        <w:t xml:space="preserve">    "path/filepath"</w:t>
+      </w:r>
+    </w:p>
+    <w:p>
+      <w:pPr>
+        <w:pStyle w:val="SourceCode"/>
+      </w:pPr>
+      <w:r>
         <w:t>)</w:t>
       </w:r>
     </w:p>
@@ -12927,7 +13339,23 @@
         <w:pStyle w:val="SourceCode"/>
       </w:pPr>
       <w:r>
-        <w:t xml:space="preserve">    var path string = "service.json"</w:t>
+        <w:t xml:space="preserve">    // service.json in the go folder: the Go programs write only inside</w:t>
+      </w:r>
+    </w:p>
+    <w:p>
+      <w:pPr>
+        <w:pStyle w:val="SourceCode"/>
+      </w:pPr>
+      <w:r>
+        <w:t xml:space="preserve">    // their own folder. Remember, filepath.Join joins the parts.</w:t>
+      </w:r>
+    </w:p>
+    <w:p>
+      <w:pPr>
+        <w:pStyle w:val="SourceCode"/>
+      </w:pPr>
+      <w:r>
+        <w:t xml:space="preserve">    var path string = filepath.Join("go", "service.json")</w:t>
       </w:r>
     </w:p>
     <w:p>
@@ -13129,7 +13557,7 @@
         <w:keepNext/>
       </w:pPr>
       <w:r>
-        <w:t>Copy-Item service-start.json service.json</w:t>
+        <w:t>Copy-Item service-start.json .\go\service.json</w:t>
       </w:r>
     </w:p>
     <w:p>
@@ -13177,7 +13605,7 @@
         <w:keepNext/>
       </w:pPr>
       <w:r>
-        <w:t>cp service-start.json service.json</w:t>
+        <w:t>cp service-start.json ./go/service.json</w:t>
       </w:r>
     </w:p>
     <w:p>
@@ -13282,7 +13710,7 @@
         <w:pStyle w:val="RequiredOutput"/>
       </w:pPr>
       <w:r>
-        <w:t>Saved service.json</w:t>
+        <w:t>Saved go\service.json</w:t>
       </w:r>
     </w:p>
     <w:p>
@@ -13303,7 +13731,7 @@
         <w:pStyle w:val="ListBullet"/>
       </w:pPr>
       <w:r>
-        <w:t>Exit code 0 proves that every setting in service.json was valid and that the file was saved. Get-Content service.json shows the same saved line as the Basic version. If a port is not a whole number or is outside 1 to 65535, the program prints one Error line on the error stream, saves nothing, and ends with exit code 1; the Invalid Port Check below shows each case.</w:t>
+        <w:t>Exit code 0 proves that every setting in .\go\service.json was valid and that the file was saved. Get-Content .\go\service.json shows the same saved line as the Basic version. If a port is not a whole number or is outside 1 to 65535, the program prints one Error line on the error stream, saves nothing, and ends with exit code 1; the Invalid Port Check below shows each case.</w:t>
       </w:r>
     </w:p>
     <w:p>
@@ -13332,24 +13760,24 @@
         <w:keepNext/>
       </w:pPr>
       <w:r>
-        <w:t>Now put four invalid configurations into the file and watch the program refuse each one. The first Set-Content writes a port of 70000, which is outside 1 to 65535; the program runs, $LASTEXITCODE prints its exit code, and Get-Content shows the file. The second Set-Content writes the port as "eighty", in quotes, which is text rather than a number, and the same three commands run again. The third writes 8080.5, a number but not a whole one, and the fourth writes only 8080, a number with no object and so no ke</w:t>
-      </w:r>
-      <w:r>
-        <w:t>ys; the same commands follow each. Copy-Item then puts the starting settings back.</w:t>
-      </w:r>
-    </w:p>
-    <w:p>
-      <w:pPr>
-        <w:keepNext/>
-      </w:pPr>
-    </w:p>
-    <w:p>
-      <w:pPr>
-        <w:pStyle w:val="CommandBlock"/>
-        <w:keepNext/>
-      </w:pPr>
-      <w:r>
-        <w:t>Set-Content service.json '{"service":"contact-api","port":70000}'</w:t>
+        <w:t>Now put four invalid configurations into .\go\service.json and watch the program refuse each one. The first Set-Content writes a port of 70000, which is outside 1 to 65535; the program runs, $LASTEXITCODE prints its exit code, and Get-Content shows the file. The second Set-Content writes the port as "eighty", in quotes, which is text rather than a number, and the same three commands run again. The third writes 8080.5, a number but not a whole one, and the fourth writes only 8080, a number with no object and</w:t>
+      </w:r>
+      <w:r>
+        <w:t xml:space="preserve"> so no keys; the same commands follow each. Copy-Item then puts the starting settings back.</w:t>
+      </w:r>
+    </w:p>
+    <w:p>
+      <w:pPr>
+        <w:keepNext/>
+      </w:pPr>
+    </w:p>
+    <w:p>
+      <w:pPr>
+        <w:pStyle w:val="CommandBlock"/>
+        <w:keepNext/>
+      </w:pPr>
+      <w:r>
+        <w:t>Set-Content .\go\service.json '{"service":"contact-api","port":70000}'</w:t>
       </w:r>
     </w:p>
     <w:p>
@@ -13374,15 +13802,15 @@
         <w:pStyle w:val="CommandBlock"/>
       </w:pPr>
       <w:r>
-        <w:t>Get-Content service.json</w:t>
-      </w:r>
-    </w:p>
-    <w:p>
-      <w:pPr>
-        <w:pStyle w:val="CommandBlock"/>
-      </w:pPr>
-      <w:r>
-        <w:t>Set-Content service.json '{"service":"contact-api","port":"eighty"}'</w:t>
+        <w:t>Get-Content .\go\service.json</w:t>
+      </w:r>
+    </w:p>
+    <w:p>
+      <w:pPr>
+        <w:pStyle w:val="CommandBlock"/>
+      </w:pPr>
+      <w:r>
+        <w:t>Set-Content .\go\service.json '{"service":"contact-api","port":"eighty"}'</w:t>
       </w:r>
     </w:p>
     <w:p>
@@ -13406,15 +13834,15 @@
         <w:pStyle w:val="CommandBlock"/>
       </w:pPr>
       <w:r>
-        <w:t>Get-Content service.json</w:t>
-      </w:r>
-    </w:p>
-    <w:p>
-      <w:pPr>
-        <w:pStyle w:val="CommandBlock"/>
-      </w:pPr>
-      <w:r>
-        <w:t>Set-Content service.json '{"service":"contact-api","port":8080.5}'</w:t>
+        <w:t>Get-Content .\go\service.json</w:t>
+      </w:r>
+    </w:p>
+    <w:p>
+      <w:pPr>
+        <w:pStyle w:val="CommandBlock"/>
+      </w:pPr>
+      <w:r>
+        <w:t>Set-Content .\go\service.json '{"service":"contact-api","port":8080.5}'</w:t>
       </w:r>
     </w:p>
     <w:p>
@@ -13438,15 +13866,15 @@
         <w:pStyle w:val="CommandBlock"/>
       </w:pPr>
       <w:r>
-        <w:t>Get-Content service.json</w:t>
-      </w:r>
-    </w:p>
-    <w:p>
-      <w:pPr>
-        <w:pStyle w:val="CommandBlock"/>
-      </w:pPr>
-      <w:r>
-        <w:t>Set-Content service.json '8080'</w:t>
+        <w:t>Get-Content .\go\service.json</w:t>
+      </w:r>
+    </w:p>
+    <w:p>
+      <w:pPr>
+        <w:pStyle w:val="CommandBlock"/>
+      </w:pPr>
+      <w:r>
+        <w:t>Set-Content .\go\service.json '8080'</w:t>
       </w:r>
     </w:p>
     <w:p>
@@ -13472,15 +13900,15 @@
         <w:keepNext/>
       </w:pPr>
       <w:r>
-        <w:t>Get-Content service.json</w:t>
-      </w:r>
-    </w:p>
-    <w:p>
-      <w:pPr>
-        <w:pStyle w:val="CommandBlock"/>
-      </w:pPr>
-      <w:r>
-        <w:t>Copy-Item service-start.json service.json</w:t>
+        <w:t>Get-Content .\go\service.json</w:t>
+      </w:r>
+    </w:p>
+    <w:p>
+      <w:pPr>
+        <w:pStyle w:val="CommandBlock"/>
+      </w:pPr>
+      <w:r>
+        <w:t>Copy-Item service-start.json .\go\service.json</w:t>
       </w:r>
     </w:p>
     <w:p>
@@ -13502,7 +13930,7 @@
         <w:keepNext/>
       </w:pPr>
       <w:r>
-        <w:t>echo '{"service":"contact-api","port":70000}' &gt; service.json</w:t>
+        <w:t>echo '{"service":"contact-api","port":70000}' &gt; ./go/service.json</w:t>
       </w:r>
     </w:p>
     <w:p>
@@ -13527,15 +13955,15 @@
         <w:pStyle w:val="CommandBlock"/>
       </w:pPr>
       <w:r>
-        <w:t>cat service.json</w:t>
-      </w:r>
-    </w:p>
-    <w:p>
-      <w:pPr>
-        <w:pStyle w:val="CommandBlock"/>
-      </w:pPr>
-      <w:r>
-        <w:t>echo '{"service":"contact-api","port":"eighty"}' &gt; service.json</w:t>
+        <w:t>cat ./go/service.json</w:t>
+      </w:r>
+    </w:p>
+    <w:p>
+      <w:pPr>
+        <w:pStyle w:val="CommandBlock"/>
+      </w:pPr>
+      <w:r>
+        <w:t>echo '{"service":"contact-api","port":"eighty"}' &gt; ./go/service.json</w:t>
       </w:r>
     </w:p>
     <w:p>
@@ -13559,15 +13987,15 @@
         <w:pStyle w:val="CommandBlock"/>
       </w:pPr>
       <w:r>
-        <w:t>cat service.json</w:t>
-      </w:r>
-    </w:p>
-    <w:p>
-      <w:pPr>
-        <w:pStyle w:val="CommandBlock"/>
-      </w:pPr>
-      <w:r>
-        <w:t>echo '{"service":"contact-api","port":8080.5}' &gt; service.json</w:t>
+        <w:t>cat ./go/service.json</w:t>
+      </w:r>
+    </w:p>
+    <w:p>
+      <w:pPr>
+        <w:pStyle w:val="CommandBlock"/>
+      </w:pPr>
+      <w:r>
+        <w:t>echo '{"service":"contact-api","port":8080.5}' &gt; ./go/service.json</w:t>
       </w:r>
     </w:p>
     <w:p>
@@ -13591,15 +14019,15 @@
         <w:pStyle w:val="CommandBlock"/>
       </w:pPr>
       <w:r>
-        <w:t>cat service.json</w:t>
-      </w:r>
-    </w:p>
-    <w:p>
-      <w:pPr>
-        <w:pStyle w:val="CommandBlock"/>
-      </w:pPr>
-      <w:r>
-        <w:t>echo '8080' &gt; service.json</w:t>
+        <w:t>cat ./go/service.json</w:t>
+      </w:r>
+    </w:p>
+    <w:p>
+      <w:pPr>
+        <w:pStyle w:val="CommandBlock"/>
+      </w:pPr>
+      <w:r>
+        <w:t>echo '8080' &gt; ./go/service.json</w:t>
       </w:r>
     </w:p>
     <w:p>
@@ -13625,15 +14053,15 @@
         <w:keepNext/>
       </w:pPr>
       <w:r>
-        <w:t>cat service.json</w:t>
-      </w:r>
-    </w:p>
-    <w:p>
-      <w:pPr>
-        <w:pStyle w:val="CommandBlock"/>
-      </w:pPr>
-      <w:r>
-        <w:t>cp service-start.json service.json</w:t>
+        <w:t>cat ./go/service.json</w:t>
+      </w:r>
+    </w:p>
+    <w:p>
+      <w:pPr>
+        <w:pStyle w:val="CommandBlock"/>
+      </w:pPr>
+      <w:r>
+        <w:t>cp service-start.json ./go/service.json</w:t>
       </w:r>
     </w:p>
     <w:p>
@@ -13659,7 +14087,7 @@
         <w:pStyle w:val="RequiredOutput"/>
       </w:pPr>
       <w:r>
-        <w:t>Error: port in service.json must be between 1 and 65535</w:t>
+        <w:t>Error: port in go\service.json must be between 1 and 65535</w:t>
       </w:r>
     </w:p>
     <w:p>
@@ -13685,7 +14113,7 @@
         <w:pStyle w:val="RequiredOutput"/>
       </w:pPr>
       <w:r>
-        <w:t>Error: service.json is not a valid JSON configuration</w:t>
+        <w:t>Error: go\service.json is not a valid JSON configuration</w:t>
       </w:r>
     </w:p>
     <w:p>
@@ -13766,7 +14194,7 @@
     </w:p>
     <w:p>
       <w:r>
-        <w:t>Both versions start from the same defaults, replace each one the file names, and save every setting back into service.json; the Basic version does it all in main and trusts what it reads. The Production-Minded version writes the defaults once, in defaultConfig, checks every value in loadConfig, saves through saveConfig, and turns any problem into one Error line and exit code 1 with nothing saved.</w:t>
+        <w:t>Both versions start from the same defaults, replace each one the file names, and save every setting back into the language's own service.json; the Basic version does it all in main and trusts what it reads. The Production-Minded version writes the defaults once, in defaultConfig, checks every value in loadConfig, saves through saveConfig, and turns any problem into one Error line and exit code 1 with nothing saved.</w:t>
       </w:r>
     </w:p>
     <w:p>
@@ -13817,7 +14245,10 @@
     </w:p>
     <w:p>
       <w:r>
-        <w:t>Start with the most direct version: main reads service.json, parses it into a dict with json.loads, reads each setting with get and its default, prints the settings, sets enabled to False, builds a dict of every setting, serializes it, and saves it back into service.json. This Basic version trusts the file. Every step is commented, so read the comments as you type it.</w:t>
+        <w:t>Start with the most direct version: main reads service.json, parses it into a dict with json.loads, reads each setting with get and its default, prints the settings, sets enabled to False, builds a dict of every setting, serializes it, and saves it back into service.json. This Basic version trusts the file. The program joins its folder's name and service.json, so it reads and saves .\python\service.json, and the Python programs never change another language's file. Every step is commented, so read the comme</w:t>
+      </w:r>
+      <w:r>
+        <w:t>nts as you type it.</w:t>
       </w:r>
     </w:p>
     <w:p>
@@ -13848,7 +14279,15 @@
         <w:keepNext/>
       </w:pPr>
       <w:r>
-        <w:t># sys for the exit code; Path offers the file tools as its methods.</w:t>
+        <w:t># os.path to join paths, sys for the exit code; Path offers the file</w:t>
+      </w:r>
+    </w:p>
+    <w:p>
+      <w:pPr>
+        <w:pStyle w:val="SourceCode"/>
+      </w:pPr>
+      <w:r>
+        <w:t># tools as its methods.</w:t>
       </w:r>
     </w:p>
     <w:p>
@@ -13864,6 +14303,14 @@
         <w:pStyle w:val="SourceCode"/>
       </w:pPr>
       <w:r>
+        <w:t>import os</w:t>
+      </w:r>
+    </w:p>
+    <w:p>
+      <w:pPr>
+        <w:pStyle w:val="SourceCode"/>
+      </w:pPr>
+      <w:r>
         <w:t>import sys</w:t>
       </w:r>
     </w:p>
@@ -13922,7 +14369,39 @@
         <w:pStyle w:val="SourceCode"/>
       </w:pPr>
       <w:r>
-        <w:t xml:space="preserve">    json_text = Path("service.json").read_text(encoding="utf-8")</w:t>
+        <w:t xml:space="preserve">    # The file is service.json in the python folder, because the program</w:t>
+      </w:r>
+    </w:p>
+    <w:p>
+      <w:pPr>
+        <w:pStyle w:val="SourceCode"/>
+      </w:pPr>
+      <w:r>
+        <w:t xml:space="preserve">    # saves into it and the Python programs write only inside their own</w:t>
+      </w:r>
+    </w:p>
+    <w:p>
+      <w:pPr>
+        <w:pStyle w:val="SourceCode"/>
+      </w:pPr>
+      <w:r>
+        <w:t xml:space="preserve">    # folder. Remember, os.path.join joins the parts.</w:t>
+      </w:r>
+    </w:p>
+    <w:p>
+      <w:pPr>
+        <w:pStyle w:val="SourceCode"/>
+      </w:pPr>
+      <w:r>
+        <w:t xml:space="preserve">    path = os.path.join("python", "service.json")</w:t>
+      </w:r>
+    </w:p>
+    <w:p>
+      <w:pPr>
+        <w:pStyle w:val="SourceCode"/>
+      </w:pPr>
+      <w:r>
+        <w:t xml:space="preserve">    json_text = Path(path).read_text(encoding="utf-8")</w:t>
       </w:r>
     </w:p>
     <w:p>
@@ -14216,7 +14695,7 @@
         <w:pStyle w:val="SourceCode"/>
       </w:pPr>
       <w:r>
-        <w:t xml:space="preserve">    Path("service.json").write_text(compact + "\n", encoding="utf-8",</w:t>
+        <w:t xml:space="preserve">    Path(path).write_text(compact + "\n", encoding="utf-8",</w:t>
       </w:r>
     </w:p>
     <w:p>
@@ -14232,7 +14711,7 @@
         <w:pStyle w:val="SourceCode"/>
       </w:pPr>
       <w:r>
-        <w:t xml:space="preserve">    print("Saved service.json")</w:t>
+        <w:t xml:space="preserve">    print(f"Saved {path}")</w:t>
       </w:r>
     </w:p>
     <w:p>
@@ -14297,21 +14776,21 @@
         <w:keepNext/>
       </w:pPr>
       <w:r>
-        <w:t>Put the starting settings back, build the program, and run it once from the lesson-3.17 folder. Python has no build step.</w:t>
-      </w:r>
-    </w:p>
-    <w:p>
-      <w:pPr>
-        <w:keepNext/>
-      </w:pPr>
-    </w:p>
-    <w:p>
-      <w:pPr>
-        <w:pStyle w:val="CommandBlock"/>
-        <w:keepNext/>
-      </w:pPr>
-      <w:r>
-        <w:t>Copy-Item service-start.json service.json</w:t>
+        <w:t>Put the starting settings back into .\python\service.json, build the program, and run it once from the lesson-3.17 folder. Python has no build step.</w:t>
+      </w:r>
+    </w:p>
+    <w:p>
+      <w:pPr>
+        <w:keepNext/>
+      </w:pPr>
+    </w:p>
+    <w:p>
+      <w:pPr>
+        <w:pStyle w:val="CommandBlock"/>
+        <w:keepNext/>
+      </w:pPr>
+      <w:r>
+        <w:t>Copy-Item service-start.json .\python\service.json</w:t>
       </w:r>
     </w:p>
     <w:p>
@@ -14341,7 +14820,7 @@
         <w:keepNext/>
       </w:pPr>
       <w:r>
-        <w:t>cp service-start.json service.json</w:t>
+        <w:t>cp service-start.json ./python/service.json</w:t>
       </w:r>
     </w:p>
     <w:p>
@@ -14428,7 +14907,7 @@
         <w:pStyle w:val="RequiredOutput"/>
       </w:pPr>
       <w:r>
-        <w:t>Saved service.json</w:t>
+        <w:t>Saved python\service.json</w:t>
       </w:r>
     </w:p>
     <w:p>
@@ -14441,7 +14920,7 @@
         <w:pStyle w:val="ListBullet"/>
       </w:pPr>
       <w:r>
-        <w:t>The first four lines are the four settings. The starting service.json names all four, so every value came from the file and no default was needed; the Edited Configuration Check below leaves a key out.</w:t>
+        <w:t>The first four lines are the four settings. The starting file names all four, so every value came from the file and no default was needed; the Edited Configuration Check below leaves a key out.</w:t>
       </w:r>
     </w:p>
     <w:p>
@@ -14457,10 +14936,10 @@
         <w:pStyle w:val="ListBullet"/>
       </w:pPr>
       <w:r>
-        <w:t>Saved service.json says every setting was written back into service.json, replacing its contents. Get-Content service.json (cat on Linux or macOS) now shows one line of compact JSON, {"service":"contact-api","environment":"staging","port":8080,"enabled":false}: the same four settings with enabled now false. The indentation is gone because the program serializes compact JSON, as in Lesson 3.15; the next run reads it the same way, and the change is kept: run the program again without the Copy-Item line, and i</w:t>
-      </w:r>
-      <w:r>
-        <w:t>t prints Enabled: false.</w:t>
+        <w:t xml:space="preserve">The Saved line says every setting was written back into .\python\service.json, replacing its contents; the program prints the path as it joined it, without .\ in front. Get-Content .\python\service.json (cat ./python/service.json on Linux or macOS) now shows one line of compact JSON, {"service":"contact-api","environment":"staging","port":8080,"enabled":false}: the same four settings with enabled now false. The indentation is gone because the program serializes compact JSON, as in Lesson 3.15; the next run </w:t>
+      </w:r>
+      <w:r>
+        <w:t>reads it the same way, and the change is kept: run the program again without the Copy-Item line, and it prints Enabled: false.</w:t>
       </w:r>
     </w:p>
     <w:p>
@@ -14468,7 +14947,7 @@
         <w:pStyle w:val="ListBullet"/>
       </w:pPr>
       <w:r>
-        <w:t>The block starts with Copy-Item service-start.json service.json, which puts the starting settings back: every run saves enabled as false, so without it a second run would print Enabled: false.</w:t>
+        <w:t>The block starts with Copy-Item service-start.json .\python\service.json, which puts the starting settings back into this language's own copy: every run saves enabled as false, so without it a second run would print Enabled: false.</w:t>
       </w:r>
     </w:p>
     <w:p>
@@ -14476,7 +14955,7 @@
         <w:pStyle w:val="ListBullet"/>
       </w:pPr>
       <w:r>
-        <w:t>If the program stops with FileNotFoundError: [Errno 2] No such file or directory: 'service.json', the file is missing from the folder you ran the program in. Run the program from the lesson-3.17 folder.</w:t>
+        <w:t>If the program stops with FileNotFoundError: [Errno 2] No such file or directory, followed by the path, .\python\service.json is missing. Run the program from the lesson-3.17 folder, and start the block with its Copy-Item line.</w:t>
       </w:r>
     </w:p>
     <w:p>
@@ -14484,7 +14963,7 @@
         <w:pStyle w:val="ListBullet"/>
       </w:pPr>
       <w:r>
-        <w:t>Run every program from the lesson-3.17 folder. A relative path starts from the working directory, so a program run from another folder looks for service.json there.</w:t>
+        <w:t>Run every program from the lesson-3.17 folder. A relative path starts from the working directory, so a program run from another folder looks for its language's folder and service.json there.</w:t>
       </w:r>
     </w:p>
     <w:p>
@@ -14513,21 +14992,30 @@
         <w:keepNext/>
       </w:pPr>
       <w:r>
-        <w:t>Now change the program's behavior without changing its code. Set-Content replaces service.json with a new configuration in one line: the port is now 9090, and the environment key is left out. Then the same program runs again unchanged: Python has no build step, and not one line of the program was edited. Get-Content then shows what it saved.</w:t>
-      </w:r>
-    </w:p>
-    <w:p>
-      <w:pPr>
-        <w:keepNext/>
-      </w:pPr>
-    </w:p>
-    <w:p>
-      <w:pPr>
-        <w:pStyle w:val="CommandBlock"/>
-        <w:keepNext/>
-      </w:pPr>
-      <w:r>
-        <w:t>Set-Content service.json '{"service":"contact-api","port":9090,"enabled":true}'</w:t>
+        <w:t>Now change the program's behavior without changing its code. Set-Content replaces .\python\service.json with a new configuration in one line: the port is now 9090, and the environment key is left out. Then the same program runs again unchanged: Python has no build step, and not one line of the program was edited. Get-Content then shows what it saved.</w:t>
+      </w:r>
+    </w:p>
+    <w:p>
+      <w:pPr>
+        <w:keepNext/>
+      </w:pPr>
+    </w:p>
+    <w:p>
+      <w:pPr>
+        <w:pStyle w:val="CommandBlock"/>
+        <w:keepNext/>
+      </w:pPr>
+      <w:r>
+        <w:t>Set-Content .\python\service.json `</w:t>
+      </w:r>
+    </w:p>
+    <w:p>
+      <w:pPr>
+        <w:pStyle w:val="CommandBlock"/>
+        <w:keepNext/>
+      </w:pPr>
+      <w:r>
+        <w:t xml:space="preserve">    '{"service":"contact-api","port":9090,"enabled":true}'</w:t>
       </w:r>
     </w:p>
     <w:p>
@@ -14544,7 +15032,7 @@
         <w:pStyle w:val="CommandBlock"/>
       </w:pPr>
       <w:r>
-        <w:t>Get-Content service.json</w:t>
+        <w:t>Get-Content .\python\service.json</w:t>
       </w:r>
     </w:p>
     <w:p>
@@ -14566,7 +15054,16 @@
         <w:keepNext/>
       </w:pPr>
       <w:r>
-        <w:t>echo '{"service":"contact-api","port":9090,"enabled":true}' &gt; service.json</w:t>
+        <w:t>echo '{"service":"contact-api","port":9090,"enabled":true}' \</w:t>
+      </w:r>
+    </w:p>
+    <w:p>
+      <w:pPr>
+        <w:pStyle w:val="CommandBlock"/>
+        <w:keepNext/>
+      </w:pPr>
+      <w:r>
+        <w:t xml:space="preserve">    &gt; ./python/service.json</w:t>
       </w:r>
     </w:p>
     <w:p>
@@ -14583,7 +15080,7 @@
         <w:pStyle w:val="CommandBlock"/>
       </w:pPr>
       <w:r>
-        <w:t>cat service.json</w:t>
+        <w:t>cat ./python/service.json</w:t>
       </w:r>
     </w:p>
     <w:p>
@@ -14654,7 +15151,7 @@
         <w:pStyle w:val="RequiredOutput"/>
       </w:pPr>
       <w:r>
-        <w:t>Saved service.json</w:t>
+        <w:t>Saved python\service.json</w:t>
       </w:r>
     </w:p>
     <w:p>
@@ -14763,7 +15260,15 @@
         <w:keepNext/>
       </w:pPr>
       <w:r>
-        <w:t># sys for stderr and the exit code; Path gives the file tools.</w:t>
+        <w:t># os.path to join paths, sys for stderr and the exit code; Path gives</w:t>
+      </w:r>
+    </w:p>
+    <w:p>
+      <w:pPr>
+        <w:pStyle w:val="SourceCode"/>
+      </w:pPr>
+      <w:r>
+        <w:t># the file tools.</w:t>
       </w:r>
     </w:p>
     <w:p>
@@ -14779,6 +15284,14 @@
         <w:pStyle w:val="SourceCode"/>
       </w:pPr>
       <w:r>
+        <w:t>import os</w:t>
+      </w:r>
+    </w:p>
+    <w:p>
+      <w:pPr>
+        <w:pStyle w:val="SourceCode"/>
+      </w:pPr>
+      <w:r>
         <w:t>import sys</w:t>
       </w:r>
     </w:p>
@@ -15366,7 +15879,23 @@
         <w:pStyle w:val="SourceCode"/>
       </w:pPr>
       <w:r>
-        <w:t xml:space="preserve">    path = "service.json"</w:t>
+        <w:t xml:space="preserve">    # service.json in the python folder: the Python programs write only</w:t>
+      </w:r>
+    </w:p>
+    <w:p>
+      <w:pPr>
+        <w:pStyle w:val="SourceCode"/>
+      </w:pPr>
+      <w:r>
+        <w:t xml:space="preserve">    # inside their own folder. Remember, os.path.join joins the parts.</w:t>
+      </w:r>
+    </w:p>
+    <w:p>
+      <w:pPr>
+        <w:pStyle w:val="SourceCode"/>
+      </w:pPr>
+      <w:r>
+        <w:t xml:space="preserve">    path = os.path.join("python", "service.json")</w:t>
       </w:r>
     </w:p>
     <w:p>
@@ -15583,7 +16112,7 @@
         <w:keepNext/>
       </w:pPr>
       <w:r>
-        <w:t>Copy-Item service-start.json service.json</w:t>
+        <w:t>Copy-Item service-start.json .\python\service.json</w:t>
       </w:r>
     </w:p>
     <w:p>
@@ -15622,7 +16151,7 @@
         <w:keepNext/>
       </w:pPr>
       <w:r>
-        <w:t>cp service-start.json service.json</w:t>
+        <w:t>cp service-start.json ./python/service.json</w:t>
       </w:r>
     </w:p>
     <w:p>
@@ -15718,7 +16247,7 @@
         <w:pStyle w:val="RequiredOutput"/>
       </w:pPr>
       <w:r>
-        <w:t>Saved service.json</w:t>
+        <w:t>Saved python\service.json</w:t>
       </w:r>
     </w:p>
     <w:p>
@@ -15739,7 +16268,7 @@
         <w:pStyle w:val="ListBullet"/>
       </w:pPr>
       <w:r>
-        <w:t>Exit code 0 proves that every setting in service.json was valid and that the file was saved. Get-Content service.json shows the same saved line as the Basic version. If a port is not a whole number or is outside 1 to 65535, the program prints one Error line on the error stream, saves nothing, and ends with exit code 1; the Invalid Port Check below shows each case.</w:t>
+        <w:t>Exit code 0 proves that every setting in .\python\service.json was valid and that the file was saved. Get-Content .\python\service.json shows the same saved line as the Basic version. If a port is not a whole number or is outside 1 to 65535, the program prints one Error line on the error stream, saves nothing, and ends with exit code 1; the Invalid Port Check below shows each case.</w:t>
       </w:r>
     </w:p>
     <w:p>
@@ -15768,24 +16297,24 @@
         <w:keepNext/>
       </w:pPr>
       <w:r>
-        <w:t>Now put four invalid configurations into the file and watch the program refuse each one. The first Set-Content writes a port of 70000, which is outside 1 to 65535; the program runs, $LASTEXITCODE prints its exit code, and Get-Content shows the file. The second Set-Content writes the port as "eighty", in quotes, which is text rather than a number, and the same three commands run again. The third writes 8080.5, a number but not a whole one, and the fourth writes only 8080, a number with no object and so no ke</w:t>
-      </w:r>
-      <w:r>
-        <w:t>ys; the same commands follow each. Copy-Item then puts the starting settings back.</w:t>
-      </w:r>
-    </w:p>
-    <w:p>
-      <w:pPr>
-        <w:keepNext/>
-      </w:pPr>
-    </w:p>
-    <w:p>
-      <w:pPr>
-        <w:pStyle w:val="CommandBlock"/>
-        <w:keepNext/>
-      </w:pPr>
-      <w:r>
-        <w:t>Set-Content service.json '{"service":"contact-api","port":70000}'</w:t>
+        <w:t>Now put four invalid configurations into .\python\service.json and watch the program refuse each one. The first Set-Content writes a port of 70000, which is outside 1 to 65535; the program runs, $LASTEXITCODE prints its exit code, and Get-Content shows the file. The second Set-Content writes the port as "eighty", in quotes, which is text rather than a number, and the same three commands run again. The third writes 8080.5, a number but not a whole one, and the fourth writes only 8080, a number with no object</w:t>
+      </w:r>
+      <w:r>
+        <w:t xml:space="preserve"> and so no keys; the same commands follow each. Copy-Item then puts the starting settings back.</w:t>
+      </w:r>
+    </w:p>
+    <w:p>
+      <w:pPr>
+        <w:keepNext/>
+      </w:pPr>
+    </w:p>
+    <w:p>
+      <w:pPr>
+        <w:pStyle w:val="CommandBlock"/>
+        <w:keepNext/>
+      </w:pPr>
+      <w:r>
+        <w:t>Set-Content .\python\service.json '{"service":"contact-api","port":70000}'</w:t>
       </w:r>
     </w:p>
     <w:p>
@@ -15810,15 +16339,15 @@
         <w:pStyle w:val="CommandBlock"/>
       </w:pPr>
       <w:r>
-        <w:t>Get-Content service.json</w:t>
-      </w:r>
-    </w:p>
-    <w:p>
-      <w:pPr>
-        <w:pStyle w:val="CommandBlock"/>
-      </w:pPr>
-      <w:r>
-        <w:t>Set-Content service.json '{"service":"contact-api","port":"eighty"}'</w:t>
+        <w:t>Get-Content .\python\service.json</w:t>
+      </w:r>
+    </w:p>
+    <w:p>
+      <w:pPr>
+        <w:pStyle w:val="CommandBlock"/>
+      </w:pPr>
+      <w:r>
+        <w:t>Set-Content .\python\service.json '{"service":"contact-api","port":"eighty"}'</w:t>
       </w:r>
     </w:p>
     <w:p>
@@ -15842,15 +16371,15 @@
         <w:pStyle w:val="CommandBlock"/>
       </w:pPr>
       <w:r>
-        <w:t>Get-Content service.json</w:t>
-      </w:r>
-    </w:p>
-    <w:p>
-      <w:pPr>
-        <w:pStyle w:val="CommandBlock"/>
-      </w:pPr>
-      <w:r>
-        <w:t>Set-Content service.json '{"service":"contact-api","port":8080.5}'</w:t>
+        <w:t>Get-Content .\python\service.json</w:t>
+      </w:r>
+    </w:p>
+    <w:p>
+      <w:pPr>
+        <w:pStyle w:val="CommandBlock"/>
+      </w:pPr>
+      <w:r>
+        <w:t>Set-Content .\python\service.json '{"service":"contact-api","port":8080.5}'</w:t>
       </w:r>
     </w:p>
     <w:p>
@@ -15874,15 +16403,15 @@
         <w:pStyle w:val="CommandBlock"/>
       </w:pPr>
       <w:r>
-        <w:t>Get-Content service.json</w:t>
-      </w:r>
-    </w:p>
-    <w:p>
-      <w:pPr>
-        <w:pStyle w:val="CommandBlock"/>
-      </w:pPr>
-      <w:r>
-        <w:t>Set-Content service.json '8080'</w:t>
+        <w:t>Get-Content .\python\service.json</w:t>
+      </w:r>
+    </w:p>
+    <w:p>
+      <w:pPr>
+        <w:pStyle w:val="CommandBlock"/>
+      </w:pPr>
+      <w:r>
+        <w:t>Set-Content .\python\service.json '8080'</w:t>
       </w:r>
     </w:p>
     <w:p>
@@ -15908,15 +16437,15 @@
         <w:keepNext/>
       </w:pPr>
       <w:r>
-        <w:t>Get-Content service.json</w:t>
-      </w:r>
-    </w:p>
-    <w:p>
-      <w:pPr>
-        <w:pStyle w:val="CommandBlock"/>
-      </w:pPr>
-      <w:r>
-        <w:t>Copy-Item service-start.json service.json</w:t>
+        <w:t>Get-Content .\python\service.json</w:t>
+      </w:r>
+    </w:p>
+    <w:p>
+      <w:pPr>
+        <w:pStyle w:val="CommandBlock"/>
+      </w:pPr>
+      <w:r>
+        <w:t>Copy-Item service-start.json .\python\service.json</w:t>
       </w:r>
     </w:p>
     <w:p>
@@ -15938,7 +16467,7 @@
         <w:keepNext/>
       </w:pPr>
       <w:r>
-        <w:t>echo '{"service":"contact-api","port":70000}' &gt; service.json</w:t>
+        <w:t>echo '{"service":"contact-api","port":70000}' &gt; ./python/service.json</w:t>
       </w:r>
     </w:p>
     <w:p>
@@ -15963,15 +16492,15 @@
         <w:pStyle w:val="CommandBlock"/>
       </w:pPr>
       <w:r>
-        <w:t>cat service.json</w:t>
-      </w:r>
-    </w:p>
-    <w:p>
-      <w:pPr>
-        <w:pStyle w:val="CommandBlock"/>
-      </w:pPr>
-      <w:r>
-        <w:t>echo '{"service":"contact-api","port":"eighty"}' &gt; service.json</w:t>
+        <w:t>cat ./python/service.json</w:t>
+      </w:r>
+    </w:p>
+    <w:p>
+      <w:pPr>
+        <w:pStyle w:val="CommandBlock"/>
+      </w:pPr>
+      <w:r>
+        <w:t>echo '{"service":"contact-api","port":"eighty"}' &gt; ./python/service.json</w:t>
       </w:r>
     </w:p>
     <w:p>
@@ -15995,15 +16524,15 @@
         <w:pStyle w:val="CommandBlock"/>
       </w:pPr>
       <w:r>
-        <w:t>cat service.json</w:t>
-      </w:r>
-    </w:p>
-    <w:p>
-      <w:pPr>
-        <w:pStyle w:val="CommandBlock"/>
-      </w:pPr>
-      <w:r>
-        <w:t>echo '{"service":"contact-api","port":8080.5}' &gt; service.json</w:t>
+        <w:t>cat ./python/service.json</w:t>
+      </w:r>
+    </w:p>
+    <w:p>
+      <w:pPr>
+        <w:pStyle w:val="CommandBlock"/>
+      </w:pPr>
+      <w:r>
+        <w:t>echo '{"service":"contact-api","port":8080.5}' &gt; ./python/service.json</w:t>
       </w:r>
     </w:p>
     <w:p>
@@ -16027,15 +16556,15 @@
         <w:pStyle w:val="CommandBlock"/>
       </w:pPr>
       <w:r>
-        <w:t>cat service.json</w:t>
-      </w:r>
-    </w:p>
-    <w:p>
-      <w:pPr>
-        <w:pStyle w:val="CommandBlock"/>
-      </w:pPr>
-      <w:r>
-        <w:t>echo '8080' &gt; service.json</w:t>
+        <w:t>cat ./python/service.json</w:t>
+      </w:r>
+    </w:p>
+    <w:p>
+      <w:pPr>
+        <w:pStyle w:val="CommandBlock"/>
+      </w:pPr>
+      <w:r>
+        <w:t>echo '8080' &gt; ./python/service.json</w:t>
       </w:r>
     </w:p>
     <w:p>
@@ -16061,15 +16590,15 @@
         <w:keepNext/>
       </w:pPr>
       <w:r>
-        <w:t>cat service.json</w:t>
-      </w:r>
-    </w:p>
-    <w:p>
-      <w:pPr>
-        <w:pStyle w:val="CommandBlock"/>
-      </w:pPr>
-      <w:r>
-        <w:t>cp service-start.json service.json</w:t>
+        <w:t>cat ./python/service.json</w:t>
+      </w:r>
+    </w:p>
+    <w:p>
+      <w:pPr>
+        <w:pStyle w:val="CommandBlock"/>
+      </w:pPr>
+      <w:r>
+        <w:t>cp service-start.json ./python/service.json</w:t>
       </w:r>
     </w:p>
     <w:p>
@@ -16095,7 +16624,7 @@
         <w:pStyle w:val="RequiredOutput"/>
       </w:pPr>
       <w:r>
-        <w:t>Error: port in service.json must be between 1 and 65535</w:t>
+        <w:t>Error: port in python\service.json must be between 1 and 65535</w:t>
       </w:r>
     </w:p>
     <w:p>
@@ -16121,7 +16650,7 @@
         <w:pStyle w:val="RequiredOutput"/>
       </w:pPr>
       <w:r>
-        <w:t>Error: service.json is not a valid JSON configuration</w:t>
+        <w:t>Error: python\service.json is not a valid JSON configuration</w:t>
       </w:r>
     </w:p>
     <w:p>
@@ -16191,7 +16720,7 @@
     </w:p>
     <w:p>
       <w:r>
-        <w:t>Both versions start from the same defaults, replace each one the file names, and save every setting back into service.json; the Basic version does it all in main and trusts what it reads. The Production-Minded version writes the defaults once, in default_config, checks every value in load_config, saves through save_config, and turns any problem into one Error line and exit code 1 with nothing saved.</w:t>
+        <w:t>Both versions start from the same defaults, replace each one the file names, and save every setting back into the language's own service.json; the Basic version does it all in main and trusts what it reads. The Production-Minded version writes the defaults once, in default_config, checks every value in load_config, saves through save_config, and turns any problem into one Error line and exit code 1 with nothing saved.</w:t>
       </w:r>
     </w:p>
     <w:p>
@@ -16242,7 +16771,10 @@
     </w:p>
     <w:p>
       <w:r>
-        <w:t>Start with the most direct version: main starts four variables at their defaults, reads and parses service.json, replaces each default whose key is there, prints the settings, sets enabled to false, builds an object of every setting, serializes it, and saves it back into service.json. This Basic version trusts the file. Every step is commented, so read the comments as you type it.</w:t>
+        <w:t>Start with the most direct version: main starts four variables at their defaults, reads and parses service.json, replaces each default whose key is there, prints the settings, sets enabled to false, builds an object of every setting, serializes it, and saves it back into service.json. This Basic version trusts the file. The program joins its folder's name and service.json, so it reads and saves .\typescript\service.json, and the TypeScript programs never change another language's file. Every step is comment</w:t>
+      </w:r>
+      <w:r>
+        <w:t>ed, so read the comments as you type it.</w:t>
       </w:r>
     </w:p>
     <w:p>
@@ -16273,7 +16805,15 @@
         <w:keepNext/>
       </w:pPr>
       <w:r>
-        <w:t>// Node's tools for files. JSON is built in and needs no import.</w:t>
+        <w:t>// Node's tools for files, and node:path joins paths. JSON is built in</w:t>
+      </w:r>
+    </w:p>
+    <w:p>
+      <w:pPr>
+        <w:pStyle w:val="SourceCode"/>
+      </w:pPr>
+      <w:r>
+        <w:t>// and needs no import.</w:t>
       </w:r>
     </w:p>
     <w:p>
@@ -16288,6 +16828,14 @@
       <w:pPr>
         <w:pStyle w:val="SourceCode"/>
       </w:pPr>
+      <w:r>
+        <w:t>import { join } from "node:path";</w:t>
+      </w:r>
+    </w:p>
+    <w:p>
+      <w:pPr>
+        <w:pStyle w:val="SourceCode"/>
+      </w:pPr>
     </w:p>
     <w:p>
       <w:pPr>
@@ -16395,7 +16943,39 @@
         <w:pStyle w:val="SourceCode"/>
       </w:pPr>
       <w:r>
-        <w:t xml:space="preserve">    const jsonText: string = readFileSync("service.json", "utf-8");</w:t>
+        <w:t xml:space="preserve">    // The file is service.json in the typescript folder, because the</w:t>
+      </w:r>
+    </w:p>
+    <w:p>
+      <w:pPr>
+        <w:pStyle w:val="SourceCode"/>
+      </w:pPr>
+      <w:r>
+        <w:t xml:space="preserve">    // program saves into it and the TypeScript programs write only</w:t>
+      </w:r>
+    </w:p>
+    <w:p>
+      <w:pPr>
+        <w:pStyle w:val="SourceCode"/>
+      </w:pPr>
+      <w:r>
+        <w:t xml:space="preserve">    // inside their own folder. Remember, join joins the parts.</w:t>
+      </w:r>
+    </w:p>
+    <w:p>
+      <w:pPr>
+        <w:pStyle w:val="SourceCode"/>
+      </w:pPr>
+      <w:r>
+        <w:t xml:space="preserve">    const path: string = join("typescript", "service.json");</w:t>
+      </w:r>
+    </w:p>
+    <w:p>
+      <w:pPr>
+        <w:pStyle w:val="SourceCode"/>
+      </w:pPr>
+      <w:r>
+        <w:t xml:space="preserve">    const jsonText: string = readFileSync(path, "utf-8");</w:t>
       </w:r>
     </w:p>
     <w:p>
@@ -16716,16 +17296,16 @@
         <w:pStyle w:val="SourceCode"/>
       </w:pPr>
       <w:r>
-        <w:t xml:space="preserve">    writeFileSync("service.json", compact + "\n", "utf-8");</w:t>
-      </w:r>
-    </w:p>
-    <w:p>
-      <w:pPr>
-        <w:pStyle w:val="SourceCode"/>
-        <w:keepNext/>
-      </w:pPr>
-      <w:r>
-        <w:t xml:space="preserve">    console.log("Saved service.json");</w:t>
+        <w:t xml:space="preserve">    writeFileSync(path, compact + "\n", "utf-8");</w:t>
+      </w:r>
+    </w:p>
+    <w:p>
+      <w:pPr>
+        <w:pStyle w:val="SourceCode"/>
+        <w:keepNext/>
+      </w:pPr>
+      <w:r>
+        <w:t xml:space="preserve">    console.log(`Saved ${path}`);</w:t>
       </w:r>
     </w:p>
     <w:p>
@@ -16769,21 +17349,21 @@
         <w:keepNext/>
       </w:pPr>
       <w:r>
-        <w:t>Put the starting settings back, build the program, and run it once from the lesson-3.17 folder.</w:t>
-      </w:r>
-    </w:p>
-    <w:p>
-      <w:pPr>
-        <w:keepNext/>
-      </w:pPr>
-    </w:p>
-    <w:p>
-      <w:pPr>
-        <w:pStyle w:val="CommandBlock"/>
-        <w:keepNext/>
-      </w:pPr>
-      <w:r>
-        <w:t>Copy-Item service-start.json service.json</w:t>
+        <w:t>Put the starting settings back into .\typescript\service.json, build the program, and run it once from the lesson-3.17 folder.</w:t>
+      </w:r>
+    </w:p>
+    <w:p>
+      <w:pPr>
+        <w:keepNext/>
+      </w:pPr>
+    </w:p>
+    <w:p>
+      <w:pPr>
+        <w:pStyle w:val="CommandBlock"/>
+        <w:keepNext/>
+      </w:pPr>
+      <w:r>
+        <w:t>Copy-Item service-start.json .\typescript\service.json</w:t>
       </w:r>
     </w:p>
     <w:p>
@@ -16831,7 +17411,7 @@
         <w:keepNext/>
       </w:pPr>
       <w:r>
-        <w:t>cp service-start.json service.json</w:t>
+        <w:t>cp service-start.json ./typescript/service.json</w:t>
       </w:r>
     </w:p>
     <w:p>
@@ -16936,7 +17516,7 @@
         <w:pStyle w:val="RequiredOutput"/>
       </w:pPr>
       <w:r>
-        <w:t>Saved service.json</w:t>
+        <w:t>Saved typescript\service.json</w:t>
       </w:r>
     </w:p>
     <w:p>
@@ -16949,7 +17529,7 @@
         <w:pStyle w:val="ListBullet"/>
       </w:pPr>
       <w:r>
-        <w:t>The first four lines are the four settings. The starting service.json names all four, so every value came from the file and no default was needed; the Edited Configuration Check below leaves a key out.</w:t>
+        <w:t>The first four lines are the four settings. The starting file names all four, so every value came from the file and no default was needed; the Edited Configuration Check below leaves a key out.</w:t>
       </w:r>
     </w:p>
     <w:p>
@@ -16965,10 +17545,10 @@
         <w:pStyle w:val="ListBullet"/>
       </w:pPr>
       <w:r>
-        <w:t>Saved service.json says every setting was written back into service.json, replacing its contents. Get-Content service.json (cat on Linux or macOS) now shows one line of compact JSON, {"service":"contact-api","environment":"staging","port":8080,"enabled":false}: the same four settings with enabled now false. The indentation is gone because the program serializes compact JSON, as in Lesson 3.15; the next run reads it the same way, and the change is kept: run the program again without the Copy-Item line, and i</w:t>
-      </w:r>
-      <w:r>
-        <w:t>t prints Enabled: false.</w:t>
+        <w:t>The Saved line says every setting was written back into .\typescript\service.json, replacing its contents; the program prints the path as it joined it, without .\ in front. Get-Content .\typescript\service.json (cat ./typescript/service.json on Linux or macOS) now shows one line of compact JSON, {"service":"contact-api","environment":"staging","port":8080,"enabled":false}: the same four settings with enabled now false. The indentation is gone because the program serializes compact JSON, as in Lesson 3.15; t</w:t>
+      </w:r>
+      <w:r>
+        <w:t>he next run reads it the same way, and the change is kept: run the program again without the Copy-Item line, and it prints Enabled: false.</w:t>
       </w:r>
     </w:p>
     <w:p>
@@ -16976,7 +17556,7 @@
         <w:pStyle w:val="ListBullet"/>
       </w:pPr>
       <w:r>
-        <w:t>The block starts with Copy-Item service-start.json service.json, which puts the starting settings back: every run saves enabled as false, so without it a second run would print Enabled: false.</w:t>
+        <w:t>The block starts with Copy-Item service-start.json .\typescript\service.json, which puts the starting settings back into this language's own copy: every run saves enabled as false, so without it a second run would print Enabled: false.</w:t>
       </w:r>
     </w:p>
     <w:p>
@@ -16984,7 +17564,7 @@
         <w:pStyle w:val="ListBullet"/>
       </w:pPr>
       <w:r>
-        <w:t>If the program stops with Error: ENOENT: no such file or directory, open followed by the file's path, service.json is missing from the folder you ran the program in. Run the program from the lesson-3.17 folder.</w:t>
+        <w:t>If the program stops with Error: ENOENT: no such file or directory, open followed by the file's path, .\typescript\service.json is missing. Run the program from the lesson-3.17 folder, and start the block with its Copy-Item line.</w:t>
       </w:r>
     </w:p>
     <w:p>
@@ -16992,7 +17572,7 @@
         <w:pStyle w:val="ListBullet"/>
       </w:pPr>
       <w:r>
-        <w:t>Run every program from the lesson-3.17 folder. A relative path starts from the working directory, so a program run from another folder looks for service.json there.</w:t>
+        <w:t>Run every program from the lesson-3.17 folder. A relative path starts from the working directory, so a program run from another folder looks for its language's folder and service.json there.</w:t>
       </w:r>
     </w:p>
     <w:p>
@@ -17021,21 +17601,30 @@
         <w:keepNext/>
       </w:pPr>
       <w:r>
-        <w:t>Now change the program's behavior without changing its code. Set-Content replaces service.json with a new configuration in one line: the port is now 9090, and the environment key is left out. Then the same program runs again, exactly as it was built: this block has no build command. Get-Content then shows what it saved.</w:t>
-      </w:r>
-    </w:p>
-    <w:p>
-      <w:pPr>
-        <w:keepNext/>
-      </w:pPr>
-    </w:p>
-    <w:p>
-      <w:pPr>
-        <w:pStyle w:val="CommandBlock"/>
-        <w:keepNext/>
-      </w:pPr>
-      <w:r>
-        <w:t>Set-Content service.json '{"service":"contact-api","port":9090,"enabled":true}'</w:t>
+        <w:t>Now change the program's behavior without changing its code. Set-Content replaces .\typescript\service.json with a new configuration in one line: the port is now 9090, and the environment key is left out. Then the same program runs again, exactly as it was built: this block has no build command. Get-Content then shows what it saved.</w:t>
+      </w:r>
+    </w:p>
+    <w:p>
+      <w:pPr>
+        <w:keepNext/>
+      </w:pPr>
+    </w:p>
+    <w:p>
+      <w:pPr>
+        <w:pStyle w:val="CommandBlock"/>
+        <w:keepNext/>
+      </w:pPr>
+      <w:r>
+        <w:t>Set-Content .\typescript\service.json `</w:t>
+      </w:r>
+    </w:p>
+    <w:p>
+      <w:pPr>
+        <w:pStyle w:val="CommandBlock"/>
+        <w:keepNext/>
+      </w:pPr>
+      <w:r>
+        <w:t xml:space="preserve">    '{"service":"contact-api","port":9090,"enabled":true}'</w:t>
       </w:r>
     </w:p>
     <w:p>
@@ -17052,7 +17641,7 @@
         <w:pStyle w:val="CommandBlock"/>
       </w:pPr>
       <w:r>
-        <w:t>Get-Content service.json</w:t>
+        <w:t>Get-Content .\typescript\service.json</w:t>
       </w:r>
     </w:p>
     <w:p>
@@ -17074,7 +17663,16 @@
         <w:keepNext/>
       </w:pPr>
       <w:r>
-        <w:t>echo '{"service":"contact-api","port":9090,"enabled":true}' &gt; service.json</w:t>
+        <w:t>echo '{"service":"contact-api","port":9090,"enabled":true}' \</w:t>
+      </w:r>
+    </w:p>
+    <w:p>
+      <w:pPr>
+        <w:pStyle w:val="CommandBlock"/>
+        <w:keepNext/>
+      </w:pPr>
+      <w:r>
+        <w:t xml:space="preserve">    &gt; ./typescript/service.json</w:t>
       </w:r>
     </w:p>
     <w:p>
@@ -17091,7 +17689,7 @@
         <w:pStyle w:val="CommandBlock"/>
       </w:pPr>
       <w:r>
-        <w:t>cat service.json</w:t>
+        <w:t>cat ./typescript/service.json</w:t>
       </w:r>
     </w:p>
     <w:p>
@@ -17162,7 +17760,7 @@
         <w:pStyle w:val="RequiredOutput"/>
       </w:pPr>
       <w:r>
-        <w:t>Saved service.json</w:t>
+        <w:t>Saved typescript\service.json</w:t>
       </w:r>
     </w:p>
     <w:p>
@@ -17271,7 +17869,7 @@
         <w:keepNext/>
       </w:pPr>
       <w:r>
-        <w:t>// Node's tools for files.</w:t>
+        <w:t>// Node's tools for files, and node:path joins paths.</w:t>
       </w:r>
     </w:p>
     <w:p>
@@ -17286,6 +17884,14 @@
       <w:pPr>
         <w:pStyle w:val="SourceCode"/>
       </w:pPr>
+      <w:r>
+        <w:t>import { join } from "node:path";</w:t>
+      </w:r>
+    </w:p>
+    <w:p>
+      <w:pPr>
+        <w:pStyle w:val="SourceCode"/>
+      </w:pPr>
     </w:p>
     <w:p>
       <w:pPr>
@@ -18017,7 +18623,23 @@
         <w:pStyle w:val="SourceCode"/>
       </w:pPr>
       <w:r>
-        <w:t xml:space="preserve">    const path: string = "service.json";</w:t>
+        <w:t xml:space="preserve">    // service.json in the typescript folder: the TypeScript programs</w:t>
+      </w:r>
+    </w:p>
+    <w:p>
+      <w:pPr>
+        <w:pStyle w:val="SourceCode"/>
+      </w:pPr>
+      <w:r>
+        <w:t xml:space="preserve">    // write only inside their own folder. Remember, join joins.</w:t>
+      </w:r>
+    </w:p>
+    <w:p>
+      <w:pPr>
+        <w:pStyle w:val="SourceCode"/>
+      </w:pPr>
+      <w:r>
+        <w:t xml:space="preserve">    const path: string = join("typescript", "service.json");</w:t>
       </w:r>
     </w:p>
     <w:p>
@@ -18241,7 +18863,7 @@
         <w:keepNext/>
       </w:pPr>
       <w:r>
-        <w:t>Copy-Item service-start.json service.json</w:t>
+        <w:t>Copy-Item service-start.json .\typescript\service.json</w:t>
       </w:r>
     </w:p>
     <w:p>
@@ -18298,7 +18920,7 @@
         <w:keepNext/>
       </w:pPr>
       <w:r>
-        <w:t>cp service-start.json service.json</w:t>
+        <w:t>cp service-start.json ./typescript/service.json</w:t>
       </w:r>
     </w:p>
     <w:p>
@@ -18412,7 +19034,7 @@
         <w:pStyle w:val="RequiredOutput"/>
       </w:pPr>
       <w:r>
-        <w:t>Saved service.json</w:t>
+        <w:t>Saved typescript\service.json</w:t>
       </w:r>
     </w:p>
     <w:p>
@@ -18433,7 +19055,7 @@
         <w:pStyle w:val="ListBullet"/>
       </w:pPr>
       <w:r>
-        <w:t>Exit code 0 proves that every setting in service.json was valid and that the file was saved. Get-Content service.json shows the same saved line as the Basic version. If a port is not a whole number or is outside 1 to 65535, the program prints one Error line on the error stream, saves nothing, and ends with exit code 1; the Invalid Port Check below shows each case.</w:t>
+        <w:t>Exit code 0 proves that every setting in .\typescript\service.json was valid and that the file was saved. Get-Content .\typescript\service.json shows the same saved line as the Basic version. If a port is not a whole number or is outside 1 to 65535, the program prints one Error line on the error stream, saves nothing, and ends with exit code 1; the Invalid Port Check below shows each case.</w:t>
       </w:r>
     </w:p>
     <w:p>
@@ -18462,24 +19084,24 @@
         <w:keepNext/>
       </w:pPr>
       <w:r>
-        <w:t>Now put four invalid configurations into the file and watch the program refuse each one. The first Set-Content writes a port of 70000, which is outside 1 to 65535; the program runs, $LASTEXITCODE prints its exit code, and Get-Content shows the file. The second Set-Content writes the port as "eighty", in quotes, which is text rather than a number, and the same three commands run again. The third writes 8080.5, a number but not a whole one, and the fourth writes only 8080, a number with no object and so no ke</w:t>
-      </w:r>
-      <w:r>
-        <w:t>ys; the same commands follow each. Copy-Item then puts the starting settings back.</w:t>
-      </w:r>
-    </w:p>
-    <w:p>
-      <w:pPr>
-        <w:keepNext/>
-      </w:pPr>
-    </w:p>
-    <w:p>
-      <w:pPr>
-        <w:pStyle w:val="CommandBlock"/>
-        <w:keepNext/>
-      </w:pPr>
-      <w:r>
-        <w:t>Set-Content service.json '{"service":"contact-api","port":70000}'</w:t>
+        <w:t>Now put four invalid configurations into .\typescript\service.json and watch the program refuse each one. The first Set-Content writes a port of 70000, which is outside 1 to 65535; the program runs, $LASTEXITCODE prints its exit code, and Get-Content shows the file. The second Set-Content writes the port as "eighty", in quotes, which is text rather than a number, and the same three commands run again. The third writes 8080.5, a number but not a whole one, and the fourth writes only 8080, a number with no ob</w:t>
+      </w:r>
+      <w:r>
+        <w:t>ject and so no keys; the same commands follow each. Copy-Item then puts the starting settings back.</w:t>
+      </w:r>
+    </w:p>
+    <w:p>
+      <w:pPr>
+        <w:keepNext/>
+      </w:pPr>
+    </w:p>
+    <w:p>
+      <w:pPr>
+        <w:pStyle w:val="CommandBlock"/>
+        <w:keepNext/>
+      </w:pPr>
+      <w:r>
+        <w:t>Set-Content .\typescript\service.json '{"service":"contact-api","port":70000}'</w:t>
       </w:r>
     </w:p>
     <w:p>
@@ -18504,15 +19126,15 @@
         <w:pStyle w:val="CommandBlock"/>
       </w:pPr>
       <w:r>
-        <w:t>Get-Content service.json</w:t>
-      </w:r>
-    </w:p>
-    <w:p>
-      <w:pPr>
-        <w:pStyle w:val="CommandBlock"/>
-      </w:pPr>
-      <w:r>
-        <w:t>Set-Content service.json '{"service":"contact-api","port":"eighty"}'</w:t>
+        <w:t>Get-Content .\typescript\service.json</w:t>
+      </w:r>
+    </w:p>
+    <w:p>
+      <w:pPr>
+        <w:pStyle w:val="CommandBlock"/>
+      </w:pPr>
+      <w:r>
+        <w:t>Set-Content .\typescript\service.json '{"service":"contact-api","port":"eighty"}'</w:t>
       </w:r>
     </w:p>
     <w:p>
@@ -18536,15 +19158,15 @@
         <w:pStyle w:val="CommandBlock"/>
       </w:pPr>
       <w:r>
-        <w:t>Get-Content service.json</w:t>
-      </w:r>
-    </w:p>
-    <w:p>
-      <w:pPr>
-        <w:pStyle w:val="CommandBlock"/>
-      </w:pPr>
-      <w:r>
-        <w:t>Set-Content service.json '{"service":"contact-api","port":8080.5}'</w:t>
+        <w:t>Get-Content .\typescript\service.json</w:t>
+      </w:r>
+    </w:p>
+    <w:p>
+      <w:pPr>
+        <w:pStyle w:val="CommandBlock"/>
+      </w:pPr>
+      <w:r>
+        <w:t>Set-Content .\typescript\service.json '{"service":"contact-api","port":8080.5}'</w:t>
       </w:r>
     </w:p>
     <w:p>
@@ -18568,15 +19190,15 @@
         <w:pStyle w:val="CommandBlock"/>
       </w:pPr>
       <w:r>
-        <w:t>Get-Content service.json</w:t>
-      </w:r>
-    </w:p>
-    <w:p>
-      <w:pPr>
-        <w:pStyle w:val="CommandBlock"/>
-      </w:pPr>
-      <w:r>
-        <w:t>Set-Content service.json '8080'</w:t>
+        <w:t>Get-Content .\typescript\service.json</w:t>
+      </w:r>
+    </w:p>
+    <w:p>
+      <w:pPr>
+        <w:pStyle w:val="CommandBlock"/>
+      </w:pPr>
+      <w:r>
+        <w:t>Set-Content .\typescript\service.json '8080'</w:t>
       </w:r>
     </w:p>
     <w:p>
@@ -18602,15 +19224,15 @@
         <w:keepNext/>
       </w:pPr>
       <w:r>
-        <w:t>Get-Content service.json</w:t>
-      </w:r>
-    </w:p>
-    <w:p>
-      <w:pPr>
-        <w:pStyle w:val="CommandBlock"/>
-      </w:pPr>
-      <w:r>
-        <w:t>Copy-Item service-start.json service.json</w:t>
+        <w:t>Get-Content .\typescript\service.json</w:t>
+      </w:r>
+    </w:p>
+    <w:p>
+      <w:pPr>
+        <w:pStyle w:val="CommandBlock"/>
+      </w:pPr>
+      <w:r>
+        <w:t>Copy-Item service-start.json .\typescript\service.json</w:t>
       </w:r>
     </w:p>
     <w:p>
@@ -18632,7 +19254,7 @@
         <w:keepNext/>
       </w:pPr>
       <w:r>
-        <w:t>echo '{"service":"contact-api","port":70000}' &gt; service.json</w:t>
+        <w:t>echo '{"service":"contact-api","port":70000}' &gt; ./typescript/service.json</w:t>
       </w:r>
     </w:p>
     <w:p>
@@ -18657,15 +19279,15 @@
         <w:pStyle w:val="CommandBlock"/>
       </w:pPr>
       <w:r>
-        <w:t>cat service.json</w:t>
-      </w:r>
-    </w:p>
-    <w:p>
-      <w:pPr>
-        <w:pStyle w:val="CommandBlock"/>
-      </w:pPr>
-      <w:r>
-        <w:t>echo '{"service":"contact-api","port":"eighty"}' &gt; service.json</w:t>
+        <w:t>cat ./typescript/service.json</w:t>
+      </w:r>
+    </w:p>
+    <w:p>
+      <w:pPr>
+        <w:pStyle w:val="CommandBlock"/>
+      </w:pPr>
+      <w:r>
+        <w:t>echo '{"service":"contact-api","port":"eighty"}' &gt; ./typescript/service.json</w:t>
       </w:r>
     </w:p>
     <w:p>
@@ -18689,15 +19311,15 @@
         <w:pStyle w:val="CommandBlock"/>
       </w:pPr>
       <w:r>
-        <w:t>cat service.json</w:t>
-      </w:r>
-    </w:p>
-    <w:p>
-      <w:pPr>
-        <w:pStyle w:val="CommandBlock"/>
-      </w:pPr>
-      <w:r>
-        <w:t>echo '{"service":"contact-api","port":8080.5}' &gt; service.json</w:t>
+        <w:t>cat ./typescript/service.json</w:t>
+      </w:r>
+    </w:p>
+    <w:p>
+      <w:pPr>
+        <w:pStyle w:val="CommandBlock"/>
+      </w:pPr>
+      <w:r>
+        <w:t>echo '{"service":"contact-api","port":8080.5}' &gt; ./typescript/service.json</w:t>
       </w:r>
     </w:p>
     <w:p>
@@ -18721,15 +19343,15 @@
         <w:pStyle w:val="CommandBlock"/>
       </w:pPr>
       <w:r>
-        <w:t>cat service.json</w:t>
-      </w:r>
-    </w:p>
-    <w:p>
-      <w:pPr>
-        <w:pStyle w:val="CommandBlock"/>
-      </w:pPr>
-      <w:r>
-        <w:t>echo '8080' &gt; service.json</w:t>
+        <w:t>cat ./typescript/service.json</w:t>
+      </w:r>
+    </w:p>
+    <w:p>
+      <w:pPr>
+        <w:pStyle w:val="CommandBlock"/>
+      </w:pPr>
+      <w:r>
+        <w:t>echo '8080' &gt; ./typescript/service.json</w:t>
       </w:r>
     </w:p>
     <w:p>
@@ -18755,15 +19377,15 @@
         <w:keepNext/>
       </w:pPr>
       <w:r>
-        <w:t>cat service.json</w:t>
-      </w:r>
-    </w:p>
-    <w:p>
-      <w:pPr>
-        <w:pStyle w:val="CommandBlock"/>
-      </w:pPr>
-      <w:r>
-        <w:t>cp service-start.json service.json</w:t>
+        <w:t>cat ./typescript/service.json</w:t>
+      </w:r>
+    </w:p>
+    <w:p>
+      <w:pPr>
+        <w:pStyle w:val="CommandBlock"/>
+      </w:pPr>
+      <w:r>
+        <w:t>cp service-start.json ./typescript/service.json</w:t>
       </w:r>
     </w:p>
     <w:p>
@@ -18789,7 +19411,7 @@
         <w:pStyle w:val="RequiredOutput"/>
       </w:pPr>
       <w:r>
-        <w:t>Error: port in service.json must be between 1 and 65535</w:t>
+        <w:t>Error: port in typescript\service.json must be between 1 and 65535</w:t>
       </w:r>
     </w:p>
     <w:p>
@@ -18815,7 +19437,7 @@
         <w:pStyle w:val="RequiredOutput"/>
       </w:pPr>
       <w:r>
-        <w:t>Error: service.json is not a valid JSON configuration</w:t>
+        <w:t>Error: typescript\service.json is not a valid JSON configuration</w:t>
       </w:r>
     </w:p>
     <w:p>
@@ -18885,7 +19507,7 @@
     </w:p>
     <w:p>
       <w:r>
-        <w:t>Both versions start from the same defaults, replace each one the file names, and save every setting back into service.json; the Basic version does it all in main and trusts what it reads. The Production-Minded version writes the defaults once, in defaultConfig, checks every value in loadConfig, saves through saveConfig, and turns any problem into one Error line and exit code 1 with nothing saved.</w:t>
+        <w:t>Both versions start from the same defaults, replace each one the file names, and save every setting back into the language's own service.json; the Basic version does it all in main and trusts what it reads. The Production-Minded version writes the defaults once, in defaultConfig, checks every value in loadConfig, saves through saveConfig, and turns any problem into one Error line and exit code 1 with nothing saved.</w:t>
       </w:r>
     </w:p>
     <w:p>
@@ -19299,7 +19921,7 @@
         <w:pStyle w:val="ListBullet"/>
       </w:pPr>
       <w:r>
-        <w:t>Run every program from the lesson-3.17 folder, with service.json and service-start.json written by the Configuration File Setup commands and the libraries checked by the Library Check.</w:t>
+        <w:t>Run every program from the lesson-3.17 folder, with service-start.json written by the Configuration File Setup commands and the libraries checked by the Library Check.</w:t>
       </w:r>
     </w:p>
     <w:p>
@@ -19307,7 +19929,7 @@
         <w:pStyle w:val="ListBullet"/>
       </w:pPr>
       <w:r>
-        <w:t>Start every Build and Run block with its Copy-Item line, so every run starts from the starting settings.</w:t>
+        <w:t>Start every Build and Run block with its Copy-Item line, so every run starts from the starting settings in the language's own service.json.</w:t>
       </w:r>
     </w:p>
     <w:p>
@@ -19323,7 +19945,7 @@
         <w:pStyle w:val="ListBullet"/>
       </w:pPr>
       <w:r>
-        <w:t>After a clean run, service.json holds one line of compact JSON with enabled set to false.</w:t>
+        <w:t>After a clean run, the language's service.json holds one line of compact JSON with enabled set to false.</w:t>
       </w:r>
     </w:p>
     <w:p>
@@ -19379,7 +20001,7 @@
         <w:keepNext/>
       </w:pPr>
       <w:r>
-        <w:t>File to load and save: service.json, in the lesson-3.17 folder</w:t>
+        <w:t>File to load and save: service.json, in each language's folder</w:t>
       </w:r>
     </w:p>
     <w:p>
@@ -19388,6 +20010,15 @@
         <w:keepNext/>
       </w:pPr>
       <w:r>
+        <w:t>Starting settings: service-start.json, in the lesson-3.17 folder</w:t>
+      </w:r>
+    </w:p>
+    <w:p>
+      <w:pPr>
+        <w:pStyle w:val="RequiredOutput"/>
+        <w:keepNext/>
+      </w:pPr>
+      <w:r>
         <w:t>Its settings: service "contact-api", environment "staging",</w:t>
       </w:r>
     </w:p>
@@ -19494,7 +20125,7 @@
         <w:keepNext/>
       </w:pPr>
       <w:r>
-        <w:t>Both the Basic and the Production-Minded program, started from the settings in service-start.json, show these lines and end with exit code 0.</w:t>
+        <w:t>Both the Basic and the Production-Minded program, started from the settings in service-start.json, show these lines and end with exit code 0. These are the C lines; each language prints its own folder name in place of c, and on Linux and macOS the path uses / in place of \.</w:t>
       </w:r>
     </w:p>
     <w:p>
@@ -19552,7 +20183,7 @@
         <w:pStyle w:val="RequiredOutput"/>
       </w:pPr>
       <w:r>
-        <w:t>Saved service.json</w:t>
+        <w:t>Saved c\service.json</w:t>
       </w:r>
     </w:p>
     <w:p>
@@ -19735,7 +20366,7 @@
         <w:pStyle w:val="ListBullet"/>
       </w:pPr>
       <w:r>
-        <w:t>The starting service.json was written before this setting existed, so the program prints the default. That is what defaults are for: an older file still works.</w:t>
+        <w:t>The starting settings were written before this setting existed, so the program prints the default. That is what defaults are for: an older file still works.</w:t>
       </w:r>
     </w:p>
     <w:p>
@@ -19743,7 +20374,7 @@
         <w:pStyle w:val="ListBullet"/>
       </w:pPr>
       <w:r>
-        <w:t>Get-Content service.json must then show the same saved line as the clean run, with the new setting saved last: ,"sandbox":"files" just before the closing brace.</w:t>
+        <w:t>Get-Content on the language's service.json (.\c\service.json for C) must then show the same saved line as the clean run, with the new setting saved last: ,"sandbox":"files" just before the closing brace.</w:t>
       </w:r>
     </w:p>
     <w:p>
@@ -19787,7 +20418,7 @@
         <w:keepNext/>
       </w:pPr>
       <w:r>
-        <w:t>With the sandbox setting as well, and exit code 0:</w:t>
+        <w:t>With the sandbox setting as well, and exit code 0. These are the C lines; each language prints its own folder name in place of c, and on Linux and macOS the path uses / in place of \.</w:t>
       </w:r>
     </w:p>
     <w:p>
@@ -19854,7 +20485,7 @@
         <w:pStyle w:val="RequiredOutput"/>
       </w:pPr>
       <w:r>
-        <w:t>Saved service.json</w:t>
+        <w:t>Saved c\service.json</w:t>
       </w:r>
     </w:p>
     <w:p>
@@ -19885,7 +20516,7 @@
         <w:keepNext/>
       </w:pPr>
       <w:r>
-        <w:t>The Contact Manager needs settings of its own: which file holds its contacts, and how to sort them. Save a contacts-settings.json in the lesson-3.17 folder with this one line, pressing Enter after it (notepad contacts-settings.json creates and opens it, as in Chapter 1; nano on Linux or macOS):</w:t>
+        <w:t>The Contact Manager needs settings of its own: which file holds its contacts, and how to sort them. Save a contacts-settings.json in the lesson-3.17 folder with this one line; it is one shared file, because every language only reads it, pressing Enter after it (notepad contacts-settings.json creates and opens it, as in Chapter 1; nano on Linux or macOS):</w:t>
       </w:r>
     </w:p>
     <w:p>
@@ -19937,7 +20568,7 @@
         <w:pStyle w:val="ListBullet"/>
       </w:pPr>
       <w:r>
-        <w:t>After Saved service.json, load contacts-settings.json and print Contacts file: and Sort by:, each followed by its setting.</w:t>
+        <w:t>After the Saved line, load contacts-settings.json and print Contacts file: and Sort by:, each followed by its setting.</w:t>
       </w:r>
     </w:p>
     <w:p>
@@ -19981,7 +20612,7 @@
         <w:keepNext/>
       </w:pPr>
       <w:r>
-        <w:t>With the Contact Manager's settings as well, and exit code 0:</w:t>
+        <w:t>With the Contact Manager's settings as well, and exit code 0. These are the C lines; each language prints its own folder name in place of c, and on Linux and macOS the path uses / in place of \.</w:t>
       </w:r>
     </w:p>
     <w:p>
@@ -20040,7 +20671,7 @@
         <w:keepNext/>
       </w:pPr>
       <w:r>
-        <w:t>Saved service.json</w:t>
+        <w:t>Saved c\service.json</w:t>
       </w:r>
     </w:p>
     <w:p>
@@ -20083,7 +20714,7 @@
         <w:keepNext/>
       </w:pPr>
       <w:r>
-        <w:t>With both changes, and exit code 0:</w:t>
+        <w:t>With both changes, and exit code 0. These are the C lines; each language prints its own folder name in place of c, and on Linux and macOS the path uses / in place of \.</w:t>
       </w:r>
     </w:p>
     <w:p>
@@ -20151,7 +20782,7 @@
         <w:keepNext/>
       </w:pPr>
       <w:r>
-        <w:t>Saved service.json</w:t>
+        <w:t>Saved c\service.json</w:t>
       </w:r>
     </w:p>
     <w:p>
@@ -20207,7 +20838,7 @@
         <w:pStyle w:val="ListBullet"/>
       </w:pPr>
       <w:r>
-        <w:t>I wrote service.json and service-start.json with the Configuration File Setup commands, and Get-Content showed the object.</w:t>
+        <w:t>I wrote service-start.json with the Configuration File Setup commands, and Get-Content showed the object.</w:t>
       </w:r>
     </w:p>
     <w:p>
@@ -20267,10 +20898,10 @@
     </w:p>
     <w:p>
       <w:r>
-        <w:t>A configuration file keeps the settings that differ between places and runs outside the program's code, so they change without a rebuild. Each program started from four documented defaults, read service.json with Lesson 3.15's JSON tools, replaced each default the file named, and kept the default for any key the file left out. It switched the service off and saved every setting back into service.json, a whole-file overwrite after the read had finished. The Edited Configuration Check changed the port and dro</w:t>
-      </w:r>
-      <w:r>
-        <w:t>pped a key, and the unchanged program followed the file. The Production-Minded version wrote the defaults once, refused a port that was not a whole number or was outside 1 to 65535 with one Error line and exit code 1, and left the file as it was. Secrets stay out of files like this one. Lesson 3.18 writes the program's events to a log file.</w:t>
+        <w:t>A configuration file keeps the settings that differ between places and runs outside the program's code, so they change without a rebuild. Each program started from four documented defaults, read service.json with Lesson 3.15's JSON tools, replaced each default the file named, and kept the default for any key the file left out. It switched the service off and saved every setting back into its own language's service.json, a whole-file overwrite after the read had finished. The Edited Configuration Check chang</w:t>
+      </w:r>
+      <w:r>
+        <w:t>ed the port and dropped a key, and the unchanged program followed the file. The Production-Minded version wrote the defaults once, refused a port that was not a whole number or was outside 1 to 65535 with one Error line and exit code 1, and left the file as it was. Secrets stay out of files like this one. Lesson 3.18 writes the program's events to a log file.</w:t>
       </w:r>
     </w:p>
     <w:sectPr>
@@ -20456,31 +21087,31 @@
       </w:rPr>
     </w:lvl>
   </w:abstractNum>
-  <w:num w:numId="1" w16cid:durableId="1934437652">
+  <w:num w:numId="1" w16cid:durableId="94138649">
     <w:abstractNumId w:val="8"/>
   </w:num>
-  <w:num w:numId="2" w16cid:durableId="936523705">
+  <w:num w:numId="2" w16cid:durableId="718475758">
     <w:abstractNumId w:val="6"/>
   </w:num>
-  <w:num w:numId="3" w16cid:durableId="1607343990">
+  <w:num w:numId="3" w16cid:durableId="1178959490">
     <w:abstractNumId w:val="5"/>
   </w:num>
-  <w:num w:numId="4" w16cid:durableId="2032412963">
+  <w:num w:numId="4" w16cid:durableId="2136753716">
     <w:abstractNumId w:val="4"/>
   </w:num>
-  <w:num w:numId="5" w16cid:durableId="1750421718">
+  <w:num w:numId="5" w16cid:durableId="998463534">
     <w:abstractNumId w:val="7"/>
   </w:num>
-  <w:num w:numId="6" w16cid:durableId="761537464">
+  <w:num w:numId="6" w16cid:durableId="1698846810">
     <w:abstractNumId w:val="3"/>
   </w:num>
-  <w:num w:numId="7" w16cid:durableId="1049916318">
+  <w:num w:numId="7" w16cid:durableId="1712148406">
     <w:abstractNumId w:val="2"/>
   </w:num>
-  <w:num w:numId="8" w16cid:durableId="2021806752">
+  <w:num w:numId="8" w16cid:durableId="61753611">
     <w:abstractNumId w:val="1"/>
   </w:num>
-  <w:num w:numId="9" w16cid:durableId="14116287">
+  <w:num w:numId="9" w16cid:durableId="1527018621">
     <w:abstractNumId w:val="0"/>
   </w:num>
 </w:numbering>
